--- a/docs/S3-Agile/s3-review/Sprint Visual Summary Document.docx
+++ b/docs/S3-Agile/s3-review/Sprint Visual Summary Document.docx
@@ -3,13 +3,62 @@
 <w:document xmlns:wpc="http://schemas.microsoft.com/office/word/2010/wordprocessingCanvas" xmlns:cx="http://schemas.microsoft.com/office/drawing/2014/chartex" xmlns:cx1="http://schemas.microsoft.com/office/drawing/2015/9/8/chartex" xmlns:cx2="http://schemas.microsoft.com/office/drawing/2015/10/21/chartex" xmlns:cx3="http://schemas.microsoft.com/office/drawing/2016/5/9/chartex" xmlns:cx4="http://schemas.microsoft.com/office/drawing/2016/5/10/chartex" xmlns:cx5="http://schemas.microsoft.com/office/drawing/2016/5/11/chartex" xmlns:cx6="http://schemas.microsoft.com/office/drawing/2016/5/12/chartex" xmlns:cx7="http://schemas.microsoft.com/office/drawing/2016/5/13/chartex" xmlns:cx8="http://schemas.microsoft.com/office/drawing/2016/5/14/chartex" xmlns:mc="http://schemas.openxmlformats.org/markup-compatibility/2006" xmlns:aink="http://schemas.microsoft.com/office/drawing/2016/ink" xmlns:am3d="http://schemas.microsoft.com/office/drawing/2017/model3d" xmlns:o="urn:schemas-microsoft-com:office:office" xmlns:oel="http://schemas.microsoft.com/office/2019/extlst" xmlns:r="http://schemas.openxmlformats.org/officeDocument/2006/relationships" xmlns:m="http://schemas.openxmlformats.org/officeDocument/2006/math" xmlns:v="urn:schemas-microsoft-com:vml" xmlns:wp14="http://schemas.microsoft.com/office/word/2010/wordprocessingDrawing" xmlns:wp="http://schemas.openxmlformats.org/drawingml/2006/wordprocessingDrawing" xmlns:w10="urn:schemas-microsoft-com:office:word" xmlns:w="http://schemas.openxmlformats.org/wordprocessingml/2006/main" xmlns:w14="http://schemas.microsoft.com/office/word/2010/wordml" xmlns:w15="http://schemas.microsoft.com/office/word/2012/wordml" xmlns:w16cex="http://schemas.microsoft.com/office/word/2018/wordml/cex" xmlns:w16cid="http://schemas.microsoft.com/office/word/2016/wordml/cid" xmlns:w16="http://schemas.microsoft.com/office/word/2018/wordml" xmlns:w16du="http://schemas.microsoft.com/office/word/2023/wordml/word16du" xmlns:w16sdtdh="http://schemas.microsoft.com/office/word/2020/wordml/sdtdatahash" xmlns:w16sdtfl="http://schemas.microsoft.com/office/word/2024/wordml/sdtformatlock" xmlns:w16se="http://schemas.microsoft.com/office/word/2015/wordml/symex" xmlns:wpg="http://schemas.microsoft.com/office/word/2010/wordprocessingGroup" xmlns:wpi="http://schemas.microsoft.com/office/word/2010/wordprocessingInk" xmlns:wne="http://schemas.microsoft.com/office/word/2006/wordml" xmlns:wps="http://schemas.microsoft.com/office/word/2010/wordprocessingShape" mc:Ignorable="w14 w15 w16se w16cid w16 w16cex w16sdtdh w16sdtfl w16du wp14">
   <w:body>
     <w:p>
-      <w:r>
+      <w:pPr>
+        <w:jc w:val="center"/>
+        <w:rPr>
+          <w:sz w:val="40"/>
+          <w:szCs w:val="40"/>
+        </w:rPr>
+      </w:pPr>
+      <w:r>
+        <w:rPr>
+          <w:sz w:val="40"/>
+          <w:szCs w:val="40"/>
+        </w:rPr>
         <w:t>Sprint Visual Summary Document</w:t>
       </w:r>
     </w:p>
     <w:p>
-      <w:r>
-        <w:t>Tristian — Writing Code</w:t>
+      <w:pPr>
+        <w:rPr>
+          <w:sz w:val="28"/>
+          <w:szCs w:val="28"/>
+        </w:rPr>
+      </w:pPr>
+      <w:r>
+        <w:rPr>
+          <w:sz w:val="28"/>
+          <w:szCs w:val="28"/>
+        </w:rPr>
+        <w:t>Tristian</w:t>
+      </w:r>
+      <w:r>
+        <w:rPr>
+          <w:sz w:val="28"/>
+          <w:szCs w:val="28"/>
+        </w:rPr>
+        <w:t xml:space="preserve"> Gatt</w:t>
+      </w:r>
+      <w:r>
+        <w:rPr>
+          <w:sz w:val="28"/>
+          <w:szCs w:val="28"/>
+        </w:rPr>
+        <w:t xml:space="preserve"> — </w:t>
+      </w:r>
+      <w:r>
+        <w:rPr>
+          <w:sz w:val="28"/>
+          <w:szCs w:val="28"/>
+        </w:rPr>
+        <w:t xml:space="preserve">Software </w:t>
+      </w:r>
+      <w:r>
+        <w:rPr>
+          <w:sz w:val="28"/>
+          <w:szCs w:val="28"/>
+        </w:rPr>
+        <w:t>architect lead</w:t>
       </w:r>
     </w:p>
     <w:p>
@@ -66,7 +115,7 @@
                     </pic:cNvPicPr>
                   </pic:nvPicPr>
                   <pic:blipFill>
-                    <a:blip r:embed="rId4">
+                    <a:blip r:embed="rId5">
                       <a:extLst>
                         <a:ext uri="{28A0092B-C50C-407E-A947-70E740481C1C}">
                           <a14:useLocalDpi xmlns:a14="http://schemas.microsoft.com/office/drawing/2010/main" val="0"/>
@@ -135,7 +184,7 @@
                     </pic:cNvPicPr>
                   </pic:nvPicPr>
                   <pic:blipFill>
-                    <a:blip r:embed="rId5">
+                    <a:blip r:embed="rId6">
                       <a:extLst>
                         <a:ext uri="{28A0092B-C50C-407E-A947-70E740481C1C}">
                           <a14:useLocalDpi xmlns:a14="http://schemas.microsoft.com/office/drawing/2010/main" val="0"/>
@@ -168,14 +217,60 @@
       </w:r>
     </w:p>
     <w:p>
-      <w:r>
+      <w:pPr>
+        <w:rPr>
+          <w:sz w:val="28"/>
+          <w:szCs w:val="28"/>
+        </w:rPr>
+      </w:pPr>
+      <w:r>
+        <w:rPr>
+          <w:sz w:val="28"/>
+          <w:szCs w:val="28"/>
+        </w:rPr>
         <w:t>Kenny</w:t>
       </w:r>
       <w:r>
+        <w:rPr>
+          <w:sz w:val="28"/>
+          <w:szCs w:val="28"/>
+        </w:rPr>
+        <w:t xml:space="preserve"> Bacday</w:t>
+      </w:r>
+      <w:r>
+        <w:rPr>
+          <w:sz w:val="28"/>
+          <w:szCs w:val="28"/>
+        </w:rPr>
+        <w:t>an</w:t>
+      </w:r>
+      <w:r>
+        <w:rPr>
+          <w:sz w:val="28"/>
+          <w:szCs w:val="28"/>
+        </w:rPr>
         <w:t xml:space="preserve"> — </w:t>
       </w:r>
       <w:r>
-        <w:t>Testing Code</w:t>
+        <w:rPr>
+          <w:sz w:val="28"/>
+          <w:szCs w:val="28"/>
+        </w:rPr>
+        <w:t>QA</w:t>
+      </w:r>
+      <w:r>
+        <w:rPr>
+          <w:sz w:val="28"/>
+          <w:szCs w:val="28"/>
+        </w:rPr>
+        <w:t xml:space="preserve">/Testing </w:t>
+      </w:r>
+      <w:r>
+        <w:rPr>
+          <w:sz w:val="28"/>
+          <w:szCs w:val="28"/>
+        </w:rPr>
+        <w:t>Lead</w:t>
       </w:r>
     </w:p>
     <w:p>
@@ -214,123 +309,13 @@
         <w:t>Screenshots</w:t>
       </w:r>
     </w:p>
+    <w:p/>
+    <w:p/>
     <w:p>
       <w:r>
         <w:rPr>
           <w:noProof/>
         </w:rPr>
-        <w:drawing>
-          <wp:inline distT="0" distB="0" distL="0" distR="0" wp14:anchorId="48FEEF51" wp14:editId="1CF5E935">
-            <wp:extent cx="5848350" cy="6953250"/>
-            <wp:effectExtent l="0" t="0" r="0" b="0"/>
-            <wp:docPr id="1662625919" name="Picture 6"/>
-            <wp:cNvGraphicFramePr>
-              <a:graphicFrameLocks xmlns:a="http://schemas.openxmlformats.org/drawingml/2006/main" noChangeAspect="1"/>
-            </wp:cNvGraphicFramePr>
-            <a:graphic xmlns:a="http://schemas.openxmlformats.org/drawingml/2006/main">
-              <a:graphicData uri="http://schemas.openxmlformats.org/drawingml/2006/picture">
-                <pic:pic xmlns:pic="http://schemas.openxmlformats.org/drawingml/2006/picture">
-                  <pic:nvPicPr>
-                    <pic:cNvPr id="0" name="Picture 6"/>
-                    <pic:cNvPicPr>
-                      <a:picLocks noChangeAspect="1" noChangeArrowheads="1"/>
-                    </pic:cNvPicPr>
-                  </pic:nvPicPr>
-                  <pic:blipFill>
-                    <a:blip r:embed="rId6">
-                      <a:extLst>
-                        <a:ext uri="{28A0092B-C50C-407E-A947-70E740481C1C}">
-                          <a14:useLocalDpi xmlns:a14="http://schemas.microsoft.com/office/drawing/2010/main" val="0"/>
-                        </a:ext>
-                      </a:extLst>
-                    </a:blip>
-                    <a:srcRect/>
-                    <a:stretch>
-                      <a:fillRect/>
-                    </a:stretch>
-                  </pic:blipFill>
-                  <pic:spPr bwMode="auto">
-                    <a:xfrm>
-                      <a:off x="0" y="0"/>
-                      <a:ext cx="5848350" cy="6953250"/>
-                    </a:xfrm>
-                    <a:prstGeom prst="rect">
-                      <a:avLst/>
-                    </a:prstGeom>
-                    <a:noFill/>
-                    <a:ln>
-                      <a:noFill/>
-                    </a:ln>
-                  </pic:spPr>
-                </pic:pic>
-              </a:graphicData>
-            </a:graphic>
-          </wp:inline>
-        </w:drawing>
-      </w:r>
-    </w:p>
-    <w:p>
-      <w:r>
-        <w:rPr>
-          <w:noProof/>
-        </w:rPr>
-        <w:lastRenderedPageBreak/>
-        <w:drawing>
-          <wp:inline distT="0" distB="0" distL="0" distR="0" wp14:anchorId="04A7B920" wp14:editId="1566EB98">
-            <wp:extent cx="5848350" cy="7258050"/>
-            <wp:effectExtent l="0" t="0" r="0" b="0"/>
-            <wp:docPr id="1050283367" name="Picture 7"/>
-            <wp:cNvGraphicFramePr>
-              <a:graphicFrameLocks xmlns:a="http://schemas.openxmlformats.org/drawingml/2006/main" noChangeAspect="1"/>
-            </wp:cNvGraphicFramePr>
-            <a:graphic xmlns:a="http://schemas.openxmlformats.org/drawingml/2006/main">
-              <a:graphicData uri="http://schemas.openxmlformats.org/drawingml/2006/picture">
-                <pic:pic xmlns:pic="http://schemas.openxmlformats.org/drawingml/2006/picture">
-                  <pic:nvPicPr>
-                    <pic:cNvPr id="0" name="Picture 7"/>
-                    <pic:cNvPicPr>
-                      <a:picLocks noChangeAspect="1" noChangeArrowheads="1"/>
-                    </pic:cNvPicPr>
-                  </pic:nvPicPr>
-                  <pic:blipFill>
-                    <a:blip r:embed="rId7">
-                      <a:extLst>
-                        <a:ext uri="{28A0092B-C50C-407E-A947-70E740481C1C}">
-                          <a14:useLocalDpi xmlns:a14="http://schemas.microsoft.com/office/drawing/2010/main" val="0"/>
-                        </a:ext>
-                      </a:extLst>
-                    </a:blip>
-                    <a:srcRect/>
-                    <a:stretch>
-                      <a:fillRect/>
-                    </a:stretch>
-                  </pic:blipFill>
-                  <pic:spPr bwMode="auto">
-                    <a:xfrm>
-                      <a:off x="0" y="0"/>
-                      <a:ext cx="5848350" cy="7258050"/>
-                    </a:xfrm>
-                    <a:prstGeom prst="rect">
-                      <a:avLst/>
-                    </a:prstGeom>
-                    <a:noFill/>
-                    <a:ln>
-                      <a:noFill/>
-                    </a:ln>
-                  </pic:spPr>
-                </pic:pic>
-              </a:graphicData>
-            </a:graphic>
-          </wp:inline>
-        </w:drawing>
-      </w:r>
-    </w:p>
-    <w:p>
-      <w:r>
-        <w:rPr>
-          <w:noProof/>
-        </w:rPr>
-        <w:lastRenderedPageBreak/>
         <w:drawing>
           <wp:inline distT="0" distB="0" distL="0" distR="0" wp14:anchorId="1EEDFA81" wp14:editId="68EDA3E3">
             <wp:extent cx="2143125" cy="6457950"/>
@@ -349,7 +334,7 @@
                     </pic:cNvPicPr>
                   </pic:nvPicPr>
                   <pic:blipFill>
-                    <a:blip r:embed="rId8">
+                    <a:blip r:embed="rId7">
                       <a:extLst>
                         <a:ext uri="{28A0092B-C50C-407E-A947-70E740481C1C}">
                           <a14:useLocalDpi xmlns:a14="http://schemas.microsoft.com/office/drawing/2010/main" val="0"/>
@@ -382,27 +367,50 @@
       </w:r>
     </w:p>
     <w:p>
-      <w:r>
+      <w:pPr>
+        <w:rPr>
+          <w:sz w:val="28"/>
+          <w:szCs w:val="28"/>
+        </w:rPr>
+      </w:pPr>
+      <w:r>
+        <w:rPr>
+          <w:sz w:val="28"/>
+          <w:szCs w:val="28"/>
+        </w:rPr>
         <w:t>Kim</w:t>
       </w:r>
       <w:r>
-        <w:t xml:space="preserve"> — Writing Code</w:t>
-      </w:r>
-    </w:p>
-    <w:p>
-      <w:r>
+        <w:rPr>
+          <w:sz w:val="28"/>
+          <w:szCs w:val="28"/>
+        </w:rPr>
+        <w:t xml:space="preserve"> Mayo</w:t>
+      </w:r>
+      <w:r>
+        <w:rPr>
+          <w:sz w:val="28"/>
+          <w:szCs w:val="28"/>
+        </w:rPr>
+        <w:t xml:space="preserve"> — </w:t>
+      </w:r>
+      <w:r>
+        <w:rPr>
+          <w:sz w:val="28"/>
+          <w:szCs w:val="28"/>
+        </w:rPr>
+        <w:t>Product Owner</w:t>
+      </w:r>
+    </w:p>
+    <w:p>
+      <w:r>
+        <w:lastRenderedPageBreak/>
         <w:t>Kim concentrated on moving her feature work forward this sprint, completing several planned tasks and clearing blockers that had been slowing progress. She also partnered closely with teammates to review PRs and align on requirements for upcoming work.</w:t>
       </w:r>
     </w:p>
     <w:p>
       <w:r>
-        <w:t>She completed the</w:t>
-      </w:r>
-      <w:r>
-        <w:t xml:space="preserve"> stories</w:t>
-      </w:r>
-      <w:r>
-        <w:t>.</w:t>
+        <w:t>She completed the stories.</w:t>
       </w:r>
     </w:p>
     <w:p>
@@ -415,7 +423,6 @@
         <w:rPr>
           <w:noProof/>
         </w:rPr>
-        <w:lastRenderedPageBreak/>
         <w:drawing>
           <wp:inline distT="0" distB="0" distL="0" distR="0" wp14:anchorId="3A668572" wp14:editId="51B8D921">
             <wp:extent cx="5943600" cy="3562350"/>
@@ -434,7 +441,7 @@
                     </pic:cNvPicPr>
                   </pic:nvPicPr>
                   <pic:blipFill>
-                    <a:blip r:embed="rId9">
+                    <a:blip r:embed="rId8">
                       <a:extLst>
                         <a:ext uri="{28A0092B-C50C-407E-A947-70E740481C1C}">
                           <a14:useLocalDpi xmlns:a14="http://schemas.microsoft.com/office/drawing/2010/main" val="0"/>
@@ -467,6 +474,2753 @@
       </w:r>
     </w:p>
     <w:p/>
+    <w:p>
+      <w:pPr>
+        <w:rPr>
+          <w:sz w:val="28"/>
+          <w:szCs w:val="28"/>
+        </w:rPr>
+      </w:pPr>
+      <w:r>
+        <w:rPr>
+          <w:sz w:val="28"/>
+          <w:szCs w:val="28"/>
+        </w:rPr>
+        <w:t xml:space="preserve">Caleb- </w:t>
+      </w:r>
+      <w:r>
+        <w:rPr>
+          <w:sz w:val="28"/>
+          <w:szCs w:val="28"/>
+        </w:rPr>
+        <w:t>Technical Writer</w:t>
+      </w:r>
+    </w:p>
+    <w:p>
+      <w:r>
+        <w:t>Caleb is a detail</w:t>
+      </w:r>
+      <w:r>
+        <w:rPr>
+          <w:rFonts w:ascii="Cambria Math" w:hAnsi="Cambria Math" w:cs="Cambria Math"/>
+        </w:rPr>
+        <w:t>‑</w:t>
+      </w:r>
+      <w:r>
+        <w:t>driven technical writer who excels at transforming complex concepts into clear, accessible, and user</w:t>
+      </w:r>
+      <w:r>
+        <w:rPr>
+          <w:rFonts w:ascii="Cambria Math" w:hAnsi="Cambria Math" w:cs="Cambria Math"/>
+        </w:rPr>
+        <w:t>‑</w:t>
+      </w:r>
+      <w:r>
+        <w:t>focused documentation. With a strong command of structured writing, information architecture, and modern documentation tools, he creates content that supports both technical and non</w:t>
+      </w:r>
+      <w:r>
+        <w:rPr>
+          <w:rFonts w:ascii="Cambria Math" w:hAnsi="Cambria Math" w:cs="Cambria Math"/>
+        </w:rPr>
+        <w:t>‑</w:t>
+      </w:r>
+      <w:r>
+        <w:t>technical audiences.</w:t>
+      </w:r>
+    </w:p>
+    <w:p>
+      <w:r>
+        <w:t>He completed his user stories.</w:t>
+      </w:r>
+    </w:p>
+    <w:p>
+      <w:r>
+        <w:t>Screenshots</w:t>
+      </w:r>
+    </w:p>
+    <w:p>
+      <w:r>
+        <w:rPr>
+          <w:noProof/>
+        </w:rPr>
+        <w:lastRenderedPageBreak/>
+        <w:drawing>
+          <wp:inline distT="0" distB="0" distL="0" distR="0" wp14:anchorId="6C7FC5A5" wp14:editId="4FD1A86C">
+            <wp:extent cx="5934075" cy="2133600"/>
+            <wp:effectExtent l="0" t="0" r="9525" b="0"/>
+            <wp:docPr id="438628543" name="Picture 1"/>
+            <wp:cNvGraphicFramePr>
+              <a:graphicFrameLocks xmlns:a="http://schemas.openxmlformats.org/drawingml/2006/main" noChangeAspect="1"/>
+            </wp:cNvGraphicFramePr>
+            <a:graphic xmlns:a="http://schemas.openxmlformats.org/drawingml/2006/main">
+              <a:graphicData uri="http://schemas.openxmlformats.org/drawingml/2006/picture">
+                <pic:pic xmlns:pic="http://schemas.openxmlformats.org/drawingml/2006/picture">
+                  <pic:nvPicPr>
+                    <pic:cNvPr id="0" name="Picture 1"/>
+                    <pic:cNvPicPr>
+                      <a:picLocks noChangeAspect="1" noChangeArrowheads="1"/>
+                    </pic:cNvPicPr>
+                  </pic:nvPicPr>
+                  <pic:blipFill>
+                    <a:blip r:embed="rId9">
+                      <a:extLst>
+                        <a:ext uri="{28A0092B-C50C-407E-A947-70E740481C1C}">
+                          <a14:useLocalDpi xmlns:a14="http://schemas.microsoft.com/office/drawing/2010/main" val="0"/>
+                        </a:ext>
+                      </a:extLst>
+                    </a:blip>
+                    <a:srcRect/>
+                    <a:stretch>
+                      <a:fillRect/>
+                    </a:stretch>
+                  </pic:blipFill>
+                  <pic:spPr bwMode="auto">
+                    <a:xfrm>
+                      <a:off x="0" y="0"/>
+                      <a:ext cx="5934075" cy="2133600"/>
+                    </a:xfrm>
+                    <a:prstGeom prst="rect">
+                      <a:avLst/>
+                    </a:prstGeom>
+                    <a:noFill/>
+                    <a:ln>
+                      <a:noFill/>
+                    </a:ln>
+                  </pic:spPr>
+                </pic:pic>
+              </a:graphicData>
+            </a:graphic>
+          </wp:inline>
+        </w:drawing>
+      </w:r>
+    </w:p>
+    <w:p>
+      <w:r>
+        <w:rPr>
+          <w:noProof/>
+        </w:rPr>
+        <w:drawing>
+          <wp:inline distT="0" distB="0" distL="0" distR="0" wp14:anchorId="0818989C" wp14:editId="1B9F7472">
+            <wp:extent cx="5924550" cy="3590925"/>
+            <wp:effectExtent l="0" t="0" r="0" b="9525"/>
+            <wp:docPr id="1088357904" name="Picture 2"/>
+            <wp:cNvGraphicFramePr>
+              <a:graphicFrameLocks xmlns:a="http://schemas.openxmlformats.org/drawingml/2006/main" noChangeAspect="1"/>
+            </wp:cNvGraphicFramePr>
+            <a:graphic xmlns:a="http://schemas.openxmlformats.org/drawingml/2006/main">
+              <a:graphicData uri="http://schemas.openxmlformats.org/drawingml/2006/picture">
+                <pic:pic xmlns:pic="http://schemas.openxmlformats.org/drawingml/2006/picture">
+                  <pic:nvPicPr>
+                    <pic:cNvPr id="0" name="Picture 2"/>
+                    <pic:cNvPicPr>
+                      <a:picLocks noChangeAspect="1" noChangeArrowheads="1"/>
+                    </pic:cNvPicPr>
+                  </pic:nvPicPr>
+                  <pic:blipFill>
+                    <a:blip r:embed="rId10" cstate="print">
+                      <a:extLst>
+                        <a:ext uri="{28A0092B-C50C-407E-A947-70E740481C1C}">
+                          <a14:useLocalDpi xmlns:a14="http://schemas.microsoft.com/office/drawing/2010/main" val="0"/>
+                        </a:ext>
+                      </a:extLst>
+                    </a:blip>
+                    <a:srcRect/>
+                    <a:stretch>
+                      <a:fillRect/>
+                    </a:stretch>
+                  </pic:blipFill>
+                  <pic:spPr bwMode="auto">
+                    <a:xfrm>
+                      <a:off x="0" y="0"/>
+                      <a:ext cx="5924550" cy="3590925"/>
+                    </a:xfrm>
+                    <a:prstGeom prst="rect">
+                      <a:avLst/>
+                    </a:prstGeom>
+                    <a:noFill/>
+                    <a:ln>
+                      <a:noFill/>
+                    </a:ln>
+                  </pic:spPr>
+                </pic:pic>
+              </a:graphicData>
+            </a:graphic>
+          </wp:inline>
+        </w:drawing>
+      </w:r>
+    </w:p>
+    <w:p>
+      <w:r>
+        <w:rPr>
+          <w:noProof/>
+        </w:rPr>
+        <w:lastRenderedPageBreak/>
+        <w:drawing>
+          <wp:inline distT="0" distB="0" distL="0" distR="0" wp14:anchorId="14D066A5" wp14:editId="629CB631">
+            <wp:extent cx="5934075" cy="4648200"/>
+            <wp:effectExtent l="0" t="0" r="9525" b="0"/>
+            <wp:docPr id="177508256" name="Picture 3"/>
+            <wp:cNvGraphicFramePr>
+              <a:graphicFrameLocks xmlns:a="http://schemas.openxmlformats.org/drawingml/2006/main" noChangeAspect="1"/>
+            </wp:cNvGraphicFramePr>
+            <a:graphic xmlns:a="http://schemas.openxmlformats.org/drawingml/2006/main">
+              <a:graphicData uri="http://schemas.openxmlformats.org/drawingml/2006/picture">
+                <pic:pic xmlns:pic="http://schemas.openxmlformats.org/drawingml/2006/picture">
+                  <pic:nvPicPr>
+                    <pic:cNvPr id="0" name="Picture 3"/>
+                    <pic:cNvPicPr>
+                      <a:picLocks noChangeAspect="1" noChangeArrowheads="1"/>
+                    </pic:cNvPicPr>
+                  </pic:nvPicPr>
+                  <pic:blipFill>
+                    <a:blip r:embed="rId11">
+                      <a:extLst>
+                        <a:ext uri="{28A0092B-C50C-407E-A947-70E740481C1C}">
+                          <a14:useLocalDpi xmlns:a14="http://schemas.microsoft.com/office/drawing/2010/main" val="0"/>
+                        </a:ext>
+                      </a:extLst>
+                    </a:blip>
+                    <a:srcRect/>
+                    <a:stretch>
+                      <a:fillRect/>
+                    </a:stretch>
+                  </pic:blipFill>
+                  <pic:spPr bwMode="auto">
+                    <a:xfrm>
+                      <a:off x="0" y="0"/>
+                      <a:ext cx="5934075" cy="4648200"/>
+                    </a:xfrm>
+                    <a:prstGeom prst="rect">
+                      <a:avLst/>
+                    </a:prstGeom>
+                    <a:noFill/>
+                    <a:ln>
+                      <a:noFill/>
+                    </a:ln>
+                  </pic:spPr>
+                </pic:pic>
+              </a:graphicData>
+            </a:graphic>
+          </wp:inline>
+        </w:drawing>
+      </w:r>
+    </w:p>
+    <w:p>
+      <w:r>
+        <w:rPr>
+          <w:noProof/>
+        </w:rPr>
+        <w:lastRenderedPageBreak/>
+        <w:drawing>
+          <wp:inline distT="0" distB="0" distL="0" distR="0" wp14:anchorId="4CBC79B5" wp14:editId="19A16724">
+            <wp:extent cx="5934075" cy="4791075"/>
+            <wp:effectExtent l="0" t="0" r="9525" b="9525"/>
+            <wp:docPr id="462575788" name="Picture 4"/>
+            <wp:cNvGraphicFramePr>
+              <a:graphicFrameLocks xmlns:a="http://schemas.openxmlformats.org/drawingml/2006/main" noChangeAspect="1"/>
+            </wp:cNvGraphicFramePr>
+            <a:graphic xmlns:a="http://schemas.openxmlformats.org/drawingml/2006/main">
+              <a:graphicData uri="http://schemas.openxmlformats.org/drawingml/2006/picture">
+                <pic:pic xmlns:pic="http://schemas.openxmlformats.org/drawingml/2006/picture">
+                  <pic:nvPicPr>
+                    <pic:cNvPr id="0" name="Picture 4"/>
+                    <pic:cNvPicPr>
+                      <a:picLocks noChangeAspect="1" noChangeArrowheads="1"/>
+                    </pic:cNvPicPr>
+                  </pic:nvPicPr>
+                  <pic:blipFill>
+                    <a:blip r:embed="rId12">
+                      <a:extLst>
+                        <a:ext uri="{28A0092B-C50C-407E-A947-70E740481C1C}">
+                          <a14:useLocalDpi xmlns:a14="http://schemas.microsoft.com/office/drawing/2010/main" val="0"/>
+                        </a:ext>
+                      </a:extLst>
+                    </a:blip>
+                    <a:srcRect/>
+                    <a:stretch>
+                      <a:fillRect/>
+                    </a:stretch>
+                  </pic:blipFill>
+                  <pic:spPr bwMode="auto">
+                    <a:xfrm>
+                      <a:off x="0" y="0"/>
+                      <a:ext cx="5934075" cy="4791075"/>
+                    </a:xfrm>
+                    <a:prstGeom prst="rect">
+                      <a:avLst/>
+                    </a:prstGeom>
+                    <a:noFill/>
+                    <a:ln>
+                      <a:noFill/>
+                    </a:ln>
+                  </pic:spPr>
+                </pic:pic>
+              </a:graphicData>
+            </a:graphic>
+          </wp:inline>
+        </w:drawing>
+      </w:r>
+    </w:p>
+    <w:p>
+      <w:r>
+        <w:rPr>
+          <w:noProof/>
+        </w:rPr>
+        <w:lastRenderedPageBreak/>
+        <w:drawing>
+          <wp:inline distT="0" distB="0" distL="0" distR="0" wp14:anchorId="642BBCCF" wp14:editId="15D80F73">
+            <wp:extent cx="5934075" cy="6105525"/>
+            <wp:effectExtent l="0" t="0" r="9525" b="9525"/>
+            <wp:docPr id="2127666773" name="Picture 6"/>
+            <wp:cNvGraphicFramePr>
+              <a:graphicFrameLocks xmlns:a="http://schemas.openxmlformats.org/drawingml/2006/main" noChangeAspect="1"/>
+            </wp:cNvGraphicFramePr>
+            <a:graphic xmlns:a="http://schemas.openxmlformats.org/drawingml/2006/main">
+              <a:graphicData uri="http://schemas.openxmlformats.org/drawingml/2006/picture">
+                <pic:pic xmlns:pic="http://schemas.openxmlformats.org/drawingml/2006/picture">
+                  <pic:nvPicPr>
+                    <pic:cNvPr id="0" name="Picture 6"/>
+                    <pic:cNvPicPr>
+                      <a:picLocks noChangeAspect="1" noChangeArrowheads="1"/>
+                    </pic:cNvPicPr>
+                  </pic:nvPicPr>
+                  <pic:blipFill>
+                    <a:blip r:embed="rId13">
+                      <a:extLst>
+                        <a:ext uri="{28A0092B-C50C-407E-A947-70E740481C1C}">
+                          <a14:useLocalDpi xmlns:a14="http://schemas.microsoft.com/office/drawing/2010/main" val="0"/>
+                        </a:ext>
+                      </a:extLst>
+                    </a:blip>
+                    <a:srcRect/>
+                    <a:stretch>
+                      <a:fillRect/>
+                    </a:stretch>
+                  </pic:blipFill>
+                  <pic:spPr bwMode="auto">
+                    <a:xfrm>
+                      <a:off x="0" y="0"/>
+                      <a:ext cx="5934075" cy="6105525"/>
+                    </a:xfrm>
+                    <a:prstGeom prst="rect">
+                      <a:avLst/>
+                    </a:prstGeom>
+                    <a:noFill/>
+                    <a:ln>
+                      <a:noFill/>
+                    </a:ln>
+                  </pic:spPr>
+                </pic:pic>
+              </a:graphicData>
+            </a:graphic>
+          </wp:inline>
+        </w:drawing>
+      </w:r>
+    </w:p>
+    <w:p>
+      <w:pPr>
+        <w:rPr>
+          <w:sz w:val="28"/>
+          <w:szCs w:val="28"/>
+        </w:rPr>
+      </w:pPr>
+      <w:r>
+        <w:rPr>
+          <w:sz w:val="28"/>
+          <w:szCs w:val="28"/>
+        </w:rPr>
+        <w:t>Serina- Project Manager</w:t>
+      </w:r>
+    </w:p>
+    <w:p>
+      <w:pPr>
+        <w:rPr>
+          <w:sz w:val="28"/>
+          <w:szCs w:val="28"/>
+        </w:rPr>
+      </w:pPr>
+      <w:r>
+        <w:rPr>
+          <w:sz w:val="28"/>
+          <w:szCs w:val="28"/>
+        </w:rPr>
+        <w:t>Serina is a project manager known for her organized leadership style, strong communication skills, and ability to guide teams through complex, multi</w:t>
+      </w:r>
+      <w:r>
+        <w:rPr>
+          <w:rFonts w:ascii="Cambria Math" w:hAnsi="Cambria Math" w:cs="Cambria Math"/>
+          <w:sz w:val="28"/>
+          <w:szCs w:val="28"/>
+        </w:rPr>
+        <w:t>‑</w:t>
+      </w:r>
+      <w:r>
+        <w:rPr>
+          <w:sz w:val="28"/>
+          <w:szCs w:val="28"/>
+        </w:rPr>
+        <w:t>step initiatives. She excels at coordinating people, processes, and timelines, ensuring that projects move forward smoothly and stakeholders remain aligned.</w:t>
+      </w:r>
+    </w:p>
+    <w:p>
+      <w:pPr>
+        <w:rPr>
+          <w:sz w:val="28"/>
+          <w:szCs w:val="28"/>
+        </w:rPr>
+      </w:pPr>
+      <w:r>
+        <w:rPr>
+          <w:sz w:val="28"/>
+          <w:szCs w:val="28"/>
+        </w:rPr>
+        <w:lastRenderedPageBreak/>
+        <w:t xml:space="preserve">Her approach </w:t>
+      </w:r>
+      <w:proofErr w:type="gramStart"/>
+      <w:r>
+        <w:rPr>
+          <w:sz w:val="28"/>
+          <w:szCs w:val="28"/>
+        </w:rPr>
+        <w:t>blends</w:t>
+      </w:r>
+      <w:proofErr w:type="gramEnd"/>
+      <w:r>
+        <w:rPr>
+          <w:sz w:val="28"/>
+          <w:szCs w:val="28"/>
+        </w:rPr>
+        <w:t xml:space="preserve"> structure and adaptability—she plans carefully but adjusts quickly when priorities shift.</w:t>
+      </w:r>
+    </w:p>
+    <w:p>
+      <w:pPr>
+        <w:rPr>
+          <w:sz w:val="28"/>
+          <w:szCs w:val="28"/>
+        </w:rPr>
+      </w:pPr>
+      <w:r>
+        <w:rPr>
+          <w:sz w:val="28"/>
+          <w:szCs w:val="28"/>
+        </w:rPr>
+        <w:t>She has completed several user stories.</w:t>
+      </w:r>
+    </w:p>
+    <w:p>
+      <w:pPr>
+        <w:rPr>
+          <w:sz w:val="28"/>
+          <w:szCs w:val="28"/>
+        </w:rPr>
+      </w:pPr>
+      <w:r>
+        <w:rPr>
+          <w:sz w:val="28"/>
+          <w:szCs w:val="28"/>
+        </w:rPr>
+        <w:t>Screenshots</w:t>
+      </w:r>
+    </w:p>
+    <w:p>
+      <w:r>
+        <w:rPr>
+          <w:noProof/>
+          <w:sz w:val="28"/>
+          <w:szCs w:val="28"/>
+        </w:rPr>
+        <w:drawing>
+          <wp:inline distT="0" distB="0" distL="0" distR="0" wp14:anchorId="185FAD35" wp14:editId="229328C0">
+            <wp:extent cx="5934075" cy="3143250"/>
+            <wp:effectExtent l="0" t="0" r="9525" b="0"/>
+            <wp:docPr id="1219246907" name="Picture 1"/>
+            <wp:cNvGraphicFramePr>
+              <a:graphicFrameLocks xmlns:a="http://schemas.openxmlformats.org/drawingml/2006/main" noChangeAspect="1"/>
+            </wp:cNvGraphicFramePr>
+            <a:graphic xmlns:a="http://schemas.openxmlformats.org/drawingml/2006/main">
+              <a:graphicData uri="http://schemas.openxmlformats.org/drawingml/2006/picture">
+                <pic:pic xmlns:pic="http://schemas.openxmlformats.org/drawingml/2006/picture">
+                  <pic:nvPicPr>
+                    <pic:cNvPr id="0" name="Picture 1"/>
+                    <pic:cNvPicPr>
+                      <a:picLocks noChangeAspect="1" noChangeArrowheads="1"/>
+                    </pic:cNvPicPr>
+                  </pic:nvPicPr>
+                  <pic:blipFill>
+                    <a:blip r:embed="rId14">
+                      <a:extLst>
+                        <a:ext uri="{28A0092B-C50C-407E-A947-70E740481C1C}">
+                          <a14:useLocalDpi xmlns:a14="http://schemas.microsoft.com/office/drawing/2010/main" val="0"/>
+                        </a:ext>
+                      </a:extLst>
+                    </a:blip>
+                    <a:srcRect/>
+                    <a:stretch>
+                      <a:fillRect/>
+                    </a:stretch>
+                  </pic:blipFill>
+                  <pic:spPr bwMode="auto">
+                    <a:xfrm>
+                      <a:off x="0" y="0"/>
+                      <a:ext cx="5934075" cy="3143250"/>
+                    </a:xfrm>
+                    <a:prstGeom prst="rect">
+                      <a:avLst/>
+                    </a:prstGeom>
+                    <a:noFill/>
+                    <a:ln>
+                      <a:noFill/>
+                    </a:ln>
+                  </pic:spPr>
+                </pic:pic>
+              </a:graphicData>
+            </a:graphic>
+          </wp:inline>
+        </w:drawing>
+      </w:r>
+    </w:p>
+    <w:p>
+      <w:r>
+        <w:rPr>
+          <w:noProof/>
+        </w:rPr>
+        <w:drawing>
+          <wp:inline distT="0" distB="0" distL="0" distR="0" wp14:anchorId="23EE5280" wp14:editId="08EC22D7">
+            <wp:extent cx="5943600" cy="3181350"/>
+            <wp:effectExtent l="0" t="0" r="0" b="0"/>
+            <wp:docPr id="661226314" name="Picture 2"/>
+            <wp:cNvGraphicFramePr>
+              <a:graphicFrameLocks xmlns:a="http://schemas.openxmlformats.org/drawingml/2006/main" noChangeAspect="1"/>
+            </wp:cNvGraphicFramePr>
+            <a:graphic xmlns:a="http://schemas.openxmlformats.org/drawingml/2006/main">
+              <a:graphicData uri="http://schemas.openxmlformats.org/drawingml/2006/picture">
+                <pic:pic xmlns:pic="http://schemas.openxmlformats.org/drawingml/2006/picture">
+                  <pic:nvPicPr>
+                    <pic:cNvPr id="0" name="Picture 2"/>
+                    <pic:cNvPicPr>
+                      <a:picLocks noChangeAspect="1" noChangeArrowheads="1"/>
+                    </pic:cNvPicPr>
+                  </pic:nvPicPr>
+                  <pic:blipFill>
+                    <a:blip r:embed="rId15">
+                      <a:extLst>
+                        <a:ext uri="{28A0092B-C50C-407E-A947-70E740481C1C}">
+                          <a14:useLocalDpi xmlns:a14="http://schemas.microsoft.com/office/drawing/2010/main" val="0"/>
+                        </a:ext>
+                      </a:extLst>
+                    </a:blip>
+                    <a:srcRect/>
+                    <a:stretch>
+                      <a:fillRect/>
+                    </a:stretch>
+                  </pic:blipFill>
+                  <pic:spPr bwMode="auto">
+                    <a:xfrm>
+                      <a:off x="0" y="0"/>
+                      <a:ext cx="5943600" cy="3181350"/>
+                    </a:xfrm>
+                    <a:prstGeom prst="rect">
+                      <a:avLst/>
+                    </a:prstGeom>
+                    <a:noFill/>
+                    <a:ln>
+                      <a:noFill/>
+                    </a:ln>
+                  </pic:spPr>
+                </pic:pic>
+              </a:graphicData>
+            </a:graphic>
+          </wp:inline>
+        </w:drawing>
+      </w:r>
+    </w:p>
+    <w:p>
+      <w:r>
+        <w:rPr>
+          <w:noProof/>
+        </w:rPr>
+        <w:lastRenderedPageBreak/>
+        <w:drawing>
+          <wp:inline distT="0" distB="0" distL="0" distR="0" wp14:anchorId="7ABAD8CD" wp14:editId="253DDCD5">
+            <wp:extent cx="5934075" cy="6200775"/>
+            <wp:effectExtent l="0" t="0" r="9525" b="9525"/>
+            <wp:docPr id="407151055" name="Picture 3"/>
+            <wp:cNvGraphicFramePr>
+              <a:graphicFrameLocks xmlns:a="http://schemas.openxmlformats.org/drawingml/2006/main" noChangeAspect="1"/>
+            </wp:cNvGraphicFramePr>
+            <a:graphic xmlns:a="http://schemas.openxmlformats.org/drawingml/2006/main">
+              <a:graphicData uri="http://schemas.openxmlformats.org/drawingml/2006/picture">
+                <pic:pic xmlns:pic="http://schemas.openxmlformats.org/drawingml/2006/picture">
+                  <pic:nvPicPr>
+                    <pic:cNvPr id="0" name="Picture 3"/>
+                    <pic:cNvPicPr>
+                      <a:picLocks noChangeAspect="1" noChangeArrowheads="1"/>
+                    </pic:cNvPicPr>
+                  </pic:nvPicPr>
+                  <pic:blipFill>
+                    <a:blip r:embed="rId16">
+                      <a:extLst>
+                        <a:ext uri="{28A0092B-C50C-407E-A947-70E740481C1C}">
+                          <a14:useLocalDpi xmlns:a14="http://schemas.microsoft.com/office/drawing/2010/main" val="0"/>
+                        </a:ext>
+                      </a:extLst>
+                    </a:blip>
+                    <a:srcRect/>
+                    <a:stretch>
+                      <a:fillRect/>
+                    </a:stretch>
+                  </pic:blipFill>
+                  <pic:spPr bwMode="auto">
+                    <a:xfrm>
+                      <a:off x="0" y="0"/>
+                      <a:ext cx="5934075" cy="6200775"/>
+                    </a:xfrm>
+                    <a:prstGeom prst="rect">
+                      <a:avLst/>
+                    </a:prstGeom>
+                    <a:noFill/>
+                    <a:ln>
+                      <a:noFill/>
+                    </a:ln>
+                  </pic:spPr>
+                </pic:pic>
+              </a:graphicData>
+            </a:graphic>
+          </wp:inline>
+        </w:drawing>
+      </w:r>
+    </w:p>
+    <w:p/>
+    <w:p>
+      <w:pPr>
+        <w:rPr>
+          <w:sz w:val="28"/>
+          <w:szCs w:val="28"/>
+        </w:rPr>
+      </w:pPr>
+      <w:r>
+        <w:t>Rachel -</w:t>
+      </w:r>
+      <w:r>
+        <w:rPr>
+          <w:sz w:val="28"/>
+          <w:szCs w:val="28"/>
+        </w:rPr>
+        <w:t>Frontend Development Lead</w:t>
+      </w:r>
+    </w:p>
+    <w:p>
+      <w:pPr>
+        <w:rPr>
+          <w:sz w:val="28"/>
+          <w:szCs w:val="28"/>
+        </w:rPr>
+      </w:pPr>
+      <w:r>
+        <w:rPr>
+          <w:sz w:val="28"/>
+          <w:szCs w:val="28"/>
+        </w:rPr>
+        <w:t>Rachel is a highly capable and forward</w:t>
+      </w:r>
+      <w:r>
+        <w:rPr>
+          <w:rFonts w:ascii="Cambria Math" w:hAnsi="Cambria Math" w:cs="Cambria Math"/>
+          <w:sz w:val="28"/>
+          <w:szCs w:val="28"/>
+        </w:rPr>
+        <w:t>‑</w:t>
+      </w:r>
+      <w:r>
+        <w:rPr>
+          <w:sz w:val="28"/>
+          <w:szCs w:val="28"/>
+        </w:rPr>
+        <w:t xml:space="preserve">thinking Frontend Development Lead who consistently elevates both the technical quality and collaborative culture of her team. She combines deep expertise in modern web technologies with a </w:t>
+      </w:r>
+      <w:r>
+        <w:rPr>
+          <w:sz w:val="28"/>
+          <w:szCs w:val="28"/>
+        </w:rPr>
+        <w:lastRenderedPageBreak/>
+        <w:t>strong sense of ownership, enabling her to deliver scalable, maintainable, and user</w:t>
+      </w:r>
+      <w:r>
+        <w:rPr>
+          <w:rFonts w:ascii="Cambria Math" w:hAnsi="Cambria Math" w:cs="Cambria Math"/>
+          <w:sz w:val="28"/>
+          <w:szCs w:val="28"/>
+        </w:rPr>
+        <w:t>‑</w:t>
+      </w:r>
+      <w:r>
+        <w:rPr>
+          <w:sz w:val="28"/>
+          <w:szCs w:val="28"/>
+        </w:rPr>
+        <w:t>centered solutions across complex product surfaces.</w:t>
+      </w:r>
+    </w:p>
+    <w:p>
+      <w:pPr>
+        <w:rPr>
+          <w:sz w:val="28"/>
+          <w:szCs w:val="28"/>
+        </w:rPr>
+      </w:pPr>
+      <w:r>
+        <w:rPr>
+          <w:sz w:val="28"/>
+          <w:szCs w:val="28"/>
+        </w:rPr>
+        <w:t>She had several user stories.</w:t>
+      </w:r>
+    </w:p>
+    <w:p>
+      <w:pPr>
+        <w:rPr>
+          <w:sz w:val="28"/>
+          <w:szCs w:val="28"/>
+        </w:rPr>
+      </w:pPr>
+      <w:r>
+        <w:rPr>
+          <w:sz w:val="28"/>
+          <w:szCs w:val="28"/>
+        </w:rPr>
+        <w:t>Screenshots</w:t>
+      </w:r>
+    </w:p>
+    <w:p>
+      <w:pPr>
+        <w:rPr>
+          <w:sz w:val="28"/>
+          <w:szCs w:val="28"/>
+        </w:rPr>
+      </w:pPr>
+      <w:r>
+        <w:rPr>
+          <w:noProof/>
+          <w:sz w:val="28"/>
+          <w:szCs w:val="28"/>
+        </w:rPr>
+        <w:drawing>
+          <wp:inline distT="0" distB="0" distL="0" distR="0" wp14:anchorId="058F4209" wp14:editId="16212638">
+            <wp:extent cx="5934075" cy="4619625"/>
+            <wp:effectExtent l="0" t="0" r="9525" b="9525"/>
+            <wp:docPr id="1561714850" name="Picture 1"/>
+            <wp:cNvGraphicFramePr>
+              <a:graphicFrameLocks xmlns:a="http://schemas.openxmlformats.org/drawingml/2006/main" noChangeAspect="1"/>
+            </wp:cNvGraphicFramePr>
+            <a:graphic xmlns:a="http://schemas.openxmlformats.org/drawingml/2006/main">
+              <a:graphicData uri="http://schemas.openxmlformats.org/drawingml/2006/picture">
+                <pic:pic xmlns:pic="http://schemas.openxmlformats.org/drawingml/2006/picture">
+                  <pic:nvPicPr>
+                    <pic:cNvPr id="0" name="Picture 1"/>
+                    <pic:cNvPicPr>
+                      <a:picLocks noChangeAspect="1" noChangeArrowheads="1"/>
+                    </pic:cNvPicPr>
+                  </pic:nvPicPr>
+                  <pic:blipFill>
+                    <a:blip r:embed="rId17">
+                      <a:extLst>
+                        <a:ext uri="{28A0092B-C50C-407E-A947-70E740481C1C}">
+                          <a14:useLocalDpi xmlns:a14="http://schemas.microsoft.com/office/drawing/2010/main" val="0"/>
+                        </a:ext>
+                      </a:extLst>
+                    </a:blip>
+                    <a:srcRect/>
+                    <a:stretch>
+                      <a:fillRect/>
+                    </a:stretch>
+                  </pic:blipFill>
+                  <pic:spPr bwMode="auto">
+                    <a:xfrm>
+                      <a:off x="0" y="0"/>
+                      <a:ext cx="5934075" cy="4619625"/>
+                    </a:xfrm>
+                    <a:prstGeom prst="rect">
+                      <a:avLst/>
+                    </a:prstGeom>
+                    <a:noFill/>
+                    <a:ln>
+                      <a:noFill/>
+                    </a:ln>
+                  </pic:spPr>
+                </pic:pic>
+              </a:graphicData>
+            </a:graphic>
+          </wp:inline>
+        </w:drawing>
+      </w:r>
+    </w:p>
+    <w:p>
+      <w:pPr>
+        <w:rPr>
+          <w:sz w:val="28"/>
+          <w:szCs w:val="28"/>
+        </w:rPr>
+      </w:pPr>
+    </w:p>
+    <w:p>
+      <w:pPr>
+        <w:rPr>
+          <w:b/>
+          <w:bCs/>
+        </w:rPr>
+      </w:pPr>
+      <w:r>
+        <w:rPr>
+          <w:b/>
+          <w:bCs/>
+        </w:rPr>
+        <w:t>Full Test Suite for Authentication + Password Reset</w:t>
+      </w:r>
+    </w:p>
+    <w:p>
+      <w:r>
+        <w:t xml:space="preserve">This document lists all backend, frontend, and integration tests required to verify the full authentication and password reset system. I conducted </w:t>
+      </w:r>
+      <w:proofErr w:type="gramStart"/>
+      <w:r>
+        <w:t>all of</w:t>
+      </w:r>
+      <w:proofErr w:type="gramEnd"/>
+      <w:r>
+        <w:t xml:space="preserve"> these tests independently before submitting the code.</w:t>
+      </w:r>
+    </w:p>
+    <w:p>
+      <w:r>
+        <w:pict w14:anchorId="70D17703">
+          <v:rect id="_x0000_i1025" style="width:0;height:1.5pt" o:hralign="center" o:hrstd="t" o:hr="t" fillcolor="#a0a0a0" stroked="f"/>
+        </w:pict>
+      </w:r>
+    </w:p>
+    <w:p>
+      <w:pPr>
+        <w:rPr>
+          <w:b/>
+          <w:bCs/>
+        </w:rPr>
+      </w:pPr>
+      <w:r>
+        <w:rPr>
+          <w:rFonts w:ascii="Segoe UI Emoji" w:hAnsi="Segoe UI Emoji" w:cs="Segoe UI Emoji"/>
+          <w:b/>
+          <w:bCs/>
+        </w:rPr>
+        <w:t>🐍</w:t>
+      </w:r>
+      <w:r>
+        <w:rPr>
+          <w:b/>
+          <w:bCs/>
+        </w:rPr>
+        <w:t xml:space="preserve"> Backend Tests (Django)</w:t>
+      </w:r>
+    </w:p>
+    <w:p>
+      <w:pPr>
+        <w:rPr>
+          <w:b/>
+          <w:bCs/>
+        </w:rPr>
+      </w:pPr>
+      <w:r>
+        <w:rPr>
+          <w:b/>
+          <w:bCs/>
+        </w:rPr>
+        <w:lastRenderedPageBreak/>
+        <w:t>1. User Registration</w:t>
+      </w:r>
+    </w:p>
+    <w:p>
+      <w:pPr>
+        <w:numPr>
+          <w:ilvl w:val="0"/>
+          <w:numId w:val="1"/>
+        </w:numPr>
+      </w:pPr>
+      <w:r>
+        <w:t>POST /</w:t>
+      </w:r>
+      <w:proofErr w:type="spellStart"/>
+      <w:r>
+        <w:t>api</w:t>
+      </w:r>
+      <w:proofErr w:type="spellEnd"/>
+      <w:r>
+        <w:t>/v1/auth/register/ with valid data → 201</w:t>
+      </w:r>
+    </w:p>
+    <w:p>
+      <w:pPr>
+        <w:numPr>
+          <w:ilvl w:val="0"/>
+          <w:numId w:val="1"/>
+        </w:numPr>
+      </w:pPr>
+      <w:r>
+        <w:t>POST with missing fields → 400</w:t>
+      </w:r>
+    </w:p>
+    <w:p>
+      <w:pPr>
+        <w:numPr>
+          <w:ilvl w:val="0"/>
+          <w:numId w:val="1"/>
+        </w:numPr>
+      </w:pPr>
+      <w:r>
+        <w:t>POST with duplicate email → 400</w:t>
+      </w:r>
+    </w:p>
+    <w:p>
+      <w:pPr>
+        <w:numPr>
+          <w:ilvl w:val="0"/>
+          <w:numId w:val="1"/>
+        </w:numPr>
+      </w:pPr>
+      <w:r>
+        <w:t>User is created in DB</w:t>
+      </w:r>
+    </w:p>
+    <w:p>
+      <w:pPr>
+        <w:numPr>
+          <w:ilvl w:val="0"/>
+          <w:numId w:val="1"/>
+        </w:numPr>
+      </w:pPr>
+      <w:r>
+        <w:t>Password is hashed (not plain text)</w:t>
+      </w:r>
+    </w:p>
+    <w:p>
+      <w:r>
+        <w:pict w14:anchorId="2ECF9172">
+          <v:rect id="_x0000_i1026" style="width:0;height:1.5pt" o:hralign="center" o:hrstd="t" o:hr="t" fillcolor="#a0a0a0" stroked="f"/>
+        </w:pict>
+      </w:r>
+    </w:p>
+    <w:p>
+      <w:pPr>
+        <w:rPr>
+          <w:b/>
+          <w:bCs/>
+        </w:rPr>
+      </w:pPr>
+      <w:r>
+        <w:rPr>
+          <w:b/>
+          <w:bCs/>
+        </w:rPr>
+        <w:t>2. Login</w:t>
+      </w:r>
+    </w:p>
+    <w:p>
+      <w:pPr>
+        <w:numPr>
+          <w:ilvl w:val="0"/>
+          <w:numId w:val="2"/>
+        </w:numPr>
+      </w:pPr>
+      <w:r>
+        <w:t>POST /</w:t>
+      </w:r>
+      <w:proofErr w:type="spellStart"/>
+      <w:r>
+        <w:t>api</w:t>
+      </w:r>
+      <w:proofErr w:type="spellEnd"/>
+      <w:r>
+        <w:t>/v1/auth/login/ with valid credentials → 200 + session cookie</w:t>
+      </w:r>
+    </w:p>
+    <w:p>
+      <w:pPr>
+        <w:numPr>
+          <w:ilvl w:val="0"/>
+          <w:numId w:val="2"/>
+        </w:numPr>
+      </w:pPr>
+      <w:r>
+        <w:t>POST with wrong password → 400</w:t>
+      </w:r>
+    </w:p>
+    <w:p>
+      <w:pPr>
+        <w:numPr>
+          <w:ilvl w:val="0"/>
+          <w:numId w:val="2"/>
+        </w:numPr>
+      </w:pPr>
+      <w:r>
+        <w:t>POST with non</w:t>
+      </w:r>
+      <w:r>
+        <w:noBreakHyphen/>
+        <w:t>existent email → 400</w:t>
+      </w:r>
+    </w:p>
+    <w:p>
+      <w:pPr>
+        <w:numPr>
+          <w:ilvl w:val="0"/>
+          <w:numId w:val="2"/>
+        </w:numPr>
+      </w:pPr>
+      <w:r>
+        <w:t>Session cookie present in response</w:t>
+      </w:r>
+    </w:p>
+    <w:p>
+      <w:r>
+        <w:pict w14:anchorId="6C0B96DB">
+          <v:rect id="_x0000_i1027" style="width:0;height:1.5pt" o:hralign="center" o:hrstd="t" o:hr="t" fillcolor="#a0a0a0" stroked="f"/>
+        </w:pict>
+      </w:r>
+    </w:p>
+    <w:p>
+      <w:pPr>
+        <w:rPr>
+          <w:b/>
+          <w:bCs/>
+        </w:rPr>
+      </w:pPr>
+      <w:r>
+        <w:rPr>
+          <w:b/>
+          <w:bCs/>
+        </w:rPr>
+        <w:t>3. Logout</w:t>
+      </w:r>
+    </w:p>
+    <w:p>
+      <w:pPr>
+        <w:numPr>
+          <w:ilvl w:val="0"/>
+          <w:numId w:val="3"/>
+        </w:numPr>
+      </w:pPr>
+      <w:r>
+        <w:t>POST /</w:t>
+      </w:r>
+      <w:proofErr w:type="spellStart"/>
+      <w:r>
+        <w:t>api</w:t>
+      </w:r>
+      <w:proofErr w:type="spellEnd"/>
+      <w:r>
+        <w:t>/v1/auth/logout/ → clears session cookie</w:t>
+      </w:r>
+    </w:p>
+    <w:p>
+      <w:pPr>
+        <w:numPr>
+          <w:ilvl w:val="0"/>
+          <w:numId w:val="3"/>
+        </w:numPr>
+      </w:pPr>
+      <w:r>
+        <w:t>Logout when not logged in → still returns 200 (idempotent)</w:t>
+      </w:r>
+    </w:p>
+    <w:p>
+      <w:r>
+        <w:pict w14:anchorId="13A7449A">
+          <v:rect id="_x0000_i1028" style="width:0;height:1.5pt" o:hralign="center" o:hrstd="t" o:hr="t" fillcolor="#a0a0a0" stroked="f"/>
+        </w:pict>
+      </w:r>
+    </w:p>
+    <w:p>
+      <w:pPr>
+        <w:rPr>
+          <w:b/>
+          <w:bCs/>
+        </w:rPr>
+      </w:pPr>
+      <w:r>
+        <w:rPr>
+          <w:b/>
+          <w:bCs/>
+        </w:rPr>
+        <w:t>4. Authenticated User Endpoint</w:t>
+      </w:r>
+    </w:p>
+    <w:p>
+      <w:pPr>
+        <w:numPr>
+          <w:ilvl w:val="0"/>
+          <w:numId w:val="4"/>
+        </w:numPr>
+      </w:pPr>
+      <w:r>
+        <w:t>GET /</w:t>
+      </w:r>
+      <w:proofErr w:type="spellStart"/>
+      <w:r>
+        <w:t>api</w:t>
+      </w:r>
+      <w:proofErr w:type="spellEnd"/>
+      <w:r>
+        <w:t>/v1/auth/me/ when logged in → returns user data</w:t>
+      </w:r>
+    </w:p>
+    <w:p>
+      <w:pPr>
+        <w:numPr>
+          <w:ilvl w:val="0"/>
+          <w:numId w:val="4"/>
+        </w:numPr>
+      </w:pPr>
+      <w:r>
+        <w:t>GET /</w:t>
+      </w:r>
+      <w:proofErr w:type="spellStart"/>
+      <w:r>
+        <w:t>api</w:t>
+      </w:r>
+      <w:proofErr w:type="spellEnd"/>
+      <w:r>
+        <w:t>/v1/auth/me/ when not logged in → 403</w:t>
+      </w:r>
+    </w:p>
+    <w:p>
+      <w:r>
+        <w:pict w14:anchorId="12FF70EF">
+          <v:rect id="_x0000_i1029" style="width:0;height:1.5pt" o:hralign="center" o:hrstd="t" o:hr="t" fillcolor="#a0a0a0" stroked="f"/>
+        </w:pict>
+      </w:r>
+    </w:p>
+    <w:p>
+      <w:pPr>
+        <w:rPr>
+          <w:b/>
+          <w:bCs/>
+        </w:rPr>
+      </w:pPr>
+      <w:r>
+        <w:rPr>
+          <w:b/>
+          <w:bCs/>
+        </w:rPr>
+        <w:t>5. Password Reset Request</w:t>
+      </w:r>
+    </w:p>
+    <w:p>
+      <w:pPr>
+        <w:numPr>
+          <w:ilvl w:val="0"/>
+          <w:numId w:val="5"/>
+        </w:numPr>
+      </w:pPr>
+      <w:r>
+        <w:t>POST /</w:t>
+      </w:r>
+      <w:proofErr w:type="spellStart"/>
+      <w:r>
+        <w:t>api</w:t>
+      </w:r>
+      <w:proofErr w:type="spellEnd"/>
+      <w:r>
+        <w:t>/v1/auth/password-reset/ with valid email → 200</w:t>
+      </w:r>
+    </w:p>
+    <w:p>
+      <w:pPr>
+        <w:numPr>
+          <w:ilvl w:val="0"/>
+          <w:numId w:val="5"/>
+        </w:numPr>
+      </w:pPr>
+      <w:r>
+        <w:t>POST with non</w:t>
+      </w:r>
+      <w:r>
+        <w:noBreakHyphen/>
+        <w:t>existent email → still 200 (no user enumeration)</w:t>
+      </w:r>
+    </w:p>
+    <w:p>
+      <w:pPr>
+        <w:numPr>
+          <w:ilvl w:val="0"/>
+          <w:numId w:val="5"/>
+        </w:numPr>
+      </w:pPr>
+      <w:r>
+        <w:t>Email stored in </w:t>
+      </w:r>
+      <w:proofErr w:type="spellStart"/>
+      <w:proofErr w:type="gramStart"/>
+      <w:r>
+        <w:t>mail.outbox</w:t>
+      </w:r>
+      <w:proofErr w:type="spellEnd"/>
+      <w:proofErr w:type="gramEnd"/>
+    </w:p>
+    <w:p>
+      <w:pPr>
+        <w:numPr>
+          <w:ilvl w:val="0"/>
+          <w:numId w:val="5"/>
+        </w:numPr>
+      </w:pPr>
+      <w:r>
+        <w:t>Email contains valid UID + token</w:t>
+      </w:r>
+    </w:p>
+    <w:p>
+      <w:pPr>
+        <w:numPr>
+          <w:ilvl w:val="0"/>
+          <w:numId w:val="5"/>
+        </w:numPr>
+      </w:pPr>
+      <w:r>
+        <w:lastRenderedPageBreak/>
+        <w:t>Debug link prints correct URL</w:t>
+      </w:r>
+    </w:p>
+    <w:p>
+      <w:r>
+        <w:pict w14:anchorId="6C9C4202">
+          <v:rect id="_x0000_i1030" style="width:0;height:1.5pt" o:hralign="center" o:hrstd="t" o:hr="t" fillcolor="#a0a0a0" stroked="f"/>
+        </w:pict>
+      </w:r>
+    </w:p>
+    <w:p>
+      <w:pPr>
+        <w:rPr>
+          <w:b/>
+          <w:bCs/>
+        </w:rPr>
+      </w:pPr>
+      <w:r>
+        <w:rPr>
+          <w:b/>
+          <w:bCs/>
+        </w:rPr>
+        <w:t>6. Password Reset Confirm</w:t>
+      </w:r>
+    </w:p>
+    <w:p>
+      <w:pPr>
+        <w:numPr>
+          <w:ilvl w:val="0"/>
+          <w:numId w:val="6"/>
+        </w:numPr>
+      </w:pPr>
+      <w:r>
+        <w:t>POST /</w:t>
+      </w:r>
+      <w:proofErr w:type="spellStart"/>
+      <w:r>
+        <w:t>api</w:t>
+      </w:r>
+      <w:proofErr w:type="spellEnd"/>
+      <w:r>
+        <w:t xml:space="preserve">/v1/auth/password-reset/confirm/ with valid </w:t>
+      </w:r>
+      <w:proofErr w:type="spellStart"/>
+      <w:r>
+        <w:t>uid</w:t>
+      </w:r>
+      <w:proofErr w:type="spellEnd"/>
+      <w:r>
+        <w:t xml:space="preserve"> + token + new password → 200</w:t>
+      </w:r>
+    </w:p>
+    <w:p>
+      <w:pPr>
+        <w:numPr>
+          <w:ilvl w:val="0"/>
+          <w:numId w:val="6"/>
+        </w:numPr>
+      </w:pPr>
+      <w:r>
+        <w:t>Invalid token → 400</w:t>
+      </w:r>
+    </w:p>
+    <w:p>
+      <w:pPr>
+        <w:numPr>
+          <w:ilvl w:val="0"/>
+          <w:numId w:val="6"/>
+        </w:numPr>
+      </w:pPr>
+      <w:r>
+        <w:t>Expired token → 400</w:t>
+      </w:r>
+    </w:p>
+    <w:p>
+      <w:pPr>
+        <w:numPr>
+          <w:ilvl w:val="0"/>
+          <w:numId w:val="6"/>
+        </w:numPr>
+      </w:pPr>
+      <w:r>
+        <w:t>Mismatched passwords (if applicable) → 400</w:t>
+      </w:r>
+    </w:p>
+    <w:p>
+      <w:pPr>
+        <w:numPr>
+          <w:ilvl w:val="0"/>
+          <w:numId w:val="6"/>
+        </w:numPr>
+      </w:pPr>
+      <w:r>
+        <w:t>Password updated in DB</w:t>
+      </w:r>
+    </w:p>
+    <w:p>
+      <w:pPr>
+        <w:numPr>
+          <w:ilvl w:val="0"/>
+          <w:numId w:val="6"/>
+        </w:numPr>
+      </w:pPr>
+      <w:r>
+        <w:t>Old password no longer works</w:t>
+      </w:r>
+    </w:p>
+    <w:p>
+      <w:pPr>
+        <w:numPr>
+          <w:ilvl w:val="0"/>
+          <w:numId w:val="6"/>
+        </w:numPr>
+      </w:pPr>
+      <w:r>
+        <w:t>New password works</w:t>
+      </w:r>
+    </w:p>
+    <w:p>
+      <w:r>
+        <w:pict w14:anchorId="419D47FA">
+          <v:rect id="_x0000_i1031" style="width:0;height:1.5pt" o:hralign="center" o:hrstd="t" o:hr="t" fillcolor="#a0a0a0" stroked="f"/>
+        </w:pict>
+      </w:r>
+    </w:p>
+    <w:p>
+      <w:pPr>
+        <w:rPr>
+          <w:b/>
+          <w:bCs/>
+        </w:rPr>
+      </w:pPr>
+      <w:r>
+        <w:rPr>
+          <w:b/>
+          <w:bCs/>
+        </w:rPr>
+        <w:t>7. Token Validity</w:t>
+      </w:r>
+    </w:p>
+    <w:p>
+      <w:pPr>
+        <w:numPr>
+          <w:ilvl w:val="0"/>
+          <w:numId w:val="7"/>
+        </w:numPr>
+      </w:pPr>
+      <w:r>
+        <w:t>Token invalid after password change</w:t>
+      </w:r>
+    </w:p>
+    <w:p>
+      <w:pPr>
+        <w:numPr>
+          <w:ilvl w:val="0"/>
+          <w:numId w:val="7"/>
+        </w:numPr>
+      </w:pPr>
+      <w:r>
+        <w:t>Token invalid after login (Django default)</w:t>
+      </w:r>
+    </w:p>
+    <w:p>
+      <w:pPr>
+        <w:numPr>
+          <w:ilvl w:val="0"/>
+          <w:numId w:val="7"/>
+        </w:numPr>
+      </w:pPr>
+      <w:r>
+        <w:t>Token invalid after timeout (PASSWORD_RESET_TIMEOUT)</w:t>
+      </w:r>
+    </w:p>
+    <w:p>
+      <w:r>
+        <w:pict w14:anchorId="49DF2866">
+          <v:rect id="_x0000_i1032" style="width:0;height:1.5pt" o:hralign="center" o:hrstd="t" o:hr="t" fillcolor="#a0a0a0" stroked="f"/>
+        </w:pict>
+      </w:r>
+    </w:p>
+    <w:p>
+      <w:pPr>
+        <w:rPr>
+          <w:b/>
+          <w:bCs/>
+        </w:rPr>
+      </w:pPr>
+      <w:r>
+        <w:rPr>
+          <w:rFonts w:ascii="Segoe UI Emoji" w:hAnsi="Segoe UI Emoji" w:cs="Segoe UI Emoji"/>
+          <w:b/>
+          <w:bCs/>
+        </w:rPr>
+        <w:t>⚛️</w:t>
+      </w:r>
+      <w:r>
+        <w:rPr>
+          <w:b/>
+          <w:bCs/>
+        </w:rPr>
+        <w:t xml:space="preserve"> Frontend Tests (React)</w:t>
+      </w:r>
+    </w:p>
+    <w:p>
+      <w:pPr>
+        <w:rPr>
+          <w:b/>
+          <w:bCs/>
+        </w:rPr>
+      </w:pPr>
+      <w:r>
+        <w:rPr>
+          <w:b/>
+          <w:bCs/>
+        </w:rPr>
+        <w:t>8. Registration Page</w:t>
+      </w:r>
+    </w:p>
+    <w:p>
+      <w:pPr>
+        <w:numPr>
+          <w:ilvl w:val="0"/>
+          <w:numId w:val="8"/>
+        </w:numPr>
+      </w:pPr>
+      <w:r>
+        <w:t>Validates required fields</w:t>
+      </w:r>
+    </w:p>
+    <w:p>
+      <w:pPr>
+        <w:numPr>
+          <w:ilvl w:val="0"/>
+          <w:numId w:val="8"/>
+        </w:numPr>
+      </w:pPr>
+      <w:r>
+        <w:t>Shows error messages</w:t>
+      </w:r>
+    </w:p>
+    <w:p>
+      <w:pPr>
+        <w:numPr>
+          <w:ilvl w:val="0"/>
+          <w:numId w:val="8"/>
+        </w:numPr>
+      </w:pPr>
+      <w:r>
+        <w:t>Successful registration shows success state or redirects</w:t>
+      </w:r>
+    </w:p>
+    <w:p>
+      <w:r>
+        <w:pict w14:anchorId="111D9E16">
+          <v:rect id="_x0000_i1033" style="width:0;height:1.5pt" o:hralign="center" o:hrstd="t" o:hr="t" fillcolor="#a0a0a0" stroked="f"/>
+        </w:pict>
+      </w:r>
+    </w:p>
+    <w:p>
+      <w:pPr>
+        <w:rPr>
+          <w:b/>
+          <w:bCs/>
+        </w:rPr>
+      </w:pPr>
+      <w:r>
+        <w:rPr>
+          <w:b/>
+          <w:bCs/>
+        </w:rPr>
+        <w:t>9. Login Page</w:t>
+      </w:r>
+    </w:p>
+    <w:p>
+      <w:pPr>
+        <w:numPr>
+          <w:ilvl w:val="0"/>
+          <w:numId w:val="9"/>
+        </w:numPr>
+      </w:pPr>
+      <w:r>
+        <w:t>Validates email + password</w:t>
+      </w:r>
+    </w:p>
+    <w:p>
+      <w:pPr>
+        <w:numPr>
+          <w:ilvl w:val="0"/>
+          <w:numId w:val="9"/>
+        </w:numPr>
+      </w:pPr>
+      <w:r>
+        <w:t>Shows error on invalid credentials</w:t>
+      </w:r>
+    </w:p>
+    <w:p>
+      <w:pPr>
+        <w:numPr>
+          <w:ilvl w:val="0"/>
+          <w:numId w:val="9"/>
+        </w:numPr>
+      </w:pPr>
+      <w:r>
+        <w:lastRenderedPageBreak/>
+        <w:t>Successful login redirects to dashboard</w:t>
+      </w:r>
+    </w:p>
+    <w:p>
+      <w:pPr>
+        <w:numPr>
+          <w:ilvl w:val="0"/>
+          <w:numId w:val="9"/>
+        </w:numPr>
+      </w:pPr>
+      <w:r>
+        <w:t>Cookie is set</w:t>
+      </w:r>
+    </w:p>
+    <w:p>
+      <w:r>
+        <w:pict w14:anchorId="38465AFB">
+          <v:rect id="_x0000_i1034" style="width:0;height:1.5pt" o:hralign="center" o:hrstd="t" o:hr="t" fillcolor="#a0a0a0" stroked="f"/>
+        </w:pict>
+      </w:r>
+    </w:p>
+    <w:p>
+      <w:pPr>
+        <w:rPr>
+          <w:b/>
+          <w:bCs/>
+        </w:rPr>
+      </w:pPr>
+      <w:r>
+        <w:rPr>
+          <w:b/>
+          <w:bCs/>
+        </w:rPr>
+        <w:t>10. Request Password Reset Page</w:t>
+      </w:r>
+    </w:p>
+    <w:p>
+      <w:pPr>
+        <w:numPr>
+          <w:ilvl w:val="0"/>
+          <w:numId w:val="10"/>
+        </w:numPr>
+      </w:pPr>
+      <w:r>
+        <w:t>Validates email</w:t>
+      </w:r>
+    </w:p>
+    <w:p>
+      <w:pPr>
+        <w:numPr>
+          <w:ilvl w:val="0"/>
+          <w:numId w:val="10"/>
+        </w:numPr>
+      </w:pPr>
+      <w:proofErr w:type="spellStart"/>
+      <w:r>
+        <w:t>Shows</w:t>
+      </w:r>
+      <w:proofErr w:type="spellEnd"/>
+      <w:r>
+        <w:t xml:space="preserve"> success message regardless of email existence</w:t>
+      </w:r>
+    </w:p>
+    <w:p>
+      <w:pPr>
+        <w:numPr>
+          <w:ilvl w:val="0"/>
+          <w:numId w:val="10"/>
+        </w:numPr>
+      </w:pPr>
+      <w:r>
+        <w:t>Calls correct API endpoint</w:t>
+      </w:r>
+    </w:p>
+    <w:p>
+      <w:r>
+        <w:pict w14:anchorId="7E1D105E">
+          <v:rect id="_x0000_i1035" style="width:0;height:1.5pt" o:hralign="center" o:hrstd="t" o:hr="t" fillcolor="#a0a0a0" stroked="f"/>
+        </w:pict>
+      </w:r>
+    </w:p>
+    <w:p>
+      <w:pPr>
+        <w:rPr>
+          <w:b/>
+          <w:bCs/>
+        </w:rPr>
+      </w:pPr>
+      <w:r>
+        <w:rPr>
+          <w:b/>
+          <w:bCs/>
+        </w:rPr>
+        <w:t>11. Reset Password Page</w:t>
+      </w:r>
+    </w:p>
+    <w:p>
+      <w:pPr>
+        <w:numPr>
+          <w:ilvl w:val="0"/>
+          <w:numId w:val="11"/>
+        </w:numPr>
+      </w:pPr>
+      <w:r>
+        <w:t>Extracts </w:t>
+      </w:r>
+      <w:proofErr w:type="spellStart"/>
+      <w:r>
+        <w:t>uid</w:t>
+      </w:r>
+      <w:proofErr w:type="spellEnd"/>
+      <w:r>
+        <w:t> and token from URL</w:t>
+      </w:r>
+    </w:p>
+    <w:p>
+      <w:pPr>
+        <w:numPr>
+          <w:ilvl w:val="0"/>
+          <w:numId w:val="11"/>
+        </w:numPr>
+      </w:pPr>
+      <w:r>
+        <w:t>Shows “invalid link” if missing</w:t>
+      </w:r>
+    </w:p>
+    <w:p>
+      <w:pPr>
+        <w:numPr>
+          <w:ilvl w:val="0"/>
+          <w:numId w:val="11"/>
+        </w:numPr>
+      </w:pPr>
+      <w:r>
+        <w:t>Validates password + confirmation</w:t>
+      </w:r>
+    </w:p>
+    <w:p>
+      <w:pPr>
+        <w:numPr>
+          <w:ilvl w:val="0"/>
+          <w:numId w:val="11"/>
+        </w:numPr>
+      </w:pPr>
+      <w:r>
+        <w:t>Sends correct payload to backend</w:t>
+      </w:r>
+    </w:p>
+    <w:p>
+      <w:pPr>
+        <w:numPr>
+          <w:ilvl w:val="0"/>
+          <w:numId w:val="11"/>
+        </w:numPr>
+      </w:pPr>
+      <w:proofErr w:type="spellStart"/>
+      <w:r>
+        <w:t>Shows</w:t>
+      </w:r>
+      <w:proofErr w:type="spellEnd"/>
+      <w:r>
+        <w:t xml:space="preserve"> success message or redirects</w:t>
+      </w:r>
+    </w:p>
+    <w:p>
+      <w:r>
+        <w:pict w14:anchorId="3C09E766">
+          <v:rect id="_x0000_i1036" style="width:0;height:1.5pt" o:hralign="center" o:hrstd="t" o:hr="t" fillcolor="#a0a0a0" stroked="f"/>
+        </w:pict>
+      </w:r>
+    </w:p>
+    <w:p>
+      <w:pPr>
+        <w:rPr>
+          <w:b/>
+          <w:bCs/>
+        </w:rPr>
+      </w:pPr>
+      <w:r>
+        <w:rPr>
+          <w:b/>
+          <w:bCs/>
+        </w:rPr>
+        <w:t>12. Navigation / Routing</w:t>
+      </w:r>
+    </w:p>
+    <w:p>
+      <w:pPr>
+        <w:numPr>
+          <w:ilvl w:val="0"/>
+          <w:numId w:val="12"/>
+        </w:numPr>
+      </w:pPr>
+      <w:r>
+        <w:t>Protected pages redirect to login when not authenticated</w:t>
+      </w:r>
+    </w:p>
+    <w:p>
+      <w:pPr>
+        <w:numPr>
+          <w:ilvl w:val="0"/>
+          <w:numId w:val="12"/>
+        </w:numPr>
+      </w:pPr>
+      <w:r>
+        <w:t>Authenticated users can access dashboard</w:t>
+      </w:r>
+    </w:p>
+    <w:p>
+      <w:pPr>
+        <w:numPr>
+          <w:ilvl w:val="0"/>
+          <w:numId w:val="12"/>
+        </w:numPr>
+      </w:pPr>
+      <w:r>
+        <w:t>Logout clears session and redirects</w:t>
+      </w:r>
+    </w:p>
+    <w:p>
+      <w:r>
+        <w:pict w14:anchorId="62FF1AA1">
+          <v:rect id="_x0000_i1037" style="width:0;height:1.5pt" o:hralign="center" o:hrstd="t" o:hr="t" fillcolor="#a0a0a0" stroked="f"/>
+        </w:pict>
+      </w:r>
+    </w:p>
+    <w:p>
+      <w:pPr>
+        <w:rPr>
+          <w:b/>
+          <w:bCs/>
+        </w:rPr>
+      </w:pPr>
+      <w:r>
+        <w:rPr>
+          <w:rFonts w:ascii="Segoe UI Emoji" w:hAnsi="Segoe UI Emoji" w:cs="Segoe UI Emoji"/>
+          <w:b/>
+          <w:bCs/>
+        </w:rPr>
+        <w:t>🔗</w:t>
+      </w:r>
+      <w:r>
+        <w:rPr>
+          <w:b/>
+          <w:bCs/>
+        </w:rPr>
+        <w:t xml:space="preserve"> Integration Tests (End</w:t>
+      </w:r>
+      <w:r>
+        <w:rPr>
+          <w:b/>
+          <w:bCs/>
+        </w:rPr>
+        <w:noBreakHyphen/>
+        <w:t>to</w:t>
+      </w:r>
+      <w:r>
+        <w:rPr>
+          <w:b/>
+          <w:bCs/>
+        </w:rPr>
+        <w:noBreakHyphen/>
+        <w:t>End)</w:t>
+      </w:r>
+    </w:p>
+    <w:p>
+      <w:pPr>
+        <w:rPr>
+          <w:b/>
+          <w:bCs/>
+        </w:rPr>
+      </w:pPr>
+      <w:r>
+        <w:rPr>
+          <w:b/>
+          <w:bCs/>
+        </w:rPr>
+        <w:t>13. Full Password Reset Flow</w:t>
+      </w:r>
+    </w:p>
+    <w:p>
+      <w:pPr>
+        <w:numPr>
+          <w:ilvl w:val="0"/>
+          <w:numId w:val="13"/>
+        </w:numPr>
+      </w:pPr>
+      <w:r>
+        <w:t>User requests password reset</w:t>
+      </w:r>
+    </w:p>
+    <w:p>
+      <w:pPr>
+        <w:numPr>
+          <w:ilvl w:val="0"/>
+          <w:numId w:val="13"/>
+        </w:numPr>
+      </w:pPr>
+      <w:r>
+        <w:t>Backend generates UID + token</w:t>
+      </w:r>
+    </w:p>
+    <w:p>
+      <w:pPr>
+        <w:numPr>
+          <w:ilvl w:val="0"/>
+          <w:numId w:val="13"/>
+        </w:numPr>
+      </w:pPr>
+      <w:r>
+        <w:t>Debug link prints correct URL</w:t>
+      </w:r>
+    </w:p>
+    <w:p>
+      <w:pPr>
+        <w:numPr>
+          <w:ilvl w:val="0"/>
+          <w:numId w:val="13"/>
+        </w:numPr>
+      </w:pPr>
+      <w:r>
+        <w:t>User opens reset page</w:t>
+      </w:r>
+    </w:p>
+    <w:p>
+      <w:pPr>
+        <w:numPr>
+          <w:ilvl w:val="0"/>
+          <w:numId w:val="13"/>
+        </w:numPr>
+      </w:pPr>
+      <w:r>
+        <w:lastRenderedPageBreak/>
+        <w:t>User enters new password</w:t>
+      </w:r>
+    </w:p>
+    <w:p>
+      <w:pPr>
+        <w:numPr>
+          <w:ilvl w:val="0"/>
+          <w:numId w:val="13"/>
+        </w:numPr>
+      </w:pPr>
+      <w:r>
+        <w:t>Backend validates token</w:t>
+      </w:r>
+    </w:p>
+    <w:p>
+      <w:pPr>
+        <w:numPr>
+          <w:ilvl w:val="0"/>
+          <w:numId w:val="13"/>
+        </w:numPr>
+      </w:pPr>
+      <w:r>
+        <w:t>Password updates</w:t>
+      </w:r>
+    </w:p>
+    <w:p>
+      <w:pPr>
+        <w:numPr>
+          <w:ilvl w:val="0"/>
+          <w:numId w:val="13"/>
+        </w:numPr>
+      </w:pPr>
+      <w:r>
+        <w:t>User logs in with new password</w:t>
+      </w:r>
+    </w:p>
+    <w:p>
+      <w:pPr>
+        <w:numPr>
+          <w:ilvl w:val="0"/>
+          <w:numId w:val="13"/>
+        </w:numPr>
+      </w:pPr>
+      <w:r>
+        <w:t>Old password fails</w:t>
+      </w:r>
+    </w:p>
+    <w:p>
+      <w:r>
+        <w:pict w14:anchorId="6FAD85E0">
+          <v:rect id="_x0000_i1038" style="width:0;height:1.5pt" o:hralign="center" o:hrstd="t" o:hr="t" fillcolor="#a0a0a0" stroked="f"/>
+        </w:pict>
+      </w:r>
+    </w:p>
+    <w:p>
+      <w:pPr>
+        <w:rPr>
+          <w:b/>
+          <w:bCs/>
+        </w:rPr>
+      </w:pPr>
+      <w:r>
+        <w:rPr>
+          <w:b/>
+          <w:bCs/>
+        </w:rPr>
+        <w:t>14. Full Auth Flow</w:t>
+      </w:r>
+    </w:p>
+    <w:p>
+      <w:pPr>
+        <w:numPr>
+          <w:ilvl w:val="0"/>
+          <w:numId w:val="14"/>
+        </w:numPr>
+      </w:pPr>
+      <w:r>
+        <w:t>Register</w:t>
+      </w:r>
+    </w:p>
+    <w:p>
+      <w:pPr>
+        <w:numPr>
+          <w:ilvl w:val="0"/>
+          <w:numId w:val="14"/>
+        </w:numPr>
+      </w:pPr>
+      <w:r>
+        <w:t>Login</w:t>
+      </w:r>
+    </w:p>
+    <w:p>
+      <w:pPr>
+        <w:numPr>
+          <w:ilvl w:val="0"/>
+          <w:numId w:val="14"/>
+        </w:numPr>
+      </w:pPr>
+      <w:r>
+        <w:t>Access protected route</w:t>
+      </w:r>
+    </w:p>
+    <w:p>
+      <w:pPr>
+        <w:numPr>
+          <w:ilvl w:val="0"/>
+          <w:numId w:val="14"/>
+        </w:numPr>
+      </w:pPr>
+      <w:r>
+        <w:t>Logout</w:t>
+      </w:r>
+    </w:p>
+    <w:p>
+      <w:pPr>
+        <w:numPr>
+          <w:ilvl w:val="0"/>
+          <w:numId w:val="14"/>
+        </w:numPr>
+      </w:pPr>
+      <w:r>
+        <w:t>Protected route becomes inaccessible</w:t>
+      </w:r>
+    </w:p>
+    <w:p>
+      <w:r>
+        <w:pict w14:anchorId="6EF5D816">
+          <v:rect id="_x0000_i1039" style="width:0;height:1.5pt" o:hralign="center" o:hrstd="t" o:hr="t" fillcolor="#a0a0a0" stroked="f"/>
+        </w:pict>
+      </w:r>
+    </w:p>
+    <w:p>
+      <w:pPr>
+        <w:rPr>
+          <w:b/>
+          <w:bCs/>
+        </w:rPr>
+      </w:pPr>
+      <w:r>
+        <w:rPr>
+          <w:b/>
+          <w:bCs/>
+        </w:rPr>
+        <w:t>15. Cookie + CORS Behavior</w:t>
+      </w:r>
+    </w:p>
+    <w:p>
+      <w:pPr>
+        <w:numPr>
+          <w:ilvl w:val="0"/>
+          <w:numId w:val="15"/>
+        </w:numPr>
+      </w:pPr>
+      <w:r>
+        <w:t>Cookies sent with requests</w:t>
+      </w:r>
+    </w:p>
+    <w:p>
+      <w:pPr>
+        <w:numPr>
+          <w:ilvl w:val="0"/>
+          <w:numId w:val="15"/>
+        </w:numPr>
+      </w:pPr>
+      <w:r>
+        <w:t>CSRF token handled correctly</w:t>
+      </w:r>
+    </w:p>
+    <w:p>
+      <w:pPr>
+        <w:numPr>
+          <w:ilvl w:val="0"/>
+          <w:numId w:val="15"/>
+        </w:numPr>
+      </w:pPr>
+      <w:r>
+        <w:t>No CORS errors in console</w:t>
+      </w:r>
+    </w:p>
+    <w:p>
+      <w:pPr>
+        <w:numPr>
+          <w:ilvl w:val="0"/>
+          <w:numId w:val="15"/>
+        </w:numPr>
+      </w:pPr>
+      <w:r>
+        <w:t>Backend accepts authenticated requests</w:t>
+      </w:r>
+    </w:p>
+    <w:p>
+      <w:r>
+        <w:pict w14:anchorId="686FAB9E">
+          <v:rect id="_x0000_i1040" style="width:0;height:1.5pt" o:hralign="center" o:hrstd="t" o:hr="t" fillcolor="#a0a0a0" stroked="f"/>
+        </w:pict>
+      </w:r>
+    </w:p>
+    <w:p>
+      <w:pPr>
+        <w:rPr>
+          <w:b/>
+          <w:bCs/>
+        </w:rPr>
+      </w:pPr>
+      <w:r>
+        <w:rPr>
+          <w:rFonts w:ascii="Segoe UI Emoji" w:hAnsi="Segoe UI Emoji" w:cs="Segoe UI Emoji"/>
+          <w:b/>
+          <w:bCs/>
+        </w:rPr>
+        <w:t>🧪</w:t>
+      </w:r>
+      <w:r>
+        <w:rPr>
+          <w:b/>
+          <w:bCs/>
+        </w:rPr>
+        <w:t xml:space="preserve"> Optional Advanced Tests</w:t>
+      </w:r>
+    </w:p>
+    <w:p>
+      <w:pPr>
+        <w:rPr>
+          <w:b/>
+          <w:bCs/>
+        </w:rPr>
+      </w:pPr>
+      <w:r>
+        <w:rPr>
+          <w:b/>
+          <w:bCs/>
+        </w:rPr>
+        <w:t>16. Security Tests</w:t>
+      </w:r>
+    </w:p>
+    <w:p>
+      <w:pPr>
+        <w:numPr>
+          <w:ilvl w:val="0"/>
+          <w:numId w:val="16"/>
+        </w:numPr>
+      </w:pPr>
+      <w:r>
+        <w:t>Rate</w:t>
+      </w:r>
+      <w:r>
+        <w:noBreakHyphen/>
+        <w:t>limit password reset requests</w:t>
+      </w:r>
+    </w:p>
+    <w:p>
+      <w:pPr>
+        <w:numPr>
+          <w:ilvl w:val="0"/>
+          <w:numId w:val="16"/>
+        </w:numPr>
+      </w:pPr>
+      <w:r>
+        <w:t>No user enumeration</w:t>
+      </w:r>
+    </w:p>
+    <w:p>
+      <w:pPr>
+        <w:numPr>
+          <w:ilvl w:val="0"/>
+          <w:numId w:val="16"/>
+        </w:numPr>
+      </w:pPr>
+      <w:r>
+        <w:t>Tokens cannot be reused</w:t>
+      </w:r>
+    </w:p>
+    <w:p>
+      <w:pPr>
+        <w:numPr>
+          <w:ilvl w:val="0"/>
+          <w:numId w:val="16"/>
+        </w:numPr>
+      </w:pPr>
+      <w:r>
+        <w:t>Password meets strength requirements</w:t>
+      </w:r>
+    </w:p>
+    <w:p>
+      <w:r>
+        <w:pict w14:anchorId="1F17AE55">
+          <v:rect id="_x0000_i1041" style="width:0;height:1.5pt" o:hralign="center" o:hrstd="t" o:hr="t" fillcolor="#a0a0a0" stroked="f"/>
+        </w:pict>
+      </w:r>
+    </w:p>
+    <w:p>
+      <w:pPr>
+        <w:rPr>
+          <w:b/>
+          <w:bCs/>
+        </w:rPr>
+      </w:pPr>
+      <w:r>
+        <w:rPr>
+          <w:b/>
+          <w:bCs/>
+        </w:rPr>
+        <w:lastRenderedPageBreak/>
+        <w:t>17. UI/UX Tests</w:t>
+      </w:r>
+    </w:p>
+    <w:p>
+      <w:pPr>
+        <w:numPr>
+          <w:ilvl w:val="0"/>
+          <w:numId w:val="17"/>
+        </w:numPr>
+      </w:pPr>
+      <w:r>
+        <w:t>Error messages readable</w:t>
+      </w:r>
+    </w:p>
+    <w:p>
+      <w:pPr>
+        <w:numPr>
+          <w:ilvl w:val="0"/>
+          <w:numId w:val="17"/>
+        </w:numPr>
+      </w:pPr>
+      <w:r>
+        <w:t>Loading states appear correctly</w:t>
+      </w:r>
+    </w:p>
+    <w:p>
+      <w:pPr>
+        <w:numPr>
+          <w:ilvl w:val="0"/>
+          <w:numId w:val="17"/>
+        </w:numPr>
+      </w:pPr>
+      <w:r>
+        <w:t>Buttons disable during requests</w:t>
+      </w:r>
+    </w:p>
+    <w:p>
+      <w:r>
+        <w:pict w14:anchorId="6A87B5DD">
+          <v:rect id="_x0000_i1042" style="width:0;height:1.5pt" o:hralign="center" o:hrstd="t" o:hr="t" fillcolor="#a0a0a0" stroked="f"/>
+        </w:pict>
+      </w:r>
+    </w:p>
+    <w:p>
+      <w:pPr>
+        <w:rPr>
+          <w:b/>
+          <w:bCs/>
+        </w:rPr>
+      </w:pPr>
+      <w:r>
+        <w:rPr>
+          <w:rFonts w:ascii="Segoe UI Emoji" w:hAnsi="Segoe UI Emoji" w:cs="Segoe UI Emoji"/>
+          <w:b/>
+          <w:bCs/>
+        </w:rPr>
+        <w:t>🎉</w:t>
+      </w:r>
+      <w:r>
+        <w:rPr>
+          <w:b/>
+          <w:bCs/>
+        </w:rPr>
+        <w:t xml:space="preserve"> Summary</w:t>
+      </w:r>
+    </w:p>
+    <w:p>
+      <w:r>
+        <w:t>Running this suite ensures: - Authentication works end</w:t>
+      </w:r>
+      <w:r>
+        <w:noBreakHyphen/>
+        <w:t>to</w:t>
+      </w:r>
+      <w:r>
+        <w:noBreakHyphen/>
+        <w:t>end</w:t>
+      </w:r>
+      <w:r>
+        <w:br/>
+        <w:t>- Password reset works reliably</w:t>
+      </w:r>
+      <w:r>
+        <w:br/>
+        <w:t>- Tokens behave correctly</w:t>
+      </w:r>
+      <w:r>
+        <w:br/>
+        <w:t>- Cookies + CORS are stable</w:t>
+      </w:r>
+      <w:r>
+        <w:br/>
+        <w:t>- Frontend + backend integrate cleanly</w:t>
+      </w:r>
+      <w:r>
+        <w:br/>
+        <w:t>- No security leaks</w:t>
+      </w:r>
+      <w:r>
+        <w:br/>
+        <w:t>- No broken flows</w:t>
+      </w:r>
+      <w:r>
+        <w:br/>
+        <w:t>- No regressions</w:t>
+      </w:r>
+    </w:p>
+    <w:p>
+      <w:r>
+        <w:t>This is a complete QA checklist for the entire auth system.</w:t>
+      </w:r>
+    </w:p>
+    <w:p>
+      <w:r>
+        <w:rPr>
+          <w:noProof/>
+        </w:rPr>
+        <w:lastRenderedPageBreak/>
+        <w:drawing>
+          <wp:inline distT="0" distB="0" distL="0" distR="0" wp14:anchorId="5EA1FD29" wp14:editId="47372A46">
+            <wp:extent cx="4429125" cy="2476500"/>
+            <wp:effectExtent l="0" t="0" r="9525" b="0"/>
+            <wp:docPr id="1525059729" name="Picture 1"/>
+            <wp:cNvGraphicFramePr>
+              <a:graphicFrameLocks xmlns:a="http://schemas.openxmlformats.org/drawingml/2006/main" noChangeAspect="1"/>
+            </wp:cNvGraphicFramePr>
+            <a:graphic xmlns:a="http://schemas.openxmlformats.org/drawingml/2006/main">
+              <a:graphicData uri="http://schemas.openxmlformats.org/drawingml/2006/picture">
+                <pic:pic xmlns:pic="http://schemas.openxmlformats.org/drawingml/2006/picture">
+                  <pic:nvPicPr>
+                    <pic:cNvPr id="0" name="Picture 19"/>
+                    <pic:cNvPicPr>
+                      <a:picLocks noChangeAspect="1" noChangeArrowheads="1"/>
+                    </pic:cNvPicPr>
+                  </pic:nvPicPr>
+                  <pic:blipFill>
+                    <a:blip r:embed="rId18" cstate="print">
+                      <a:extLst>
+                        <a:ext uri="{28A0092B-C50C-407E-A947-70E740481C1C}">
+                          <a14:useLocalDpi xmlns:a14="http://schemas.microsoft.com/office/drawing/2010/main" val="0"/>
+                        </a:ext>
+                      </a:extLst>
+                    </a:blip>
+                    <a:srcRect/>
+                    <a:stretch>
+                      <a:fillRect/>
+                    </a:stretch>
+                  </pic:blipFill>
+                  <pic:spPr bwMode="auto">
+                    <a:xfrm>
+                      <a:off x="0" y="0"/>
+                      <a:ext cx="4429125" cy="2476500"/>
+                    </a:xfrm>
+                    <a:prstGeom prst="rect">
+                      <a:avLst/>
+                    </a:prstGeom>
+                    <a:noFill/>
+                    <a:ln>
+                      <a:noFill/>
+                    </a:ln>
+                  </pic:spPr>
+                </pic:pic>
+              </a:graphicData>
+            </a:graphic>
+          </wp:inline>
+        </w:drawing>
+      </w:r>
+      <w:r>
+        <w:rPr>
+          <w:noProof/>
+        </w:rPr>
+        <w:drawing>
+          <wp:inline distT="0" distB="0" distL="0" distR="0" wp14:anchorId="2C0EE20B" wp14:editId="30FF24E5">
+            <wp:extent cx="4448175" cy="2476500"/>
+            <wp:effectExtent l="0" t="0" r="9525" b="0"/>
+            <wp:docPr id="1790242265" name="Picture 2"/>
+            <wp:cNvGraphicFramePr>
+              <a:graphicFrameLocks xmlns:a="http://schemas.openxmlformats.org/drawingml/2006/main" noChangeAspect="1"/>
+            </wp:cNvGraphicFramePr>
+            <a:graphic xmlns:a="http://schemas.openxmlformats.org/drawingml/2006/main">
+              <a:graphicData uri="http://schemas.openxmlformats.org/drawingml/2006/picture">
+                <pic:pic xmlns:pic="http://schemas.openxmlformats.org/drawingml/2006/picture">
+                  <pic:nvPicPr>
+                    <pic:cNvPr id="0" name="Picture 20"/>
+                    <pic:cNvPicPr>
+                      <a:picLocks noChangeAspect="1" noChangeArrowheads="1"/>
+                    </pic:cNvPicPr>
+                  </pic:nvPicPr>
+                  <pic:blipFill>
+                    <a:blip r:embed="rId19" cstate="print">
+                      <a:extLst>
+                        <a:ext uri="{28A0092B-C50C-407E-A947-70E740481C1C}">
+                          <a14:useLocalDpi xmlns:a14="http://schemas.microsoft.com/office/drawing/2010/main" val="0"/>
+                        </a:ext>
+                      </a:extLst>
+                    </a:blip>
+                    <a:srcRect/>
+                    <a:stretch>
+                      <a:fillRect/>
+                    </a:stretch>
+                  </pic:blipFill>
+                  <pic:spPr bwMode="auto">
+                    <a:xfrm>
+                      <a:off x="0" y="0"/>
+                      <a:ext cx="4448175" cy="2476500"/>
+                    </a:xfrm>
+                    <a:prstGeom prst="rect">
+                      <a:avLst/>
+                    </a:prstGeom>
+                    <a:noFill/>
+                    <a:ln>
+                      <a:noFill/>
+                    </a:ln>
+                  </pic:spPr>
+                </pic:pic>
+              </a:graphicData>
+            </a:graphic>
+          </wp:inline>
+        </w:drawing>
+      </w:r>
+      <w:r>
+        <w:rPr>
+          <w:noProof/>
+        </w:rPr>
+        <w:drawing>
+          <wp:inline distT="0" distB="0" distL="0" distR="0" wp14:anchorId="5AEA577E" wp14:editId="1974CD92">
+            <wp:extent cx="4448175" cy="2476500"/>
+            <wp:effectExtent l="0" t="0" r="9525" b="0"/>
+            <wp:docPr id="109919498" name="Picture 3"/>
+            <wp:cNvGraphicFramePr>
+              <a:graphicFrameLocks xmlns:a="http://schemas.openxmlformats.org/drawingml/2006/main" noChangeAspect="1"/>
+            </wp:cNvGraphicFramePr>
+            <a:graphic xmlns:a="http://schemas.openxmlformats.org/drawingml/2006/main">
+              <a:graphicData uri="http://schemas.openxmlformats.org/drawingml/2006/picture">
+                <pic:pic xmlns:pic="http://schemas.openxmlformats.org/drawingml/2006/picture">
+                  <pic:nvPicPr>
+                    <pic:cNvPr id="0" name="Picture 21"/>
+                    <pic:cNvPicPr>
+                      <a:picLocks noChangeAspect="1" noChangeArrowheads="1"/>
+                    </pic:cNvPicPr>
+                  </pic:nvPicPr>
+                  <pic:blipFill>
+                    <a:blip r:embed="rId19" cstate="print">
+                      <a:extLst>
+                        <a:ext uri="{28A0092B-C50C-407E-A947-70E740481C1C}">
+                          <a14:useLocalDpi xmlns:a14="http://schemas.microsoft.com/office/drawing/2010/main" val="0"/>
+                        </a:ext>
+                      </a:extLst>
+                    </a:blip>
+                    <a:srcRect/>
+                    <a:stretch>
+                      <a:fillRect/>
+                    </a:stretch>
+                  </pic:blipFill>
+                  <pic:spPr bwMode="auto">
+                    <a:xfrm>
+                      <a:off x="0" y="0"/>
+                      <a:ext cx="4448175" cy="2476500"/>
+                    </a:xfrm>
+                    <a:prstGeom prst="rect">
+                      <a:avLst/>
+                    </a:prstGeom>
+                    <a:noFill/>
+                    <a:ln>
+                      <a:noFill/>
+                    </a:ln>
+                  </pic:spPr>
+                </pic:pic>
+              </a:graphicData>
+            </a:graphic>
+          </wp:inline>
+        </w:drawing>
+      </w:r>
+      <w:r>
+        <w:rPr>
+          <w:noProof/>
+        </w:rPr>
+        <w:lastRenderedPageBreak/>
+        <w:drawing>
+          <wp:inline distT="0" distB="0" distL="0" distR="0" wp14:anchorId="7D5A12C8" wp14:editId="6C2D1B14">
+            <wp:extent cx="4400550" cy="2476500"/>
+            <wp:effectExtent l="0" t="0" r="0" b="0"/>
+            <wp:docPr id="1452315385" name="Picture 4"/>
+            <wp:cNvGraphicFramePr>
+              <a:graphicFrameLocks xmlns:a="http://schemas.openxmlformats.org/drawingml/2006/main" noChangeAspect="1"/>
+            </wp:cNvGraphicFramePr>
+            <a:graphic xmlns:a="http://schemas.openxmlformats.org/drawingml/2006/main">
+              <a:graphicData uri="http://schemas.openxmlformats.org/drawingml/2006/picture">
+                <pic:pic xmlns:pic="http://schemas.openxmlformats.org/drawingml/2006/picture">
+                  <pic:nvPicPr>
+                    <pic:cNvPr id="0" name="Picture 22"/>
+                    <pic:cNvPicPr>
+                      <a:picLocks noChangeAspect="1" noChangeArrowheads="1"/>
+                    </pic:cNvPicPr>
+                  </pic:nvPicPr>
+                  <pic:blipFill>
+                    <a:blip r:embed="rId20" cstate="print">
+                      <a:extLst>
+                        <a:ext uri="{28A0092B-C50C-407E-A947-70E740481C1C}">
+                          <a14:useLocalDpi xmlns:a14="http://schemas.microsoft.com/office/drawing/2010/main" val="0"/>
+                        </a:ext>
+                      </a:extLst>
+                    </a:blip>
+                    <a:srcRect/>
+                    <a:stretch>
+                      <a:fillRect/>
+                    </a:stretch>
+                  </pic:blipFill>
+                  <pic:spPr bwMode="auto">
+                    <a:xfrm>
+                      <a:off x="0" y="0"/>
+                      <a:ext cx="4400550" cy="2476500"/>
+                    </a:xfrm>
+                    <a:prstGeom prst="rect">
+                      <a:avLst/>
+                    </a:prstGeom>
+                    <a:noFill/>
+                    <a:ln>
+                      <a:noFill/>
+                    </a:ln>
+                  </pic:spPr>
+                </pic:pic>
+              </a:graphicData>
+            </a:graphic>
+          </wp:inline>
+        </w:drawing>
+      </w:r>
+      <w:r>
+        <w:rPr>
+          <w:noProof/>
+        </w:rPr>
+        <w:drawing>
+          <wp:inline distT="0" distB="0" distL="0" distR="0" wp14:anchorId="13C72C9D" wp14:editId="7A3F5F04">
+            <wp:extent cx="4410075" cy="2476500"/>
+            <wp:effectExtent l="0" t="0" r="9525" b="0"/>
+            <wp:docPr id="858931317" name="Picture 5"/>
+            <wp:cNvGraphicFramePr>
+              <a:graphicFrameLocks xmlns:a="http://schemas.openxmlformats.org/drawingml/2006/main" noChangeAspect="1"/>
+            </wp:cNvGraphicFramePr>
+            <a:graphic xmlns:a="http://schemas.openxmlformats.org/drawingml/2006/main">
+              <a:graphicData uri="http://schemas.openxmlformats.org/drawingml/2006/picture">
+                <pic:pic xmlns:pic="http://schemas.openxmlformats.org/drawingml/2006/picture">
+                  <pic:nvPicPr>
+                    <pic:cNvPr id="0" name="Picture 23"/>
+                    <pic:cNvPicPr>
+                      <a:picLocks noChangeAspect="1" noChangeArrowheads="1"/>
+                    </pic:cNvPicPr>
+                  </pic:nvPicPr>
+                  <pic:blipFill>
+                    <a:blip r:embed="rId21" cstate="print">
+                      <a:extLst>
+                        <a:ext uri="{28A0092B-C50C-407E-A947-70E740481C1C}">
+                          <a14:useLocalDpi xmlns:a14="http://schemas.microsoft.com/office/drawing/2010/main" val="0"/>
+                        </a:ext>
+                      </a:extLst>
+                    </a:blip>
+                    <a:srcRect/>
+                    <a:stretch>
+                      <a:fillRect/>
+                    </a:stretch>
+                  </pic:blipFill>
+                  <pic:spPr bwMode="auto">
+                    <a:xfrm>
+                      <a:off x="0" y="0"/>
+                      <a:ext cx="4410075" cy="2476500"/>
+                    </a:xfrm>
+                    <a:prstGeom prst="rect">
+                      <a:avLst/>
+                    </a:prstGeom>
+                    <a:noFill/>
+                    <a:ln>
+                      <a:noFill/>
+                    </a:ln>
+                  </pic:spPr>
+                </pic:pic>
+              </a:graphicData>
+            </a:graphic>
+          </wp:inline>
+        </w:drawing>
+      </w:r>
+      <w:r>
+        <w:rPr>
+          <w:noProof/>
+        </w:rPr>
+        <w:drawing>
+          <wp:inline distT="0" distB="0" distL="0" distR="0" wp14:anchorId="4A84F9FE" wp14:editId="462AFD2C">
+            <wp:extent cx="4876800" cy="2743200"/>
+            <wp:effectExtent l="0" t="0" r="0" b="0"/>
+            <wp:docPr id="528988489" name="Picture 6"/>
+            <wp:cNvGraphicFramePr>
+              <a:graphicFrameLocks xmlns:a="http://schemas.openxmlformats.org/drawingml/2006/main" noChangeAspect="1"/>
+            </wp:cNvGraphicFramePr>
+            <a:graphic xmlns:a="http://schemas.openxmlformats.org/drawingml/2006/main">
+              <a:graphicData uri="http://schemas.openxmlformats.org/drawingml/2006/picture">
+                <pic:pic xmlns:pic="http://schemas.openxmlformats.org/drawingml/2006/picture">
+                  <pic:nvPicPr>
+                    <pic:cNvPr id="0" name="Picture 24"/>
+                    <pic:cNvPicPr>
+                      <a:picLocks noChangeAspect="1" noChangeArrowheads="1"/>
+                    </pic:cNvPicPr>
+                  </pic:nvPicPr>
+                  <pic:blipFill>
+                    <a:blip r:embed="rId22" cstate="print">
+                      <a:extLst>
+                        <a:ext uri="{28A0092B-C50C-407E-A947-70E740481C1C}">
+                          <a14:useLocalDpi xmlns:a14="http://schemas.microsoft.com/office/drawing/2010/main" val="0"/>
+                        </a:ext>
+                      </a:extLst>
+                    </a:blip>
+                    <a:srcRect/>
+                    <a:stretch>
+                      <a:fillRect/>
+                    </a:stretch>
+                  </pic:blipFill>
+                  <pic:spPr bwMode="auto">
+                    <a:xfrm>
+                      <a:off x="0" y="0"/>
+                      <a:ext cx="4876800" cy="2743200"/>
+                    </a:xfrm>
+                    <a:prstGeom prst="rect">
+                      <a:avLst/>
+                    </a:prstGeom>
+                    <a:noFill/>
+                    <a:ln>
+                      <a:noFill/>
+                    </a:ln>
+                  </pic:spPr>
+                </pic:pic>
+              </a:graphicData>
+            </a:graphic>
+          </wp:inline>
+        </w:drawing>
+      </w:r>
+      <w:r>
+        <w:rPr>
+          <w:noProof/>
+        </w:rPr>
+        <w:lastRenderedPageBreak/>
+        <w:drawing>
+          <wp:inline distT="0" distB="0" distL="0" distR="0" wp14:anchorId="13F7B89E" wp14:editId="6BEB8A71">
+            <wp:extent cx="4876800" cy="2743200"/>
+            <wp:effectExtent l="0" t="0" r="0" b="0"/>
+            <wp:docPr id="363060777" name="Picture 7"/>
+            <wp:cNvGraphicFramePr>
+              <a:graphicFrameLocks xmlns:a="http://schemas.openxmlformats.org/drawingml/2006/main" noChangeAspect="1"/>
+            </wp:cNvGraphicFramePr>
+            <a:graphic xmlns:a="http://schemas.openxmlformats.org/drawingml/2006/main">
+              <a:graphicData uri="http://schemas.openxmlformats.org/drawingml/2006/picture">
+                <pic:pic xmlns:pic="http://schemas.openxmlformats.org/drawingml/2006/picture">
+                  <pic:nvPicPr>
+                    <pic:cNvPr id="0" name="Picture 25"/>
+                    <pic:cNvPicPr>
+                      <a:picLocks noChangeAspect="1" noChangeArrowheads="1"/>
+                    </pic:cNvPicPr>
+                  </pic:nvPicPr>
+                  <pic:blipFill>
+                    <a:blip r:embed="rId23" cstate="print">
+                      <a:extLst>
+                        <a:ext uri="{28A0092B-C50C-407E-A947-70E740481C1C}">
+                          <a14:useLocalDpi xmlns:a14="http://schemas.microsoft.com/office/drawing/2010/main" val="0"/>
+                        </a:ext>
+                      </a:extLst>
+                    </a:blip>
+                    <a:srcRect/>
+                    <a:stretch>
+                      <a:fillRect/>
+                    </a:stretch>
+                  </pic:blipFill>
+                  <pic:spPr bwMode="auto">
+                    <a:xfrm>
+                      <a:off x="0" y="0"/>
+                      <a:ext cx="4876800" cy="2743200"/>
+                    </a:xfrm>
+                    <a:prstGeom prst="rect">
+                      <a:avLst/>
+                    </a:prstGeom>
+                    <a:noFill/>
+                    <a:ln>
+                      <a:noFill/>
+                    </a:ln>
+                  </pic:spPr>
+                </pic:pic>
+              </a:graphicData>
+            </a:graphic>
+          </wp:inline>
+        </w:drawing>
+      </w:r>
+      <w:r>
+        <w:rPr>
+          <w:noProof/>
+        </w:rPr>
+        <w:drawing>
+          <wp:inline distT="0" distB="0" distL="0" distR="0" wp14:anchorId="6DA46D22" wp14:editId="45C32EE9">
+            <wp:extent cx="4876800" cy="2743200"/>
+            <wp:effectExtent l="0" t="0" r="0" b="0"/>
+            <wp:docPr id="1724728565" name="Picture 8"/>
+            <wp:cNvGraphicFramePr>
+              <a:graphicFrameLocks xmlns:a="http://schemas.openxmlformats.org/drawingml/2006/main" noChangeAspect="1"/>
+            </wp:cNvGraphicFramePr>
+            <a:graphic xmlns:a="http://schemas.openxmlformats.org/drawingml/2006/main">
+              <a:graphicData uri="http://schemas.openxmlformats.org/drawingml/2006/picture">
+                <pic:pic xmlns:pic="http://schemas.openxmlformats.org/drawingml/2006/picture">
+                  <pic:nvPicPr>
+                    <pic:cNvPr id="0" name="Picture 26"/>
+                    <pic:cNvPicPr>
+                      <a:picLocks noChangeAspect="1" noChangeArrowheads="1"/>
+                    </pic:cNvPicPr>
+                  </pic:nvPicPr>
+                  <pic:blipFill>
+                    <a:blip r:embed="rId24" cstate="print">
+                      <a:extLst>
+                        <a:ext uri="{28A0092B-C50C-407E-A947-70E740481C1C}">
+                          <a14:useLocalDpi xmlns:a14="http://schemas.microsoft.com/office/drawing/2010/main" val="0"/>
+                        </a:ext>
+                      </a:extLst>
+                    </a:blip>
+                    <a:srcRect/>
+                    <a:stretch>
+                      <a:fillRect/>
+                    </a:stretch>
+                  </pic:blipFill>
+                  <pic:spPr bwMode="auto">
+                    <a:xfrm>
+                      <a:off x="0" y="0"/>
+                      <a:ext cx="4876800" cy="2743200"/>
+                    </a:xfrm>
+                    <a:prstGeom prst="rect">
+                      <a:avLst/>
+                    </a:prstGeom>
+                    <a:noFill/>
+                    <a:ln>
+                      <a:noFill/>
+                    </a:ln>
+                  </pic:spPr>
+                </pic:pic>
+              </a:graphicData>
+            </a:graphic>
+          </wp:inline>
+        </w:drawing>
+      </w:r>
+      <w:r>
+        <w:rPr>
+          <w:noProof/>
+        </w:rPr>
+        <w:lastRenderedPageBreak/>
+        <w:drawing>
+          <wp:inline distT="0" distB="0" distL="0" distR="0" wp14:anchorId="22F45851" wp14:editId="1D8300D2">
+            <wp:extent cx="4876800" cy="2743200"/>
+            <wp:effectExtent l="0" t="0" r="0" b="0"/>
+            <wp:docPr id="892307823" name="Picture 9"/>
+            <wp:cNvGraphicFramePr>
+              <a:graphicFrameLocks xmlns:a="http://schemas.openxmlformats.org/drawingml/2006/main" noChangeAspect="1"/>
+            </wp:cNvGraphicFramePr>
+            <a:graphic xmlns:a="http://schemas.openxmlformats.org/drawingml/2006/main">
+              <a:graphicData uri="http://schemas.openxmlformats.org/drawingml/2006/picture">
+                <pic:pic xmlns:pic="http://schemas.openxmlformats.org/drawingml/2006/picture">
+                  <pic:nvPicPr>
+                    <pic:cNvPr id="0" name="Picture 27"/>
+                    <pic:cNvPicPr>
+                      <a:picLocks noChangeAspect="1" noChangeArrowheads="1"/>
+                    </pic:cNvPicPr>
+                  </pic:nvPicPr>
+                  <pic:blipFill>
+                    <a:blip r:embed="rId25" cstate="print">
+                      <a:extLst>
+                        <a:ext uri="{28A0092B-C50C-407E-A947-70E740481C1C}">
+                          <a14:useLocalDpi xmlns:a14="http://schemas.microsoft.com/office/drawing/2010/main" val="0"/>
+                        </a:ext>
+                      </a:extLst>
+                    </a:blip>
+                    <a:srcRect/>
+                    <a:stretch>
+                      <a:fillRect/>
+                    </a:stretch>
+                  </pic:blipFill>
+                  <pic:spPr bwMode="auto">
+                    <a:xfrm>
+                      <a:off x="0" y="0"/>
+                      <a:ext cx="4876800" cy="2743200"/>
+                    </a:xfrm>
+                    <a:prstGeom prst="rect">
+                      <a:avLst/>
+                    </a:prstGeom>
+                    <a:noFill/>
+                    <a:ln>
+                      <a:noFill/>
+                    </a:ln>
+                  </pic:spPr>
+                </pic:pic>
+              </a:graphicData>
+            </a:graphic>
+          </wp:inline>
+        </w:drawing>
+      </w:r>
+    </w:p>
     <w:sectPr>
       <w:pgSz w:w="12240" w:h="15840"/>
       <w:pgMar w:top="1440" w:right="1440" w:bottom="1440" w:left="1440" w:header="720" w:footer="720" w:gutter="0"/>
@@ -475,6 +3229,2523 @@
     </w:sectPr>
   </w:body>
 </w:document>
+</file>
+
+<file path=word/numbering.xml><?xml version="1.0" encoding="utf-8"?>
+<w:numbering xmlns:wpc="http://schemas.microsoft.com/office/word/2010/wordprocessingCanvas" xmlns:cx="http://schemas.microsoft.com/office/drawing/2014/chartex" xmlns:cx1="http://schemas.microsoft.com/office/drawing/2015/9/8/chartex" xmlns:cx2="http://schemas.microsoft.com/office/drawing/2015/10/21/chartex" xmlns:cx3="http://schemas.microsoft.com/office/drawing/2016/5/9/chartex" xmlns:cx4="http://schemas.microsoft.com/office/drawing/2016/5/10/chartex" xmlns:cx5="http://schemas.microsoft.com/office/drawing/2016/5/11/chartex" xmlns:cx6="http://schemas.microsoft.com/office/drawing/2016/5/12/chartex" xmlns:cx7="http://schemas.microsoft.com/office/drawing/2016/5/13/chartex" xmlns:cx8="http://schemas.microsoft.com/office/drawing/2016/5/14/chartex" xmlns:mc="http://schemas.openxmlformats.org/markup-compatibility/2006" xmlns:aink="http://schemas.microsoft.com/office/drawing/2016/ink" xmlns:am3d="http://schemas.microsoft.com/office/drawing/2017/model3d" xmlns:o="urn:schemas-microsoft-com:office:office" xmlns:oel="http://schemas.microsoft.com/office/2019/extlst" xmlns:r="http://schemas.openxmlformats.org/officeDocument/2006/relationships" xmlns:m="http://schemas.openxmlformats.org/officeDocument/2006/math" xmlns:v="urn:schemas-microsoft-com:vml" xmlns:wp14="http://schemas.microsoft.com/office/word/2010/wordprocessingDrawing" xmlns:wp="http://schemas.openxmlformats.org/drawingml/2006/wordprocessingDrawing" xmlns:w10="urn:schemas-microsoft-com:office:word" xmlns:w="http://schemas.openxmlformats.org/wordprocessingml/2006/main" xmlns:w14="http://schemas.microsoft.com/office/word/2010/wordml" xmlns:w15="http://schemas.microsoft.com/office/word/2012/wordml" xmlns:w16cex="http://schemas.microsoft.com/office/word/2018/wordml/cex" xmlns:w16cid="http://schemas.microsoft.com/office/word/2016/wordml/cid" xmlns:w16="http://schemas.microsoft.com/office/word/2018/wordml" xmlns:w16du="http://schemas.microsoft.com/office/word/2023/wordml/word16du" xmlns:w16sdtdh="http://schemas.microsoft.com/office/word/2020/wordml/sdtdatahash" xmlns:w16sdtfl="http://schemas.microsoft.com/office/word/2024/wordml/sdtformatlock" xmlns:w16se="http://schemas.microsoft.com/office/word/2015/wordml/symex" xmlns:wpg="http://schemas.microsoft.com/office/word/2010/wordprocessingGroup" xmlns:wpi="http://schemas.microsoft.com/office/word/2010/wordprocessingInk" xmlns:wne="http://schemas.microsoft.com/office/word/2006/wordml" xmlns:wps="http://schemas.microsoft.com/office/word/2010/wordprocessingShape" mc:Ignorable="w14 w15 w16se w16cid w16 w16cex w16sdtdh w16sdtfl w16du wp14">
+  <w:abstractNum w:abstractNumId="0" w15:restartNumberingAfterBreak="0">
+    <w:nsid w:val="05EB3440"/>
+    <w:multiLevelType w:val="multilevel"/>
+    <w:tmpl w:val="6AF80854"/>
+    <w:lvl w:ilvl="0">
+      <w:start w:val="1"/>
+      <w:numFmt w:val="bullet"/>
+      <w:lvlText w:val=""/>
+      <w:lvlJc w:val="left"/>
+      <w:pPr>
+        <w:tabs>
+          <w:tab w:val="num" w:pos="720"/>
+        </w:tabs>
+        <w:ind w:left="720" w:hanging="360"/>
+      </w:pPr>
+      <w:rPr>
+        <w:rFonts w:ascii="Symbol" w:hAnsi="Symbol" w:hint="default"/>
+        <w:sz w:val="20"/>
+      </w:rPr>
+    </w:lvl>
+    <w:lvl w:ilvl="1" w:tentative="1">
+      <w:start w:val="1"/>
+      <w:numFmt w:val="bullet"/>
+      <w:lvlText w:val="o"/>
+      <w:lvlJc w:val="left"/>
+      <w:pPr>
+        <w:tabs>
+          <w:tab w:val="num" w:pos="1440"/>
+        </w:tabs>
+        <w:ind w:left="1440" w:hanging="360"/>
+      </w:pPr>
+      <w:rPr>
+        <w:rFonts w:ascii="Courier New" w:hAnsi="Courier New" w:hint="default"/>
+        <w:sz w:val="20"/>
+      </w:rPr>
+    </w:lvl>
+    <w:lvl w:ilvl="2" w:tentative="1">
+      <w:start w:val="1"/>
+      <w:numFmt w:val="bullet"/>
+      <w:lvlText w:val=""/>
+      <w:lvlJc w:val="left"/>
+      <w:pPr>
+        <w:tabs>
+          <w:tab w:val="num" w:pos="2160"/>
+        </w:tabs>
+        <w:ind w:left="2160" w:hanging="360"/>
+      </w:pPr>
+      <w:rPr>
+        <w:rFonts w:ascii="Wingdings" w:hAnsi="Wingdings" w:hint="default"/>
+        <w:sz w:val="20"/>
+      </w:rPr>
+    </w:lvl>
+    <w:lvl w:ilvl="3" w:tentative="1">
+      <w:start w:val="1"/>
+      <w:numFmt w:val="bullet"/>
+      <w:lvlText w:val=""/>
+      <w:lvlJc w:val="left"/>
+      <w:pPr>
+        <w:tabs>
+          <w:tab w:val="num" w:pos="2880"/>
+        </w:tabs>
+        <w:ind w:left="2880" w:hanging="360"/>
+      </w:pPr>
+      <w:rPr>
+        <w:rFonts w:ascii="Wingdings" w:hAnsi="Wingdings" w:hint="default"/>
+        <w:sz w:val="20"/>
+      </w:rPr>
+    </w:lvl>
+    <w:lvl w:ilvl="4" w:tentative="1">
+      <w:start w:val="1"/>
+      <w:numFmt w:val="bullet"/>
+      <w:lvlText w:val=""/>
+      <w:lvlJc w:val="left"/>
+      <w:pPr>
+        <w:tabs>
+          <w:tab w:val="num" w:pos="3600"/>
+        </w:tabs>
+        <w:ind w:left="3600" w:hanging="360"/>
+      </w:pPr>
+      <w:rPr>
+        <w:rFonts w:ascii="Wingdings" w:hAnsi="Wingdings" w:hint="default"/>
+        <w:sz w:val="20"/>
+      </w:rPr>
+    </w:lvl>
+    <w:lvl w:ilvl="5" w:tentative="1">
+      <w:start w:val="1"/>
+      <w:numFmt w:val="bullet"/>
+      <w:lvlText w:val=""/>
+      <w:lvlJc w:val="left"/>
+      <w:pPr>
+        <w:tabs>
+          <w:tab w:val="num" w:pos="4320"/>
+        </w:tabs>
+        <w:ind w:left="4320" w:hanging="360"/>
+      </w:pPr>
+      <w:rPr>
+        <w:rFonts w:ascii="Wingdings" w:hAnsi="Wingdings" w:hint="default"/>
+        <w:sz w:val="20"/>
+      </w:rPr>
+    </w:lvl>
+    <w:lvl w:ilvl="6" w:tentative="1">
+      <w:start w:val="1"/>
+      <w:numFmt w:val="bullet"/>
+      <w:lvlText w:val=""/>
+      <w:lvlJc w:val="left"/>
+      <w:pPr>
+        <w:tabs>
+          <w:tab w:val="num" w:pos="5040"/>
+        </w:tabs>
+        <w:ind w:left="5040" w:hanging="360"/>
+      </w:pPr>
+      <w:rPr>
+        <w:rFonts w:ascii="Wingdings" w:hAnsi="Wingdings" w:hint="default"/>
+        <w:sz w:val="20"/>
+      </w:rPr>
+    </w:lvl>
+    <w:lvl w:ilvl="7" w:tentative="1">
+      <w:start w:val="1"/>
+      <w:numFmt w:val="bullet"/>
+      <w:lvlText w:val=""/>
+      <w:lvlJc w:val="left"/>
+      <w:pPr>
+        <w:tabs>
+          <w:tab w:val="num" w:pos="5760"/>
+        </w:tabs>
+        <w:ind w:left="5760" w:hanging="360"/>
+      </w:pPr>
+      <w:rPr>
+        <w:rFonts w:ascii="Wingdings" w:hAnsi="Wingdings" w:hint="default"/>
+        <w:sz w:val="20"/>
+      </w:rPr>
+    </w:lvl>
+    <w:lvl w:ilvl="8" w:tentative="1">
+      <w:start w:val="1"/>
+      <w:numFmt w:val="bullet"/>
+      <w:lvlText w:val=""/>
+      <w:lvlJc w:val="left"/>
+      <w:pPr>
+        <w:tabs>
+          <w:tab w:val="num" w:pos="6480"/>
+        </w:tabs>
+        <w:ind w:left="6480" w:hanging="360"/>
+      </w:pPr>
+      <w:rPr>
+        <w:rFonts w:ascii="Wingdings" w:hAnsi="Wingdings" w:hint="default"/>
+        <w:sz w:val="20"/>
+      </w:rPr>
+    </w:lvl>
+  </w:abstractNum>
+  <w:abstractNum w:abstractNumId="1" w15:restartNumberingAfterBreak="0">
+    <w:nsid w:val="0E98100D"/>
+    <w:multiLevelType w:val="multilevel"/>
+    <w:tmpl w:val="DCCAD162"/>
+    <w:lvl w:ilvl="0">
+      <w:start w:val="1"/>
+      <w:numFmt w:val="bullet"/>
+      <w:lvlText w:val=""/>
+      <w:lvlJc w:val="left"/>
+      <w:pPr>
+        <w:tabs>
+          <w:tab w:val="num" w:pos="720"/>
+        </w:tabs>
+        <w:ind w:left="720" w:hanging="360"/>
+      </w:pPr>
+      <w:rPr>
+        <w:rFonts w:ascii="Symbol" w:hAnsi="Symbol" w:hint="default"/>
+        <w:sz w:val="20"/>
+      </w:rPr>
+    </w:lvl>
+    <w:lvl w:ilvl="1" w:tentative="1">
+      <w:start w:val="1"/>
+      <w:numFmt w:val="bullet"/>
+      <w:lvlText w:val="o"/>
+      <w:lvlJc w:val="left"/>
+      <w:pPr>
+        <w:tabs>
+          <w:tab w:val="num" w:pos="1440"/>
+        </w:tabs>
+        <w:ind w:left="1440" w:hanging="360"/>
+      </w:pPr>
+      <w:rPr>
+        <w:rFonts w:ascii="Courier New" w:hAnsi="Courier New" w:hint="default"/>
+        <w:sz w:val="20"/>
+      </w:rPr>
+    </w:lvl>
+    <w:lvl w:ilvl="2" w:tentative="1">
+      <w:start w:val="1"/>
+      <w:numFmt w:val="bullet"/>
+      <w:lvlText w:val=""/>
+      <w:lvlJc w:val="left"/>
+      <w:pPr>
+        <w:tabs>
+          <w:tab w:val="num" w:pos="2160"/>
+        </w:tabs>
+        <w:ind w:left="2160" w:hanging="360"/>
+      </w:pPr>
+      <w:rPr>
+        <w:rFonts w:ascii="Wingdings" w:hAnsi="Wingdings" w:hint="default"/>
+        <w:sz w:val="20"/>
+      </w:rPr>
+    </w:lvl>
+    <w:lvl w:ilvl="3" w:tentative="1">
+      <w:start w:val="1"/>
+      <w:numFmt w:val="bullet"/>
+      <w:lvlText w:val=""/>
+      <w:lvlJc w:val="left"/>
+      <w:pPr>
+        <w:tabs>
+          <w:tab w:val="num" w:pos="2880"/>
+        </w:tabs>
+        <w:ind w:left="2880" w:hanging="360"/>
+      </w:pPr>
+      <w:rPr>
+        <w:rFonts w:ascii="Wingdings" w:hAnsi="Wingdings" w:hint="default"/>
+        <w:sz w:val="20"/>
+      </w:rPr>
+    </w:lvl>
+    <w:lvl w:ilvl="4" w:tentative="1">
+      <w:start w:val="1"/>
+      <w:numFmt w:val="bullet"/>
+      <w:lvlText w:val=""/>
+      <w:lvlJc w:val="left"/>
+      <w:pPr>
+        <w:tabs>
+          <w:tab w:val="num" w:pos="3600"/>
+        </w:tabs>
+        <w:ind w:left="3600" w:hanging="360"/>
+      </w:pPr>
+      <w:rPr>
+        <w:rFonts w:ascii="Wingdings" w:hAnsi="Wingdings" w:hint="default"/>
+        <w:sz w:val="20"/>
+      </w:rPr>
+    </w:lvl>
+    <w:lvl w:ilvl="5" w:tentative="1">
+      <w:start w:val="1"/>
+      <w:numFmt w:val="bullet"/>
+      <w:lvlText w:val=""/>
+      <w:lvlJc w:val="left"/>
+      <w:pPr>
+        <w:tabs>
+          <w:tab w:val="num" w:pos="4320"/>
+        </w:tabs>
+        <w:ind w:left="4320" w:hanging="360"/>
+      </w:pPr>
+      <w:rPr>
+        <w:rFonts w:ascii="Wingdings" w:hAnsi="Wingdings" w:hint="default"/>
+        <w:sz w:val="20"/>
+      </w:rPr>
+    </w:lvl>
+    <w:lvl w:ilvl="6" w:tentative="1">
+      <w:start w:val="1"/>
+      <w:numFmt w:val="bullet"/>
+      <w:lvlText w:val=""/>
+      <w:lvlJc w:val="left"/>
+      <w:pPr>
+        <w:tabs>
+          <w:tab w:val="num" w:pos="5040"/>
+        </w:tabs>
+        <w:ind w:left="5040" w:hanging="360"/>
+      </w:pPr>
+      <w:rPr>
+        <w:rFonts w:ascii="Wingdings" w:hAnsi="Wingdings" w:hint="default"/>
+        <w:sz w:val="20"/>
+      </w:rPr>
+    </w:lvl>
+    <w:lvl w:ilvl="7" w:tentative="1">
+      <w:start w:val="1"/>
+      <w:numFmt w:val="bullet"/>
+      <w:lvlText w:val=""/>
+      <w:lvlJc w:val="left"/>
+      <w:pPr>
+        <w:tabs>
+          <w:tab w:val="num" w:pos="5760"/>
+        </w:tabs>
+        <w:ind w:left="5760" w:hanging="360"/>
+      </w:pPr>
+      <w:rPr>
+        <w:rFonts w:ascii="Wingdings" w:hAnsi="Wingdings" w:hint="default"/>
+        <w:sz w:val="20"/>
+      </w:rPr>
+    </w:lvl>
+    <w:lvl w:ilvl="8" w:tentative="1">
+      <w:start w:val="1"/>
+      <w:numFmt w:val="bullet"/>
+      <w:lvlText w:val=""/>
+      <w:lvlJc w:val="left"/>
+      <w:pPr>
+        <w:tabs>
+          <w:tab w:val="num" w:pos="6480"/>
+        </w:tabs>
+        <w:ind w:left="6480" w:hanging="360"/>
+      </w:pPr>
+      <w:rPr>
+        <w:rFonts w:ascii="Wingdings" w:hAnsi="Wingdings" w:hint="default"/>
+        <w:sz w:val="20"/>
+      </w:rPr>
+    </w:lvl>
+  </w:abstractNum>
+  <w:abstractNum w:abstractNumId="2" w15:restartNumberingAfterBreak="0">
+    <w:nsid w:val="12AB67A8"/>
+    <w:multiLevelType w:val="multilevel"/>
+    <w:tmpl w:val="D652B134"/>
+    <w:lvl w:ilvl="0">
+      <w:start w:val="1"/>
+      <w:numFmt w:val="bullet"/>
+      <w:lvlText w:val=""/>
+      <w:lvlJc w:val="left"/>
+      <w:pPr>
+        <w:tabs>
+          <w:tab w:val="num" w:pos="720"/>
+        </w:tabs>
+        <w:ind w:left="720" w:hanging="360"/>
+      </w:pPr>
+      <w:rPr>
+        <w:rFonts w:ascii="Symbol" w:hAnsi="Symbol" w:hint="default"/>
+        <w:sz w:val="20"/>
+      </w:rPr>
+    </w:lvl>
+    <w:lvl w:ilvl="1" w:tentative="1">
+      <w:start w:val="1"/>
+      <w:numFmt w:val="bullet"/>
+      <w:lvlText w:val="o"/>
+      <w:lvlJc w:val="left"/>
+      <w:pPr>
+        <w:tabs>
+          <w:tab w:val="num" w:pos="1440"/>
+        </w:tabs>
+        <w:ind w:left="1440" w:hanging="360"/>
+      </w:pPr>
+      <w:rPr>
+        <w:rFonts w:ascii="Courier New" w:hAnsi="Courier New" w:hint="default"/>
+        <w:sz w:val="20"/>
+      </w:rPr>
+    </w:lvl>
+    <w:lvl w:ilvl="2" w:tentative="1">
+      <w:start w:val="1"/>
+      <w:numFmt w:val="bullet"/>
+      <w:lvlText w:val=""/>
+      <w:lvlJc w:val="left"/>
+      <w:pPr>
+        <w:tabs>
+          <w:tab w:val="num" w:pos="2160"/>
+        </w:tabs>
+        <w:ind w:left="2160" w:hanging="360"/>
+      </w:pPr>
+      <w:rPr>
+        <w:rFonts w:ascii="Wingdings" w:hAnsi="Wingdings" w:hint="default"/>
+        <w:sz w:val="20"/>
+      </w:rPr>
+    </w:lvl>
+    <w:lvl w:ilvl="3" w:tentative="1">
+      <w:start w:val="1"/>
+      <w:numFmt w:val="bullet"/>
+      <w:lvlText w:val=""/>
+      <w:lvlJc w:val="left"/>
+      <w:pPr>
+        <w:tabs>
+          <w:tab w:val="num" w:pos="2880"/>
+        </w:tabs>
+        <w:ind w:left="2880" w:hanging="360"/>
+      </w:pPr>
+      <w:rPr>
+        <w:rFonts w:ascii="Wingdings" w:hAnsi="Wingdings" w:hint="default"/>
+        <w:sz w:val="20"/>
+      </w:rPr>
+    </w:lvl>
+    <w:lvl w:ilvl="4" w:tentative="1">
+      <w:start w:val="1"/>
+      <w:numFmt w:val="bullet"/>
+      <w:lvlText w:val=""/>
+      <w:lvlJc w:val="left"/>
+      <w:pPr>
+        <w:tabs>
+          <w:tab w:val="num" w:pos="3600"/>
+        </w:tabs>
+        <w:ind w:left="3600" w:hanging="360"/>
+      </w:pPr>
+      <w:rPr>
+        <w:rFonts w:ascii="Wingdings" w:hAnsi="Wingdings" w:hint="default"/>
+        <w:sz w:val="20"/>
+      </w:rPr>
+    </w:lvl>
+    <w:lvl w:ilvl="5" w:tentative="1">
+      <w:start w:val="1"/>
+      <w:numFmt w:val="bullet"/>
+      <w:lvlText w:val=""/>
+      <w:lvlJc w:val="left"/>
+      <w:pPr>
+        <w:tabs>
+          <w:tab w:val="num" w:pos="4320"/>
+        </w:tabs>
+        <w:ind w:left="4320" w:hanging="360"/>
+      </w:pPr>
+      <w:rPr>
+        <w:rFonts w:ascii="Wingdings" w:hAnsi="Wingdings" w:hint="default"/>
+        <w:sz w:val="20"/>
+      </w:rPr>
+    </w:lvl>
+    <w:lvl w:ilvl="6" w:tentative="1">
+      <w:start w:val="1"/>
+      <w:numFmt w:val="bullet"/>
+      <w:lvlText w:val=""/>
+      <w:lvlJc w:val="left"/>
+      <w:pPr>
+        <w:tabs>
+          <w:tab w:val="num" w:pos="5040"/>
+        </w:tabs>
+        <w:ind w:left="5040" w:hanging="360"/>
+      </w:pPr>
+      <w:rPr>
+        <w:rFonts w:ascii="Wingdings" w:hAnsi="Wingdings" w:hint="default"/>
+        <w:sz w:val="20"/>
+      </w:rPr>
+    </w:lvl>
+    <w:lvl w:ilvl="7" w:tentative="1">
+      <w:start w:val="1"/>
+      <w:numFmt w:val="bullet"/>
+      <w:lvlText w:val=""/>
+      <w:lvlJc w:val="left"/>
+      <w:pPr>
+        <w:tabs>
+          <w:tab w:val="num" w:pos="5760"/>
+        </w:tabs>
+        <w:ind w:left="5760" w:hanging="360"/>
+      </w:pPr>
+      <w:rPr>
+        <w:rFonts w:ascii="Wingdings" w:hAnsi="Wingdings" w:hint="default"/>
+        <w:sz w:val="20"/>
+      </w:rPr>
+    </w:lvl>
+    <w:lvl w:ilvl="8" w:tentative="1">
+      <w:start w:val="1"/>
+      <w:numFmt w:val="bullet"/>
+      <w:lvlText w:val=""/>
+      <w:lvlJc w:val="left"/>
+      <w:pPr>
+        <w:tabs>
+          <w:tab w:val="num" w:pos="6480"/>
+        </w:tabs>
+        <w:ind w:left="6480" w:hanging="360"/>
+      </w:pPr>
+      <w:rPr>
+        <w:rFonts w:ascii="Wingdings" w:hAnsi="Wingdings" w:hint="default"/>
+        <w:sz w:val="20"/>
+      </w:rPr>
+    </w:lvl>
+  </w:abstractNum>
+  <w:abstractNum w:abstractNumId="3" w15:restartNumberingAfterBreak="0">
+    <w:nsid w:val="1A782D27"/>
+    <w:multiLevelType w:val="multilevel"/>
+    <w:tmpl w:val="CF046AB8"/>
+    <w:lvl w:ilvl="0">
+      <w:start w:val="1"/>
+      <w:numFmt w:val="decimal"/>
+      <w:lvlText w:val="%1."/>
+      <w:lvlJc w:val="left"/>
+      <w:pPr>
+        <w:tabs>
+          <w:tab w:val="num" w:pos="720"/>
+        </w:tabs>
+        <w:ind w:left="720" w:hanging="360"/>
+      </w:pPr>
+    </w:lvl>
+    <w:lvl w:ilvl="1" w:tentative="1">
+      <w:start w:val="1"/>
+      <w:numFmt w:val="decimal"/>
+      <w:lvlText w:val="%2."/>
+      <w:lvlJc w:val="left"/>
+      <w:pPr>
+        <w:tabs>
+          <w:tab w:val="num" w:pos="1440"/>
+        </w:tabs>
+        <w:ind w:left="1440" w:hanging="360"/>
+      </w:pPr>
+    </w:lvl>
+    <w:lvl w:ilvl="2" w:tentative="1">
+      <w:start w:val="1"/>
+      <w:numFmt w:val="decimal"/>
+      <w:lvlText w:val="%3."/>
+      <w:lvlJc w:val="left"/>
+      <w:pPr>
+        <w:tabs>
+          <w:tab w:val="num" w:pos="2160"/>
+        </w:tabs>
+        <w:ind w:left="2160" w:hanging="360"/>
+      </w:pPr>
+    </w:lvl>
+    <w:lvl w:ilvl="3" w:tentative="1">
+      <w:start w:val="1"/>
+      <w:numFmt w:val="decimal"/>
+      <w:lvlText w:val="%4."/>
+      <w:lvlJc w:val="left"/>
+      <w:pPr>
+        <w:tabs>
+          <w:tab w:val="num" w:pos="2880"/>
+        </w:tabs>
+        <w:ind w:left="2880" w:hanging="360"/>
+      </w:pPr>
+    </w:lvl>
+    <w:lvl w:ilvl="4" w:tentative="1">
+      <w:start w:val="1"/>
+      <w:numFmt w:val="decimal"/>
+      <w:lvlText w:val="%5."/>
+      <w:lvlJc w:val="left"/>
+      <w:pPr>
+        <w:tabs>
+          <w:tab w:val="num" w:pos="3600"/>
+        </w:tabs>
+        <w:ind w:left="3600" w:hanging="360"/>
+      </w:pPr>
+    </w:lvl>
+    <w:lvl w:ilvl="5" w:tentative="1">
+      <w:start w:val="1"/>
+      <w:numFmt w:val="decimal"/>
+      <w:lvlText w:val="%6."/>
+      <w:lvlJc w:val="left"/>
+      <w:pPr>
+        <w:tabs>
+          <w:tab w:val="num" w:pos="4320"/>
+        </w:tabs>
+        <w:ind w:left="4320" w:hanging="360"/>
+      </w:pPr>
+    </w:lvl>
+    <w:lvl w:ilvl="6" w:tentative="1">
+      <w:start w:val="1"/>
+      <w:numFmt w:val="decimal"/>
+      <w:lvlText w:val="%7."/>
+      <w:lvlJc w:val="left"/>
+      <w:pPr>
+        <w:tabs>
+          <w:tab w:val="num" w:pos="5040"/>
+        </w:tabs>
+        <w:ind w:left="5040" w:hanging="360"/>
+      </w:pPr>
+    </w:lvl>
+    <w:lvl w:ilvl="7" w:tentative="1">
+      <w:start w:val="1"/>
+      <w:numFmt w:val="decimal"/>
+      <w:lvlText w:val="%8."/>
+      <w:lvlJc w:val="left"/>
+      <w:pPr>
+        <w:tabs>
+          <w:tab w:val="num" w:pos="5760"/>
+        </w:tabs>
+        <w:ind w:left="5760" w:hanging="360"/>
+      </w:pPr>
+    </w:lvl>
+    <w:lvl w:ilvl="8" w:tentative="1">
+      <w:start w:val="1"/>
+      <w:numFmt w:val="decimal"/>
+      <w:lvlText w:val="%9."/>
+      <w:lvlJc w:val="left"/>
+      <w:pPr>
+        <w:tabs>
+          <w:tab w:val="num" w:pos="6480"/>
+        </w:tabs>
+        <w:ind w:left="6480" w:hanging="360"/>
+      </w:pPr>
+    </w:lvl>
+  </w:abstractNum>
+  <w:abstractNum w:abstractNumId="4" w15:restartNumberingAfterBreak="0">
+    <w:nsid w:val="1DDE7BD5"/>
+    <w:multiLevelType w:val="multilevel"/>
+    <w:tmpl w:val="FA76438A"/>
+    <w:lvl w:ilvl="0">
+      <w:start w:val="1"/>
+      <w:numFmt w:val="bullet"/>
+      <w:lvlText w:val=""/>
+      <w:lvlJc w:val="left"/>
+      <w:pPr>
+        <w:tabs>
+          <w:tab w:val="num" w:pos="720"/>
+        </w:tabs>
+        <w:ind w:left="720" w:hanging="360"/>
+      </w:pPr>
+      <w:rPr>
+        <w:rFonts w:ascii="Symbol" w:hAnsi="Symbol" w:hint="default"/>
+        <w:sz w:val="20"/>
+      </w:rPr>
+    </w:lvl>
+    <w:lvl w:ilvl="1" w:tentative="1">
+      <w:start w:val="1"/>
+      <w:numFmt w:val="bullet"/>
+      <w:lvlText w:val="o"/>
+      <w:lvlJc w:val="left"/>
+      <w:pPr>
+        <w:tabs>
+          <w:tab w:val="num" w:pos="1440"/>
+        </w:tabs>
+        <w:ind w:left="1440" w:hanging="360"/>
+      </w:pPr>
+      <w:rPr>
+        <w:rFonts w:ascii="Courier New" w:hAnsi="Courier New" w:hint="default"/>
+        <w:sz w:val="20"/>
+      </w:rPr>
+    </w:lvl>
+    <w:lvl w:ilvl="2" w:tentative="1">
+      <w:start w:val="1"/>
+      <w:numFmt w:val="bullet"/>
+      <w:lvlText w:val=""/>
+      <w:lvlJc w:val="left"/>
+      <w:pPr>
+        <w:tabs>
+          <w:tab w:val="num" w:pos="2160"/>
+        </w:tabs>
+        <w:ind w:left="2160" w:hanging="360"/>
+      </w:pPr>
+      <w:rPr>
+        <w:rFonts w:ascii="Wingdings" w:hAnsi="Wingdings" w:hint="default"/>
+        <w:sz w:val="20"/>
+      </w:rPr>
+    </w:lvl>
+    <w:lvl w:ilvl="3" w:tentative="1">
+      <w:start w:val="1"/>
+      <w:numFmt w:val="bullet"/>
+      <w:lvlText w:val=""/>
+      <w:lvlJc w:val="left"/>
+      <w:pPr>
+        <w:tabs>
+          <w:tab w:val="num" w:pos="2880"/>
+        </w:tabs>
+        <w:ind w:left="2880" w:hanging="360"/>
+      </w:pPr>
+      <w:rPr>
+        <w:rFonts w:ascii="Wingdings" w:hAnsi="Wingdings" w:hint="default"/>
+        <w:sz w:val="20"/>
+      </w:rPr>
+    </w:lvl>
+    <w:lvl w:ilvl="4" w:tentative="1">
+      <w:start w:val="1"/>
+      <w:numFmt w:val="bullet"/>
+      <w:lvlText w:val=""/>
+      <w:lvlJc w:val="left"/>
+      <w:pPr>
+        <w:tabs>
+          <w:tab w:val="num" w:pos="3600"/>
+        </w:tabs>
+        <w:ind w:left="3600" w:hanging="360"/>
+      </w:pPr>
+      <w:rPr>
+        <w:rFonts w:ascii="Wingdings" w:hAnsi="Wingdings" w:hint="default"/>
+        <w:sz w:val="20"/>
+      </w:rPr>
+    </w:lvl>
+    <w:lvl w:ilvl="5" w:tentative="1">
+      <w:start w:val="1"/>
+      <w:numFmt w:val="bullet"/>
+      <w:lvlText w:val=""/>
+      <w:lvlJc w:val="left"/>
+      <w:pPr>
+        <w:tabs>
+          <w:tab w:val="num" w:pos="4320"/>
+        </w:tabs>
+        <w:ind w:left="4320" w:hanging="360"/>
+      </w:pPr>
+      <w:rPr>
+        <w:rFonts w:ascii="Wingdings" w:hAnsi="Wingdings" w:hint="default"/>
+        <w:sz w:val="20"/>
+      </w:rPr>
+    </w:lvl>
+    <w:lvl w:ilvl="6" w:tentative="1">
+      <w:start w:val="1"/>
+      <w:numFmt w:val="bullet"/>
+      <w:lvlText w:val=""/>
+      <w:lvlJc w:val="left"/>
+      <w:pPr>
+        <w:tabs>
+          <w:tab w:val="num" w:pos="5040"/>
+        </w:tabs>
+        <w:ind w:left="5040" w:hanging="360"/>
+      </w:pPr>
+      <w:rPr>
+        <w:rFonts w:ascii="Wingdings" w:hAnsi="Wingdings" w:hint="default"/>
+        <w:sz w:val="20"/>
+      </w:rPr>
+    </w:lvl>
+    <w:lvl w:ilvl="7" w:tentative="1">
+      <w:start w:val="1"/>
+      <w:numFmt w:val="bullet"/>
+      <w:lvlText w:val=""/>
+      <w:lvlJc w:val="left"/>
+      <w:pPr>
+        <w:tabs>
+          <w:tab w:val="num" w:pos="5760"/>
+        </w:tabs>
+        <w:ind w:left="5760" w:hanging="360"/>
+      </w:pPr>
+      <w:rPr>
+        <w:rFonts w:ascii="Wingdings" w:hAnsi="Wingdings" w:hint="default"/>
+        <w:sz w:val="20"/>
+      </w:rPr>
+    </w:lvl>
+    <w:lvl w:ilvl="8" w:tentative="1">
+      <w:start w:val="1"/>
+      <w:numFmt w:val="bullet"/>
+      <w:lvlText w:val=""/>
+      <w:lvlJc w:val="left"/>
+      <w:pPr>
+        <w:tabs>
+          <w:tab w:val="num" w:pos="6480"/>
+        </w:tabs>
+        <w:ind w:left="6480" w:hanging="360"/>
+      </w:pPr>
+      <w:rPr>
+        <w:rFonts w:ascii="Wingdings" w:hAnsi="Wingdings" w:hint="default"/>
+        <w:sz w:val="20"/>
+      </w:rPr>
+    </w:lvl>
+  </w:abstractNum>
+  <w:abstractNum w:abstractNumId="5" w15:restartNumberingAfterBreak="0">
+    <w:nsid w:val="208665BE"/>
+    <w:multiLevelType w:val="multilevel"/>
+    <w:tmpl w:val="CB8C6590"/>
+    <w:lvl w:ilvl="0">
+      <w:start w:val="1"/>
+      <w:numFmt w:val="bullet"/>
+      <w:lvlText w:val=""/>
+      <w:lvlJc w:val="left"/>
+      <w:pPr>
+        <w:tabs>
+          <w:tab w:val="num" w:pos="720"/>
+        </w:tabs>
+        <w:ind w:left="720" w:hanging="360"/>
+      </w:pPr>
+      <w:rPr>
+        <w:rFonts w:ascii="Symbol" w:hAnsi="Symbol" w:hint="default"/>
+        <w:sz w:val="20"/>
+      </w:rPr>
+    </w:lvl>
+    <w:lvl w:ilvl="1" w:tentative="1">
+      <w:start w:val="1"/>
+      <w:numFmt w:val="bullet"/>
+      <w:lvlText w:val="o"/>
+      <w:lvlJc w:val="left"/>
+      <w:pPr>
+        <w:tabs>
+          <w:tab w:val="num" w:pos="1440"/>
+        </w:tabs>
+        <w:ind w:left="1440" w:hanging="360"/>
+      </w:pPr>
+      <w:rPr>
+        <w:rFonts w:ascii="Courier New" w:hAnsi="Courier New" w:hint="default"/>
+        <w:sz w:val="20"/>
+      </w:rPr>
+    </w:lvl>
+    <w:lvl w:ilvl="2" w:tentative="1">
+      <w:start w:val="1"/>
+      <w:numFmt w:val="bullet"/>
+      <w:lvlText w:val=""/>
+      <w:lvlJc w:val="left"/>
+      <w:pPr>
+        <w:tabs>
+          <w:tab w:val="num" w:pos="2160"/>
+        </w:tabs>
+        <w:ind w:left="2160" w:hanging="360"/>
+      </w:pPr>
+      <w:rPr>
+        <w:rFonts w:ascii="Wingdings" w:hAnsi="Wingdings" w:hint="default"/>
+        <w:sz w:val="20"/>
+      </w:rPr>
+    </w:lvl>
+    <w:lvl w:ilvl="3" w:tentative="1">
+      <w:start w:val="1"/>
+      <w:numFmt w:val="bullet"/>
+      <w:lvlText w:val=""/>
+      <w:lvlJc w:val="left"/>
+      <w:pPr>
+        <w:tabs>
+          <w:tab w:val="num" w:pos="2880"/>
+        </w:tabs>
+        <w:ind w:left="2880" w:hanging="360"/>
+      </w:pPr>
+      <w:rPr>
+        <w:rFonts w:ascii="Wingdings" w:hAnsi="Wingdings" w:hint="default"/>
+        <w:sz w:val="20"/>
+      </w:rPr>
+    </w:lvl>
+    <w:lvl w:ilvl="4" w:tentative="1">
+      <w:start w:val="1"/>
+      <w:numFmt w:val="bullet"/>
+      <w:lvlText w:val=""/>
+      <w:lvlJc w:val="left"/>
+      <w:pPr>
+        <w:tabs>
+          <w:tab w:val="num" w:pos="3600"/>
+        </w:tabs>
+        <w:ind w:left="3600" w:hanging="360"/>
+      </w:pPr>
+      <w:rPr>
+        <w:rFonts w:ascii="Wingdings" w:hAnsi="Wingdings" w:hint="default"/>
+        <w:sz w:val="20"/>
+      </w:rPr>
+    </w:lvl>
+    <w:lvl w:ilvl="5" w:tentative="1">
+      <w:start w:val="1"/>
+      <w:numFmt w:val="bullet"/>
+      <w:lvlText w:val=""/>
+      <w:lvlJc w:val="left"/>
+      <w:pPr>
+        <w:tabs>
+          <w:tab w:val="num" w:pos="4320"/>
+        </w:tabs>
+        <w:ind w:left="4320" w:hanging="360"/>
+      </w:pPr>
+      <w:rPr>
+        <w:rFonts w:ascii="Wingdings" w:hAnsi="Wingdings" w:hint="default"/>
+        <w:sz w:val="20"/>
+      </w:rPr>
+    </w:lvl>
+    <w:lvl w:ilvl="6" w:tentative="1">
+      <w:start w:val="1"/>
+      <w:numFmt w:val="bullet"/>
+      <w:lvlText w:val=""/>
+      <w:lvlJc w:val="left"/>
+      <w:pPr>
+        <w:tabs>
+          <w:tab w:val="num" w:pos="5040"/>
+        </w:tabs>
+        <w:ind w:left="5040" w:hanging="360"/>
+      </w:pPr>
+      <w:rPr>
+        <w:rFonts w:ascii="Wingdings" w:hAnsi="Wingdings" w:hint="default"/>
+        <w:sz w:val="20"/>
+      </w:rPr>
+    </w:lvl>
+    <w:lvl w:ilvl="7" w:tentative="1">
+      <w:start w:val="1"/>
+      <w:numFmt w:val="bullet"/>
+      <w:lvlText w:val=""/>
+      <w:lvlJc w:val="left"/>
+      <w:pPr>
+        <w:tabs>
+          <w:tab w:val="num" w:pos="5760"/>
+        </w:tabs>
+        <w:ind w:left="5760" w:hanging="360"/>
+      </w:pPr>
+      <w:rPr>
+        <w:rFonts w:ascii="Wingdings" w:hAnsi="Wingdings" w:hint="default"/>
+        <w:sz w:val="20"/>
+      </w:rPr>
+    </w:lvl>
+    <w:lvl w:ilvl="8" w:tentative="1">
+      <w:start w:val="1"/>
+      <w:numFmt w:val="bullet"/>
+      <w:lvlText w:val=""/>
+      <w:lvlJc w:val="left"/>
+      <w:pPr>
+        <w:tabs>
+          <w:tab w:val="num" w:pos="6480"/>
+        </w:tabs>
+        <w:ind w:left="6480" w:hanging="360"/>
+      </w:pPr>
+      <w:rPr>
+        <w:rFonts w:ascii="Wingdings" w:hAnsi="Wingdings" w:hint="default"/>
+        <w:sz w:val="20"/>
+      </w:rPr>
+    </w:lvl>
+  </w:abstractNum>
+  <w:abstractNum w:abstractNumId="6" w15:restartNumberingAfterBreak="0">
+    <w:nsid w:val="2DDB595D"/>
+    <w:multiLevelType w:val="multilevel"/>
+    <w:tmpl w:val="FCBC7518"/>
+    <w:lvl w:ilvl="0">
+      <w:start w:val="1"/>
+      <w:numFmt w:val="bullet"/>
+      <w:lvlText w:val=""/>
+      <w:lvlJc w:val="left"/>
+      <w:pPr>
+        <w:tabs>
+          <w:tab w:val="num" w:pos="720"/>
+        </w:tabs>
+        <w:ind w:left="720" w:hanging="360"/>
+      </w:pPr>
+      <w:rPr>
+        <w:rFonts w:ascii="Symbol" w:hAnsi="Symbol" w:hint="default"/>
+        <w:sz w:val="20"/>
+      </w:rPr>
+    </w:lvl>
+    <w:lvl w:ilvl="1" w:tentative="1">
+      <w:start w:val="1"/>
+      <w:numFmt w:val="bullet"/>
+      <w:lvlText w:val="o"/>
+      <w:lvlJc w:val="left"/>
+      <w:pPr>
+        <w:tabs>
+          <w:tab w:val="num" w:pos="1440"/>
+        </w:tabs>
+        <w:ind w:left="1440" w:hanging="360"/>
+      </w:pPr>
+      <w:rPr>
+        <w:rFonts w:ascii="Courier New" w:hAnsi="Courier New" w:hint="default"/>
+        <w:sz w:val="20"/>
+      </w:rPr>
+    </w:lvl>
+    <w:lvl w:ilvl="2" w:tentative="1">
+      <w:start w:val="1"/>
+      <w:numFmt w:val="bullet"/>
+      <w:lvlText w:val=""/>
+      <w:lvlJc w:val="left"/>
+      <w:pPr>
+        <w:tabs>
+          <w:tab w:val="num" w:pos="2160"/>
+        </w:tabs>
+        <w:ind w:left="2160" w:hanging="360"/>
+      </w:pPr>
+      <w:rPr>
+        <w:rFonts w:ascii="Wingdings" w:hAnsi="Wingdings" w:hint="default"/>
+        <w:sz w:val="20"/>
+      </w:rPr>
+    </w:lvl>
+    <w:lvl w:ilvl="3" w:tentative="1">
+      <w:start w:val="1"/>
+      <w:numFmt w:val="bullet"/>
+      <w:lvlText w:val=""/>
+      <w:lvlJc w:val="left"/>
+      <w:pPr>
+        <w:tabs>
+          <w:tab w:val="num" w:pos="2880"/>
+        </w:tabs>
+        <w:ind w:left="2880" w:hanging="360"/>
+      </w:pPr>
+      <w:rPr>
+        <w:rFonts w:ascii="Wingdings" w:hAnsi="Wingdings" w:hint="default"/>
+        <w:sz w:val="20"/>
+      </w:rPr>
+    </w:lvl>
+    <w:lvl w:ilvl="4" w:tentative="1">
+      <w:start w:val="1"/>
+      <w:numFmt w:val="bullet"/>
+      <w:lvlText w:val=""/>
+      <w:lvlJc w:val="left"/>
+      <w:pPr>
+        <w:tabs>
+          <w:tab w:val="num" w:pos="3600"/>
+        </w:tabs>
+        <w:ind w:left="3600" w:hanging="360"/>
+      </w:pPr>
+      <w:rPr>
+        <w:rFonts w:ascii="Wingdings" w:hAnsi="Wingdings" w:hint="default"/>
+        <w:sz w:val="20"/>
+      </w:rPr>
+    </w:lvl>
+    <w:lvl w:ilvl="5" w:tentative="1">
+      <w:start w:val="1"/>
+      <w:numFmt w:val="bullet"/>
+      <w:lvlText w:val=""/>
+      <w:lvlJc w:val="left"/>
+      <w:pPr>
+        <w:tabs>
+          <w:tab w:val="num" w:pos="4320"/>
+        </w:tabs>
+        <w:ind w:left="4320" w:hanging="360"/>
+      </w:pPr>
+      <w:rPr>
+        <w:rFonts w:ascii="Wingdings" w:hAnsi="Wingdings" w:hint="default"/>
+        <w:sz w:val="20"/>
+      </w:rPr>
+    </w:lvl>
+    <w:lvl w:ilvl="6" w:tentative="1">
+      <w:start w:val="1"/>
+      <w:numFmt w:val="bullet"/>
+      <w:lvlText w:val=""/>
+      <w:lvlJc w:val="left"/>
+      <w:pPr>
+        <w:tabs>
+          <w:tab w:val="num" w:pos="5040"/>
+        </w:tabs>
+        <w:ind w:left="5040" w:hanging="360"/>
+      </w:pPr>
+      <w:rPr>
+        <w:rFonts w:ascii="Wingdings" w:hAnsi="Wingdings" w:hint="default"/>
+        <w:sz w:val="20"/>
+      </w:rPr>
+    </w:lvl>
+    <w:lvl w:ilvl="7" w:tentative="1">
+      <w:start w:val="1"/>
+      <w:numFmt w:val="bullet"/>
+      <w:lvlText w:val=""/>
+      <w:lvlJc w:val="left"/>
+      <w:pPr>
+        <w:tabs>
+          <w:tab w:val="num" w:pos="5760"/>
+        </w:tabs>
+        <w:ind w:left="5760" w:hanging="360"/>
+      </w:pPr>
+      <w:rPr>
+        <w:rFonts w:ascii="Wingdings" w:hAnsi="Wingdings" w:hint="default"/>
+        <w:sz w:val="20"/>
+      </w:rPr>
+    </w:lvl>
+    <w:lvl w:ilvl="8" w:tentative="1">
+      <w:start w:val="1"/>
+      <w:numFmt w:val="bullet"/>
+      <w:lvlText w:val=""/>
+      <w:lvlJc w:val="left"/>
+      <w:pPr>
+        <w:tabs>
+          <w:tab w:val="num" w:pos="6480"/>
+        </w:tabs>
+        <w:ind w:left="6480" w:hanging="360"/>
+      </w:pPr>
+      <w:rPr>
+        <w:rFonts w:ascii="Wingdings" w:hAnsi="Wingdings" w:hint="default"/>
+        <w:sz w:val="20"/>
+      </w:rPr>
+    </w:lvl>
+  </w:abstractNum>
+  <w:abstractNum w:abstractNumId="7" w15:restartNumberingAfterBreak="0">
+    <w:nsid w:val="467117F0"/>
+    <w:multiLevelType w:val="multilevel"/>
+    <w:tmpl w:val="EC5C2C94"/>
+    <w:lvl w:ilvl="0">
+      <w:start w:val="1"/>
+      <w:numFmt w:val="bullet"/>
+      <w:lvlText w:val=""/>
+      <w:lvlJc w:val="left"/>
+      <w:pPr>
+        <w:tabs>
+          <w:tab w:val="num" w:pos="720"/>
+        </w:tabs>
+        <w:ind w:left="720" w:hanging="360"/>
+      </w:pPr>
+      <w:rPr>
+        <w:rFonts w:ascii="Symbol" w:hAnsi="Symbol" w:hint="default"/>
+        <w:sz w:val="20"/>
+      </w:rPr>
+    </w:lvl>
+    <w:lvl w:ilvl="1" w:tentative="1">
+      <w:start w:val="1"/>
+      <w:numFmt w:val="bullet"/>
+      <w:lvlText w:val="o"/>
+      <w:lvlJc w:val="left"/>
+      <w:pPr>
+        <w:tabs>
+          <w:tab w:val="num" w:pos="1440"/>
+        </w:tabs>
+        <w:ind w:left="1440" w:hanging="360"/>
+      </w:pPr>
+      <w:rPr>
+        <w:rFonts w:ascii="Courier New" w:hAnsi="Courier New" w:hint="default"/>
+        <w:sz w:val="20"/>
+      </w:rPr>
+    </w:lvl>
+    <w:lvl w:ilvl="2" w:tentative="1">
+      <w:start w:val="1"/>
+      <w:numFmt w:val="bullet"/>
+      <w:lvlText w:val=""/>
+      <w:lvlJc w:val="left"/>
+      <w:pPr>
+        <w:tabs>
+          <w:tab w:val="num" w:pos="2160"/>
+        </w:tabs>
+        <w:ind w:left="2160" w:hanging="360"/>
+      </w:pPr>
+      <w:rPr>
+        <w:rFonts w:ascii="Wingdings" w:hAnsi="Wingdings" w:hint="default"/>
+        <w:sz w:val="20"/>
+      </w:rPr>
+    </w:lvl>
+    <w:lvl w:ilvl="3" w:tentative="1">
+      <w:start w:val="1"/>
+      <w:numFmt w:val="bullet"/>
+      <w:lvlText w:val=""/>
+      <w:lvlJc w:val="left"/>
+      <w:pPr>
+        <w:tabs>
+          <w:tab w:val="num" w:pos="2880"/>
+        </w:tabs>
+        <w:ind w:left="2880" w:hanging="360"/>
+      </w:pPr>
+      <w:rPr>
+        <w:rFonts w:ascii="Wingdings" w:hAnsi="Wingdings" w:hint="default"/>
+        <w:sz w:val="20"/>
+      </w:rPr>
+    </w:lvl>
+    <w:lvl w:ilvl="4" w:tentative="1">
+      <w:start w:val="1"/>
+      <w:numFmt w:val="bullet"/>
+      <w:lvlText w:val=""/>
+      <w:lvlJc w:val="left"/>
+      <w:pPr>
+        <w:tabs>
+          <w:tab w:val="num" w:pos="3600"/>
+        </w:tabs>
+        <w:ind w:left="3600" w:hanging="360"/>
+      </w:pPr>
+      <w:rPr>
+        <w:rFonts w:ascii="Wingdings" w:hAnsi="Wingdings" w:hint="default"/>
+        <w:sz w:val="20"/>
+      </w:rPr>
+    </w:lvl>
+    <w:lvl w:ilvl="5" w:tentative="1">
+      <w:start w:val="1"/>
+      <w:numFmt w:val="bullet"/>
+      <w:lvlText w:val=""/>
+      <w:lvlJc w:val="left"/>
+      <w:pPr>
+        <w:tabs>
+          <w:tab w:val="num" w:pos="4320"/>
+        </w:tabs>
+        <w:ind w:left="4320" w:hanging="360"/>
+      </w:pPr>
+      <w:rPr>
+        <w:rFonts w:ascii="Wingdings" w:hAnsi="Wingdings" w:hint="default"/>
+        <w:sz w:val="20"/>
+      </w:rPr>
+    </w:lvl>
+    <w:lvl w:ilvl="6" w:tentative="1">
+      <w:start w:val="1"/>
+      <w:numFmt w:val="bullet"/>
+      <w:lvlText w:val=""/>
+      <w:lvlJc w:val="left"/>
+      <w:pPr>
+        <w:tabs>
+          <w:tab w:val="num" w:pos="5040"/>
+        </w:tabs>
+        <w:ind w:left="5040" w:hanging="360"/>
+      </w:pPr>
+      <w:rPr>
+        <w:rFonts w:ascii="Wingdings" w:hAnsi="Wingdings" w:hint="default"/>
+        <w:sz w:val="20"/>
+      </w:rPr>
+    </w:lvl>
+    <w:lvl w:ilvl="7" w:tentative="1">
+      <w:start w:val="1"/>
+      <w:numFmt w:val="bullet"/>
+      <w:lvlText w:val=""/>
+      <w:lvlJc w:val="left"/>
+      <w:pPr>
+        <w:tabs>
+          <w:tab w:val="num" w:pos="5760"/>
+        </w:tabs>
+        <w:ind w:left="5760" w:hanging="360"/>
+      </w:pPr>
+      <w:rPr>
+        <w:rFonts w:ascii="Wingdings" w:hAnsi="Wingdings" w:hint="default"/>
+        <w:sz w:val="20"/>
+      </w:rPr>
+    </w:lvl>
+    <w:lvl w:ilvl="8" w:tentative="1">
+      <w:start w:val="1"/>
+      <w:numFmt w:val="bullet"/>
+      <w:lvlText w:val=""/>
+      <w:lvlJc w:val="left"/>
+      <w:pPr>
+        <w:tabs>
+          <w:tab w:val="num" w:pos="6480"/>
+        </w:tabs>
+        <w:ind w:left="6480" w:hanging="360"/>
+      </w:pPr>
+      <w:rPr>
+        <w:rFonts w:ascii="Wingdings" w:hAnsi="Wingdings" w:hint="default"/>
+        <w:sz w:val="20"/>
+      </w:rPr>
+    </w:lvl>
+  </w:abstractNum>
+  <w:abstractNum w:abstractNumId="8" w15:restartNumberingAfterBreak="0">
+    <w:nsid w:val="48B04BBB"/>
+    <w:multiLevelType w:val="multilevel"/>
+    <w:tmpl w:val="0B262D22"/>
+    <w:lvl w:ilvl="0">
+      <w:start w:val="1"/>
+      <w:numFmt w:val="decimal"/>
+      <w:lvlText w:val="%1."/>
+      <w:lvlJc w:val="left"/>
+      <w:pPr>
+        <w:tabs>
+          <w:tab w:val="num" w:pos="720"/>
+        </w:tabs>
+        <w:ind w:left="720" w:hanging="360"/>
+      </w:pPr>
+    </w:lvl>
+    <w:lvl w:ilvl="1" w:tentative="1">
+      <w:start w:val="1"/>
+      <w:numFmt w:val="decimal"/>
+      <w:lvlText w:val="%2."/>
+      <w:lvlJc w:val="left"/>
+      <w:pPr>
+        <w:tabs>
+          <w:tab w:val="num" w:pos="1440"/>
+        </w:tabs>
+        <w:ind w:left="1440" w:hanging="360"/>
+      </w:pPr>
+    </w:lvl>
+    <w:lvl w:ilvl="2" w:tentative="1">
+      <w:start w:val="1"/>
+      <w:numFmt w:val="decimal"/>
+      <w:lvlText w:val="%3."/>
+      <w:lvlJc w:val="left"/>
+      <w:pPr>
+        <w:tabs>
+          <w:tab w:val="num" w:pos="2160"/>
+        </w:tabs>
+        <w:ind w:left="2160" w:hanging="360"/>
+      </w:pPr>
+    </w:lvl>
+    <w:lvl w:ilvl="3" w:tentative="1">
+      <w:start w:val="1"/>
+      <w:numFmt w:val="decimal"/>
+      <w:lvlText w:val="%4."/>
+      <w:lvlJc w:val="left"/>
+      <w:pPr>
+        <w:tabs>
+          <w:tab w:val="num" w:pos="2880"/>
+        </w:tabs>
+        <w:ind w:left="2880" w:hanging="360"/>
+      </w:pPr>
+    </w:lvl>
+    <w:lvl w:ilvl="4" w:tentative="1">
+      <w:start w:val="1"/>
+      <w:numFmt w:val="decimal"/>
+      <w:lvlText w:val="%5."/>
+      <w:lvlJc w:val="left"/>
+      <w:pPr>
+        <w:tabs>
+          <w:tab w:val="num" w:pos="3600"/>
+        </w:tabs>
+        <w:ind w:left="3600" w:hanging="360"/>
+      </w:pPr>
+    </w:lvl>
+    <w:lvl w:ilvl="5" w:tentative="1">
+      <w:start w:val="1"/>
+      <w:numFmt w:val="decimal"/>
+      <w:lvlText w:val="%6."/>
+      <w:lvlJc w:val="left"/>
+      <w:pPr>
+        <w:tabs>
+          <w:tab w:val="num" w:pos="4320"/>
+        </w:tabs>
+        <w:ind w:left="4320" w:hanging="360"/>
+      </w:pPr>
+    </w:lvl>
+    <w:lvl w:ilvl="6" w:tentative="1">
+      <w:start w:val="1"/>
+      <w:numFmt w:val="decimal"/>
+      <w:lvlText w:val="%7."/>
+      <w:lvlJc w:val="left"/>
+      <w:pPr>
+        <w:tabs>
+          <w:tab w:val="num" w:pos="5040"/>
+        </w:tabs>
+        <w:ind w:left="5040" w:hanging="360"/>
+      </w:pPr>
+    </w:lvl>
+    <w:lvl w:ilvl="7" w:tentative="1">
+      <w:start w:val="1"/>
+      <w:numFmt w:val="decimal"/>
+      <w:lvlText w:val="%8."/>
+      <w:lvlJc w:val="left"/>
+      <w:pPr>
+        <w:tabs>
+          <w:tab w:val="num" w:pos="5760"/>
+        </w:tabs>
+        <w:ind w:left="5760" w:hanging="360"/>
+      </w:pPr>
+    </w:lvl>
+    <w:lvl w:ilvl="8" w:tentative="1">
+      <w:start w:val="1"/>
+      <w:numFmt w:val="decimal"/>
+      <w:lvlText w:val="%9."/>
+      <w:lvlJc w:val="left"/>
+      <w:pPr>
+        <w:tabs>
+          <w:tab w:val="num" w:pos="6480"/>
+        </w:tabs>
+        <w:ind w:left="6480" w:hanging="360"/>
+      </w:pPr>
+    </w:lvl>
+  </w:abstractNum>
+  <w:abstractNum w:abstractNumId="9" w15:restartNumberingAfterBreak="0">
+    <w:nsid w:val="529D164C"/>
+    <w:multiLevelType w:val="multilevel"/>
+    <w:tmpl w:val="2AB4B644"/>
+    <w:lvl w:ilvl="0">
+      <w:start w:val="1"/>
+      <w:numFmt w:val="bullet"/>
+      <w:lvlText w:val=""/>
+      <w:lvlJc w:val="left"/>
+      <w:pPr>
+        <w:tabs>
+          <w:tab w:val="num" w:pos="720"/>
+        </w:tabs>
+        <w:ind w:left="720" w:hanging="360"/>
+      </w:pPr>
+      <w:rPr>
+        <w:rFonts w:ascii="Symbol" w:hAnsi="Symbol" w:hint="default"/>
+        <w:sz w:val="20"/>
+      </w:rPr>
+    </w:lvl>
+    <w:lvl w:ilvl="1" w:tentative="1">
+      <w:start w:val="1"/>
+      <w:numFmt w:val="bullet"/>
+      <w:lvlText w:val="o"/>
+      <w:lvlJc w:val="left"/>
+      <w:pPr>
+        <w:tabs>
+          <w:tab w:val="num" w:pos="1440"/>
+        </w:tabs>
+        <w:ind w:left="1440" w:hanging="360"/>
+      </w:pPr>
+      <w:rPr>
+        <w:rFonts w:ascii="Courier New" w:hAnsi="Courier New" w:hint="default"/>
+        <w:sz w:val="20"/>
+      </w:rPr>
+    </w:lvl>
+    <w:lvl w:ilvl="2" w:tentative="1">
+      <w:start w:val="1"/>
+      <w:numFmt w:val="bullet"/>
+      <w:lvlText w:val=""/>
+      <w:lvlJc w:val="left"/>
+      <w:pPr>
+        <w:tabs>
+          <w:tab w:val="num" w:pos="2160"/>
+        </w:tabs>
+        <w:ind w:left="2160" w:hanging="360"/>
+      </w:pPr>
+      <w:rPr>
+        <w:rFonts w:ascii="Wingdings" w:hAnsi="Wingdings" w:hint="default"/>
+        <w:sz w:val="20"/>
+      </w:rPr>
+    </w:lvl>
+    <w:lvl w:ilvl="3" w:tentative="1">
+      <w:start w:val="1"/>
+      <w:numFmt w:val="bullet"/>
+      <w:lvlText w:val=""/>
+      <w:lvlJc w:val="left"/>
+      <w:pPr>
+        <w:tabs>
+          <w:tab w:val="num" w:pos="2880"/>
+        </w:tabs>
+        <w:ind w:left="2880" w:hanging="360"/>
+      </w:pPr>
+      <w:rPr>
+        <w:rFonts w:ascii="Wingdings" w:hAnsi="Wingdings" w:hint="default"/>
+        <w:sz w:val="20"/>
+      </w:rPr>
+    </w:lvl>
+    <w:lvl w:ilvl="4" w:tentative="1">
+      <w:start w:val="1"/>
+      <w:numFmt w:val="bullet"/>
+      <w:lvlText w:val=""/>
+      <w:lvlJc w:val="left"/>
+      <w:pPr>
+        <w:tabs>
+          <w:tab w:val="num" w:pos="3600"/>
+        </w:tabs>
+        <w:ind w:left="3600" w:hanging="360"/>
+      </w:pPr>
+      <w:rPr>
+        <w:rFonts w:ascii="Wingdings" w:hAnsi="Wingdings" w:hint="default"/>
+        <w:sz w:val="20"/>
+      </w:rPr>
+    </w:lvl>
+    <w:lvl w:ilvl="5" w:tentative="1">
+      <w:start w:val="1"/>
+      <w:numFmt w:val="bullet"/>
+      <w:lvlText w:val=""/>
+      <w:lvlJc w:val="left"/>
+      <w:pPr>
+        <w:tabs>
+          <w:tab w:val="num" w:pos="4320"/>
+        </w:tabs>
+        <w:ind w:left="4320" w:hanging="360"/>
+      </w:pPr>
+      <w:rPr>
+        <w:rFonts w:ascii="Wingdings" w:hAnsi="Wingdings" w:hint="default"/>
+        <w:sz w:val="20"/>
+      </w:rPr>
+    </w:lvl>
+    <w:lvl w:ilvl="6" w:tentative="1">
+      <w:start w:val="1"/>
+      <w:numFmt w:val="bullet"/>
+      <w:lvlText w:val=""/>
+      <w:lvlJc w:val="left"/>
+      <w:pPr>
+        <w:tabs>
+          <w:tab w:val="num" w:pos="5040"/>
+        </w:tabs>
+        <w:ind w:left="5040" w:hanging="360"/>
+      </w:pPr>
+      <w:rPr>
+        <w:rFonts w:ascii="Wingdings" w:hAnsi="Wingdings" w:hint="default"/>
+        <w:sz w:val="20"/>
+      </w:rPr>
+    </w:lvl>
+    <w:lvl w:ilvl="7" w:tentative="1">
+      <w:start w:val="1"/>
+      <w:numFmt w:val="bullet"/>
+      <w:lvlText w:val=""/>
+      <w:lvlJc w:val="left"/>
+      <w:pPr>
+        <w:tabs>
+          <w:tab w:val="num" w:pos="5760"/>
+        </w:tabs>
+        <w:ind w:left="5760" w:hanging="360"/>
+      </w:pPr>
+      <w:rPr>
+        <w:rFonts w:ascii="Wingdings" w:hAnsi="Wingdings" w:hint="default"/>
+        <w:sz w:val="20"/>
+      </w:rPr>
+    </w:lvl>
+    <w:lvl w:ilvl="8" w:tentative="1">
+      <w:start w:val="1"/>
+      <w:numFmt w:val="bullet"/>
+      <w:lvlText w:val=""/>
+      <w:lvlJc w:val="left"/>
+      <w:pPr>
+        <w:tabs>
+          <w:tab w:val="num" w:pos="6480"/>
+        </w:tabs>
+        <w:ind w:left="6480" w:hanging="360"/>
+      </w:pPr>
+      <w:rPr>
+        <w:rFonts w:ascii="Wingdings" w:hAnsi="Wingdings" w:hint="default"/>
+        <w:sz w:val="20"/>
+      </w:rPr>
+    </w:lvl>
+  </w:abstractNum>
+  <w:abstractNum w:abstractNumId="10" w15:restartNumberingAfterBreak="0">
+    <w:nsid w:val="52E44261"/>
+    <w:multiLevelType w:val="multilevel"/>
+    <w:tmpl w:val="6F10369E"/>
+    <w:lvl w:ilvl="0">
+      <w:start w:val="1"/>
+      <w:numFmt w:val="bullet"/>
+      <w:lvlText w:val=""/>
+      <w:lvlJc w:val="left"/>
+      <w:pPr>
+        <w:tabs>
+          <w:tab w:val="num" w:pos="720"/>
+        </w:tabs>
+        <w:ind w:left="720" w:hanging="360"/>
+      </w:pPr>
+      <w:rPr>
+        <w:rFonts w:ascii="Symbol" w:hAnsi="Symbol" w:hint="default"/>
+        <w:sz w:val="20"/>
+      </w:rPr>
+    </w:lvl>
+    <w:lvl w:ilvl="1" w:tentative="1">
+      <w:start w:val="1"/>
+      <w:numFmt w:val="bullet"/>
+      <w:lvlText w:val="o"/>
+      <w:lvlJc w:val="left"/>
+      <w:pPr>
+        <w:tabs>
+          <w:tab w:val="num" w:pos="1440"/>
+        </w:tabs>
+        <w:ind w:left="1440" w:hanging="360"/>
+      </w:pPr>
+      <w:rPr>
+        <w:rFonts w:ascii="Courier New" w:hAnsi="Courier New" w:hint="default"/>
+        <w:sz w:val="20"/>
+      </w:rPr>
+    </w:lvl>
+    <w:lvl w:ilvl="2" w:tentative="1">
+      <w:start w:val="1"/>
+      <w:numFmt w:val="bullet"/>
+      <w:lvlText w:val=""/>
+      <w:lvlJc w:val="left"/>
+      <w:pPr>
+        <w:tabs>
+          <w:tab w:val="num" w:pos="2160"/>
+        </w:tabs>
+        <w:ind w:left="2160" w:hanging="360"/>
+      </w:pPr>
+      <w:rPr>
+        <w:rFonts w:ascii="Wingdings" w:hAnsi="Wingdings" w:hint="default"/>
+        <w:sz w:val="20"/>
+      </w:rPr>
+    </w:lvl>
+    <w:lvl w:ilvl="3" w:tentative="1">
+      <w:start w:val="1"/>
+      <w:numFmt w:val="bullet"/>
+      <w:lvlText w:val=""/>
+      <w:lvlJc w:val="left"/>
+      <w:pPr>
+        <w:tabs>
+          <w:tab w:val="num" w:pos="2880"/>
+        </w:tabs>
+        <w:ind w:left="2880" w:hanging="360"/>
+      </w:pPr>
+      <w:rPr>
+        <w:rFonts w:ascii="Wingdings" w:hAnsi="Wingdings" w:hint="default"/>
+        <w:sz w:val="20"/>
+      </w:rPr>
+    </w:lvl>
+    <w:lvl w:ilvl="4" w:tentative="1">
+      <w:start w:val="1"/>
+      <w:numFmt w:val="bullet"/>
+      <w:lvlText w:val=""/>
+      <w:lvlJc w:val="left"/>
+      <w:pPr>
+        <w:tabs>
+          <w:tab w:val="num" w:pos="3600"/>
+        </w:tabs>
+        <w:ind w:left="3600" w:hanging="360"/>
+      </w:pPr>
+      <w:rPr>
+        <w:rFonts w:ascii="Wingdings" w:hAnsi="Wingdings" w:hint="default"/>
+        <w:sz w:val="20"/>
+      </w:rPr>
+    </w:lvl>
+    <w:lvl w:ilvl="5" w:tentative="1">
+      <w:start w:val="1"/>
+      <w:numFmt w:val="bullet"/>
+      <w:lvlText w:val=""/>
+      <w:lvlJc w:val="left"/>
+      <w:pPr>
+        <w:tabs>
+          <w:tab w:val="num" w:pos="4320"/>
+        </w:tabs>
+        <w:ind w:left="4320" w:hanging="360"/>
+      </w:pPr>
+      <w:rPr>
+        <w:rFonts w:ascii="Wingdings" w:hAnsi="Wingdings" w:hint="default"/>
+        <w:sz w:val="20"/>
+      </w:rPr>
+    </w:lvl>
+    <w:lvl w:ilvl="6" w:tentative="1">
+      <w:start w:val="1"/>
+      <w:numFmt w:val="bullet"/>
+      <w:lvlText w:val=""/>
+      <w:lvlJc w:val="left"/>
+      <w:pPr>
+        <w:tabs>
+          <w:tab w:val="num" w:pos="5040"/>
+        </w:tabs>
+        <w:ind w:left="5040" w:hanging="360"/>
+      </w:pPr>
+      <w:rPr>
+        <w:rFonts w:ascii="Wingdings" w:hAnsi="Wingdings" w:hint="default"/>
+        <w:sz w:val="20"/>
+      </w:rPr>
+    </w:lvl>
+    <w:lvl w:ilvl="7" w:tentative="1">
+      <w:start w:val="1"/>
+      <w:numFmt w:val="bullet"/>
+      <w:lvlText w:val=""/>
+      <w:lvlJc w:val="left"/>
+      <w:pPr>
+        <w:tabs>
+          <w:tab w:val="num" w:pos="5760"/>
+        </w:tabs>
+        <w:ind w:left="5760" w:hanging="360"/>
+      </w:pPr>
+      <w:rPr>
+        <w:rFonts w:ascii="Wingdings" w:hAnsi="Wingdings" w:hint="default"/>
+        <w:sz w:val="20"/>
+      </w:rPr>
+    </w:lvl>
+    <w:lvl w:ilvl="8" w:tentative="1">
+      <w:start w:val="1"/>
+      <w:numFmt w:val="bullet"/>
+      <w:lvlText w:val=""/>
+      <w:lvlJc w:val="left"/>
+      <w:pPr>
+        <w:tabs>
+          <w:tab w:val="num" w:pos="6480"/>
+        </w:tabs>
+        <w:ind w:left="6480" w:hanging="360"/>
+      </w:pPr>
+      <w:rPr>
+        <w:rFonts w:ascii="Wingdings" w:hAnsi="Wingdings" w:hint="default"/>
+        <w:sz w:val="20"/>
+      </w:rPr>
+    </w:lvl>
+  </w:abstractNum>
+  <w:abstractNum w:abstractNumId="11" w15:restartNumberingAfterBreak="0">
+    <w:nsid w:val="5E937823"/>
+    <w:multiLevelType w:val="multilevel"/>
+    <w:tmpl w:val="49E412D6"/>
+    <w:lvl w:ilvl="0">
+      <w:start w:val="1"/>
+      <w:numFmt w:val="bullet"/>
+      <w:lvlText w:val=""/>
+      <w:lvlJc w:val="left"/>
+      <w:pPr>
+        <w:tabs>
+          <w:tab w:val="num" w:pos="720"/>
+        </w:tabs>
+        <w:ind w:left="720" w:hanging="360"/>
+      </w:pPr>
+      <w:rPr>
+        <w:rFonts w:ascii="Symbol" w:hAnsi="Symbol" w:hint="default"/>
+        <w:sz w:val="20"/>
+      </w:rPr>
+    </w:lvl>
+    <w:lvl w:ilvl="1" w:tentative="1">
+      <w:start w:val="1"/>
+      <w:numFmt w:val="bullet"/>
+      <w:lvlText w:val="o"/>
+      <w:lvlJc w:val="left"/>
+      <w:pPr>
+        <w:tabs>
+          <w:tab w:val="num" w:pos="1440"/>
+        </w:tabs>
+        <w:ind w:left="1440" w:hanging="360"/>
+      </w:pPr>
+      <w:rPr>
+        <w:rFonts w:ascii="Courier New" w:hAnsi="Courier New" w:hint="default"/>
+        <w:sz w:val="20"/>
+      </w:rPr>
+    </w:lvl>
+    <w:lvl w:ilvl="2" w:tentative="1">
+      <w:start w:val="1"/>
+      <w:numFmt w:val="bullet"/>
+      <w:lvlText w:val=""/>
+      <w:lvlJc w:val="left"/>
+      <w:pPr>
+        <w:tabs>
+          <w:tab w:val="num" w:pos="2160"/>
+        </w:tabs>
+        <w:ind w:left="2160" w:hanging="360"/>
+      </w:pPr>
+      <w:rPr>
+        <w:rFonts w:ascii="Wingdings" w:hAnsi="Wingdings" w:hint="default"/>
+        <w:sz w:val="20"/>
+      </w:rPr>
+    </w:lvl>
+    <w:lvl w:ilvl="3" w:tentative="1">
+      <w:start w:val="1"/>
+      <w:numFmt w:val="bullet"/>
+      <w:lvlText w:val=""/>
+      <w:lvlJc w:val="left"/>
+      <w:pPr>
+        <w:tabs>
+          <w:tab w:val="num" w:pos="2880"/>
+        </w:tabs>
+        <w:ind w:left="2880" w:hanging="360"/>
+      </w:pPr>
+      <w:rPr>
+        <w:rFonts w:ascii="Wingdings" w:hAnsi="Wingdings" w:hint="default"/>
+        <w:sz w:val="20"/>
+      </w:rPr>
+    </w:lvl>
+    <w:lvl w:ilvl="4" w:tentative="1">
+      <w:start w:val="1"/>
+      <w:numFmt w:val="bullet"/>
+      <w:lvlText w:val=""/>
+      <w:lvlJc w:val="left"/>
+      <w:pPr>
+        <w:tabs>
+          <w:tab w:val="num" w:pos="3600"/>
+        </w:tabs>
+        <w:ind w:left="3600" w:hanging="360"/>
+      </w:pPr>
+      <w:rPr>
+        <w:rFonts w:ascii="Wingdings" w:hAnsi="Wingdings" w:hint="default"/>
+        <w:sz w:val="20"/>
+      </w:rPr>
+    </w:lvl>
+    <w:lvl w:ilvl="5" w:tentative="1">
+      <w:start w:val="1"/>
+      <w:numFmt w:val="bullet"/>
+      <w:lvlText w:val=""/>
+      <w:lvlJc w:val="left"/>
+      <w:pPr>
+        <w:tabs>
+          <w:tab w:val="num" w:pos="4320"/>
+        </w:tabs>
+        <w:ind w:left="4320" w:hanging="360"/>
+      </w:pPr>
+      <w:rPr>
+        <w:rFonts w:ascii="Wingdings" w:hAnsi="Wingdings" w:hint="default"/>
+        <w:sz w:val="20"/>
+      </w:rPr>
+    </w:lvl>
+    <w:lvl w:ilvl="6" w:tentative="1">
+      <w:start w:val="1"/>
+      <w:numFmt w:val="bullet"/>
+      <w:lvlText w:val=""/>
+      <w:lvlJc w:val="left"/>
+      <w:pPr>
+        <w:tabs>
+          <w:tab w:val="num" w:pos="5040"/>
+        </w:tabs>
+        <w:ind w:left="5040" w:hanging="360"/>
+      </w:pPr>
+      <w:rPr>
+        <w:rFonts w:ascii="Wingdings" w:hAnsi="Wingdings" w:hint="default"/>
+        <w:sz w:val="20"/>
+      </w:rPr>
+    </w:lvl>
+    <w:lvl w:ilvl="7" w:tentative="1">
+      <w:start w:val="1"/>
+      <w:numFmt w:val="bullet"/>
+      <w:lvlText w:val=""/>
+      <w:lvlJc w:val="left"/>
+      <w:pPr>
+        <w:tabs>
+          <w:tab w:val="num" w:pos="5760"/>
+        </w:tabs>
+        <w:ind w:left="5760" w:hanging="360"/>
+      </w:pPr>
+      <w:rPr>
+        <w:rFonts w:ascii="Wingdings" w:hAnsi="Wingdings" w:hint="default"/>
+        <w:sz w:val="20"/>
+      </w:rPr>
+    </w:lvl>
+    <w:lvl w:ilvl="8" w:tentative="1">
+      <w:start w:val="1"/>
+      <w:numFmt w:val="bullet"/>
+      <w:lvlText w:val=""/>
+      <w:lvlJc w:val="left"/>
+      <w:pPr>
+        <w:tabs>
+          <w:tab w:val="num" w:pos="6480"/>
+        </w:tabs>
+        <w:ind w:left="6480" w:hanging="360"/>
+      </w:pPr>
+      <w:rPr>
+        <w:rFonts w:ascii="Wingdings" w:hAnsi="Wingdings" w:hint="default"/>
+        <w:sz w:val="20"/>
+      </w:rPr>
+    </w:lvl>
+  </w:abstractNum>
+  <w:abstractNum w:abstractNumId="12" w15:restartNumberingAfterBreak="0">
+    <w:nsid w:val="66C6020C"/>
+    <w:multiLevelType w:val="multilevel"/>
+    <w:tmpl w:val="8E5E370C"/>
+    <w:lvl w:ilvl="0">
+      <w:start w:val="1"/>
+      <w:numFmt w:val="bullet"/>
+      <w:lvlText w:val=""/>
+      <w:lvlJc w:val="left"/>
+      <w:pPr>
+        <w:tabs>
+          <w:tab w:val="num" w:pos="720"/>
+        </w:tabs>
+        <w:ind w:left="720" w:hanging="360"/>
+      </w:pPr>
+      <w:rPr>
+        <w:rFonts w:ascii="Symbol" w:hAnsi="Symbol" w:hint="default"/>
+        <w:sz w:val="20"/>
+      </w:rPr>
+    </w:lvl>
+    <w:lvl w:ilvl="1" w:tentative="1">
+      <w:start w:val="1"/>
+      <w:numFmt w:val="bullet"/>
+      <w:lvlText w:val="o"/>
+      <w:lvlJc w:val="left"/>
+      <w:pPr>
+        <w:tabs>
+          <w:tab w:val="num" w:pos="1440"/>
+        </w:tabs>
+        <w:ind w:left="1440" w:hanging="360"/>
+      </w:pPr>
+      <w:rPr>
+        <w:rFonts w:ascii="Courier New" w:hAnsi="Courier New" w:hint="default"/>
+        <w:sz w:val="20"/>
+      </w:rPr>
+    </w:lvl>
+    <w:lvl w:ilvl="2" w:tentative="1">
+      <w:start w:val="1"/>
+      <w:numFmt w:val="bullet"/>
+      <w:lvlText w:val=""/>
+      <w:lvlJc w:val="left"/>
+      <w:pPr>
+        <w:tabs>
+          <w:tab w:val="num" w:pos="2160"/>
+        </w:tabs>
+        <w:ind w:left="2160" w:hanging="360"/>
+      </w:pPr>
+      <w:rPr>
+        <w:rFonts w:ascii="Wingdings" w:hAnsi="Wingdings" w:hint="default"/>
+        <w:sz w:val="20"/>
+      </w:rPr>
+    </w:lvl>
+    <w:lvl w:ilvl="3" w:tentative="1">
+      <w:start w:val="1"/>
+      <w:numFmt w:val="bullet"/>
+      <w:lvlText w:val=""/>
+      <w:lvlJc w:val="left"/>
+      <w:pPr>
+        <w:tabs>
+          <w:tab w:val="num" w:pos="2880"/>
+        </w:tabs>
+        <w:ind w:left="2880" w:hanging="360"/>
+      </w:pPr>
+      <w:rPr>
+        <w:rFonts w:ascii="Wingdings" w:hAnsi="Wingdings" w:hint="default"/>
+        <w:sz w:val="20"/>
+      </w:rPr>
+    </w:lvl>
+    <w:lvl w:ilvl="4" w:tentative="1">
+      <w:start w:val="1"/>
+      <w:numFmt w:val="bullet"/>
+      <w:lvlText w:val=""/>
+      <w:lvlJc w:val="left"/>
+      <w:pPr>
+        <w:tabs>
+          <w:tab w:val="num" w:pos="3600"/>
+        </w:tabs>
+        <w:ind w:left="3600" w:hanging="360"/>
+      </w:pPr>
+      <w:rPr>
+        <w:rFonts w:ascii="Wingdings" w:hAnsi="Wingdings" w:hint="default"/>
+        <w:sz w:val="20"/>
+      </w:rPr>
+    </w:lvl>
+    <w:lvl w:ilvl="5" w:tentative="1">
+      <w:start w:val="1"/>
+      <w:numFmt w:val="bullet"/>
+      <w:lvlText w:val=""/>
+      <w:lvlJc w:val="left"/>
+      <w:pPr>
+        <w:tabs>
+          <w:tab w:val="num" w:pos="4320"/>
+        </w:tabs>
+        <w:ind w:left="4320" w:hanging="360"/>
+      </w:pPr>
+      <w:rPr>
+        <w:rFonts w:ascii="Wingdings" w:hAnsi="Wingdings" w:hint="default"/>
+        <w:sz w:val="20"/>
+      </w:rPr>
+    </w:lvl>
+    <w:lvl w:ilvl="6" w:tentative="1">
+      <w:start w:val="1"/>
+      <w:numFmt w:val="bullet"/>
+      <w:lvlText w:val=""/>
+      <w:lvlJc w:val="left"/>
+      <w:pPr>
+        <w:tabs>
+          <w:tab w:val="num" w:pos="5040"/>
+        </w:tabs>
+        <w:ind w:left="5040" w:hanging="360"/>
+      </w:pPr>
+      <w:rPr>
+        <w:rFonts w:ascii="Wingdings" w:hAnsi="Wingdings" w:hint="default"/>
+        <w:sz w:val="20"/>
+      </w:rPr>
+    </w:lvl>
+    <w:lvl w:ilvl="7" w:tentative="1">
+      <w:start w:val="1"/>
+      <w:numFmt w:val="bullet"/>
+      <w:lvlText w:val=""/>
+      <w:lvlJc w:val="left"/>
+      <w:pPr>
+        <w:tabs>
+          <w:tab w:val="num" w:pos="5760"/>
+        </w:tabs>
+        <w:ind w:left="5760" w:hanging="360"/>
+      </w:pPr>
+      <w:rPr>
+        <w:rFonts w:ascii="Wingdings" w:hAnsi="Wingdings" w:hint="default"/>
+        <w:sz w:val="20"/>
+      </w:rPr>
+    </w:lvl>
+    <w:lvl w:ilvl="8" w:tentative="1">
+      <w:start w:val="1"/>
+      <w:numFmt w:val="bullet"/>
+      <w:lvlText w:val=""/>
+      <w:lvlJc w:val="left"/>
+      <w:pPr>
+        <w:tabs>
+          <w:tab w:val="num" w:pos="6480"/>
+        </w:tabs>
+        <w:ind w:left="6480" w:hanging="360"/>
+      </w:pPr>
+      <w:rPr>
+        <w:rFonts w:ascii="Wingdings" w:hAnsi="Wingdings" w:hint="default"/>
+        <w:sz w:val="20"/>
+      </w:rPr>
+    </w:lvl>
+  </w:abstractNum>
+  <w:abstractNum w:abstractNumId="13" w15:restartNumberingAfterBreak="0">
+    <w:nsid w:val="69A2355F"/>
+    <w:multiLevelType w:val="multilevel"/>
+    <w:tmpl w:val="6DD84EAE"/>
+    <w:lvl w:ilvl="0">
+      <w:start w:val="1"/>
+      <w:numFmt w:val="bullet"/>
+      <w:lvlText w:val=""/>
+      <w:lvlJc w:val="left"/>
+      <w:pPr>
+        <w:tabs>
+          <w:tab w:val="num" w:pos="720"/>
+        </w:tabs>
+        <w:ind w:left="720" w:hanging="360"/>
+      </w:pPr>
+      <w:rPr>
+        <w:rFonts w:ascii="Symbol" w:hAnsi="Symbol" w:hint="default"/>
+        <w:sz w:val="20"/>
+      </w:rPr>
+    </w:lvl>
+    <w:lvl w:ilvl="1" w:tentative="1">
+      <w:start w:val="1"/>
+      <w:numFmt w:val="bullet"/>
+      <w:lvlText w:val="o"/>
+      <w:lvlJc w:val="left"/>
+      <w:pPr>
+        <w:tabs>
+          <w:tab w:val="num" w:pos="1440"/>
+        </w:tabs>
+        <w:ind w:left="1440" w:hanging="360"/>
+      </w:pPr>
+      <w:rPr>
+        <w:rFonts w:ascii="Courier New" w:hAnsi="Courier New" w:hint="default"/>
+        <w:sz w:val="20"/>
+      </w:rPr>
+    </w:lvl>
+    <w:lvl w:ilvl="2" w:tentative="1">
+      <w:start w:val="1"/>
+      <w:numFmt w:val="bullet"/>
+      <w:lvlText w:val=""/>
+      <w:lvlJc w:val="left"/>
+      <w:pPr>
+        <w:tabs>
+          <w:tab w:val="num" w:pos="2160"/>
+        </w:tabs>
+        <w:ind w:left="2160" w:hanging="360"/>
+      </w:pPr>
+      <w:rPr>
+        <w:rFonts w:ascii="Wingdings" w:hAnsi="Wingdings" w:hint="default"/>
+        <w:sz w:val="20"/>
+      </w:rPr>
+    </w:lvl>
+    <w:lvl w:ilvl="3" w:tentative="1">
+      <w:start w:val="1"/>
+      <w:numFmt w:val="bullet"/>
+      <w:lvlText w:val=""/>
+      <w:lvlJc w:val="left"/>
+      <w:pPr>
+        <w:tabs>
+          <w:tab w:val="num" w:pos="2880"/>
+        </w:tabs>
+        <w:ind w:left="2880" w:hanging="360"/>
+      </w:pPr>
+      <w:rPr>
+        <w:rFonts w:ascii="Wingdings" w:hAnsi="Wingdings" w:hint="default"/>
+        <w:sz w:val="20"/>
+      </w:rPr>
+    </w:lvl>
+    <w:lvl w:ilvl="4" w:tentative="1">
+      <w:start w:val="1"/>
+      <w:numFmt w:val="bullet"/>
+      <w:lvlText w:val=""/>
+      <w:lvlJc w:val="left"/>
+      <w:pPr>
+        <w:tabs>
+          <w:tab w:val="num" w:pos="3600"/>
+        </w:tabs>
+        <w:ind w:left="3600" w:hanging="360"/>
+      </w:pPr>
+      <w:rPr>
+        <w:rFonts w:ascii="Wingdings" w:hAnsi="Wingdings" w:hint="default"/>
+        <w:sz w:val="20"/>
+      </w:rPr>
+    </w:lvl>
+    <w:lvl w:ilvl="5" w:tentative="1">
+      <w:start w:val="1"/>
+      <w:numFmt w:val="bullet"/>
+      <w:lvlText w:val=""/>
+      <w:lvlJc w:val="left"/>
+      <w:pPr>
+        <w:tabs>
+          <w:tab w:val="num" w:pos="4320"/>
+        </w:tabs>
+        <w:ind w:left="4320" w:hanging="360"/>
+      </w:pPr>
+      <w:rPr>
+        <w:rFonts w:ascii="Wingdings" w:hAnsi="Wingdings" w:hint="default"/>
+        <w:sz w:val="20"/>
+      </w:rPr>
+    </w:lvl>
+    <w:lvl w:ilvl="6" w:tentative="1">
+      <w:start w:val="1"/>
+      <w:numFmt w:val="bullet"/>
+      <w:lvlText w:val=""/>
+      <w:lvlJc w:val="left"/>
+      <w:pPr>
+        <w:tabs>
+          <w:tab w:val="num" w:pos="5040"/>
+        </w:tabs>
+        <w:ind w:left="5040" w:hanging="360"/>
+      </w:pPr>
+      <w:rPr>
+        <w:rFonts w:ascii="Wingdings" w:hAnsi="Wingdings" w:hint="default"/>
+        <w:sz w:val="20"/>
+      </w:rPr>
+    </w:lvl>
+    <w:lvl w:ilvl="7" w:tentative="1">
+      <w:start w:val="1"/>
+      <w:numFmt w:val="bullet"/>
+      <w:lvlText w:val=""/>
+      <w:lvlJc w:val="left"/>
+      <w:pPr>
+        <w:tabs>
+          <w:tab w:val="num" w:pos="5760"/>
+        </w:tabs>
+        <w:ind w:left="5760" w:hanging="360"/>
+      </w:pPr>
+      <w:rPr>
+        <w:rFonts w:ascii="Wingdings" w:hAnsi="Wingdings" w:hint="default"/>
+        <w:sz w:val="20"/>
+      </w:rPr>
+    </w:lvl>
+    <w:lvl w:ilvl="8" w:tentative="1">
+      <w:start w:val="1"/>
+      <w:numFmt w:val="bullet"/>
+      <w:lvlText w:val=""/>
+      <w:lvlJc w:val="left"/>
+      <w:pPr>
+        <w:tabs>
+          <w:tab w:val="num" w:pos="6480"/>
+        </w:tabs>
+        <w:ind w:left="6480" w:hanging="360"/>
+      </w:pPr>
+      <w:rPr>
+        <w:rFonts w:ascii="Wingdings" w:hAnsi="Wingdings" w:hint="default"/>
+        <w:sz w:val="20"/>
+      </w:rPr>
+    </w:lvl>
+  </w:abstractNum>
+  <w:abstractNum w:abstractNumId="14" w15:restartNumberingAfterBreak="0">
+    <w:nsid w:val="73B07AFA"/>
+    <w:multiLevelType w:val="multilevel"/>
+    <w:tmpl w:val="30AE0C48"/>
+    <w:lvl w:ilvl="0">
+      <w:start w:val="1"/>
+      <w:numFmt w:val="bullet"/>
+      <w:lvlText w:val=""/>
+      <w:lvlJc w:val="left"/>
+      <w:pPr>
+        <w:tabs>
+          <w:tab w:val="num" w:pos="720"/>
+        </w:tabs>
+        <w:ind w:left="720" w:hanging="360"/>
+      </w:pPr>
+      <w:rPr>
+        <w:rFonts w:ascii="Symbol" w:hAnsi="Symbol" w:hint="default"/>
+        <w:sz w:val="20"/>
+      </w:rPr>
+    </w:lvl>
+    <w:lvl w:ilvl="1" w:tentative="1">
+      <w:start w:val="1"/>
+      <w:numFmt w:val="bullet"/>
+      <w:lvlText w:val="o"/>
+      <w:lvlJc w:val="left"/>
+      <w:pPr>
+        <w:tabs>
+          <w:tab w:val="num" w:pos="1440"/>
+        </w:tabs>
+        <w:ind w:left="1440" w:hanging="360"/>
+      </w:pPr>
+      <w:rPr>
+        <w:rFonts w:ascii="Courier New" w:hAnsi="Courier New" w:hint="default"/>
+        <w:sz w:val="20"/>
+      </w:rPr>
+    </w:lvl>
+    <w:lvl w:ilvl="2" w:tentative="1">
+      <w:start w:val="1"/>
+      <w:numFmt w:val="bullet"/>
+      <w:lvlText w:val=""/>
+      <w:lvlJc w:val="left"/>
+      <w:pPr>
+        <w:tabs>
+          <w:tab w:val="num" w:pos="2160"/>
+        </w:tabs>
+        <w:ind w:left="2160" w:hanging="360"/>
+      </w:pPr>
+      <w:rPr>
+        <w:rFonts w:ascii="Wingdings" w:hAnsi="Wingdings" w:hint="default"/>
+        <w:sz w:val="20"/>
+      </w:rPr>
+    </w:lvl>
+    <w:lvl w:ilvl="3" w:tentative="1">
+      <w:start w:val="1"/>
+      <w:numFmt w:val="bullet"/>
+      <w:lvlText w:val=""/>
+      <w:lvlJc w:val="left"/>
+      <w:pPr>
+        <w:tabs>
+          <w:tab w:val="num" w:pos="2880"/>
+        </w:tabs>
+        <w:ind w:left="2880" w:hanging="360"/>
+      </w:pPr>
+      <w:rPr>
+        <w:rFonts w:ascii="Wingdings" w:hAnsi="Wingdings" w:hint="default"/>
+        <w:sz w:val="20"/>
+      </w:rPr>
+    </w:lvl>
+    <w:lvl w:ilvl="4" w:tentative="1">
+      <w:start w:val="1"/>
+      <w:numFmt w:val="bullet"/>
+      <w:lvlText w:val=""/>
+      <w:lvlJc w:val="left"/>
+      <w:pPr>
+        <w:tabs>
+          <w:tab w:val="num" w:pos="3600"/>
+        </w:tabs>
+        <w:ind w:left="3600" w:hanging="360"/>
+      </w:pPr>
+      <w:rPr>
+        <w:rFonts w:ascii="Wingdings" w:hAnsi="Wingdings" w:hint="default"/>
+        <w:sz w:val="20"/>
+      </w:rPr>
+    </w:lvl>
+    <w:lvl w:ilvl="5" w:tentative="1">
+      <w:start w:val="1"/>
+      <w:numFmt w:val="bullet"/>
+      <w:lvlText w:val=""/>
+      <w:lvlJc w:val="left"/>
+      <w:pPr>
+        <w:tabs>
+          <w:tab w:val="num" w:pos="4320"/>
+        </w:tabs>
+        <w:ind w:left="4320" w:hanging="360"/>
+      </w:pPr>
+      <w:rPr>
+        <w:rFonts w:ascii="Wingdings" w:hAnsi="Wingdings" w:hint="default"/>
+        <w:sz w:val="20"/>
+      </w:rPr>
+    </w:lvl>
+    <w:lvl w:ilvl="6" w:tentative="1">
+      <w:start w:val="1"/>
+      <w:numFmt w:val="bullet"/>
+      <w:lvlText w:val=""/>
+      <w:lvlJc w:val="left"/>
+      <w:pPr>
+        <w:tabs>
+          <w:tab w:val="num" w:pos="5040"/>
+        </w:tabs>
+        <w:ind w:left="5040" w:hanging="360"/>
+      </w:pPr>
+      <w:rPr>
+        <w:rFonts w:ascii="Wingdings" w:hAnsi="Wingdings" w:hint="default"/>
+        <w:sz w:val="20"/>
+      </w:rPr>
+    </w:lvl>
+    <w:lvl w:ilvl="7" w:tentative="1">
+      <w:start w:val="1"/>
+      <w:numFmt w:val="bullet"/>
+      <w:lvlText w:val=""/>
+      <w:lvlJc w:val="left"/>
+      <w:pPr>
+        <w:tabs>
+          <w:tab w:val="num" w:pos="5760"/>
+        </w:tabs>
+        <w:ind w:left="5760" w:hanging="360"/>
+      </w:pPr>
+      <w:rPr>
+        <w:rFonts w:ascii="Wingdings" w:hAnsi="Wingdings" w:hint="default"/>
+        <w:sz w:val="20"/>
+      </w:rPr>
+    </w:lvl>
+    <w:lvl w:ilvl="8" w:tentative="1">
+      <w:start w:val="1"/>
+      <w:numFmt w:val="bullet"/>
+      <w:lvlText w:val=""/>
+      <w:lvlJc w:val="left"/>
+      <w:pPr>
+        <w:tabs>
+          <w:tab w:val="num" w:pos="6480"/>
+        </w:tabs>
+        <w:ind w:left="6480" w:hanging="360"/>
+      </w:pPr>
+      <w:rPr>
+        <w:rFonts w:ascii="Wingdings" w:hAnsi="Wingdings" w:hint="default"/>
+        <w:sz w:val="20"/>
+      </w:rPr>
+    </w:lvl>
+  </w:abstractNum>
+  <w:abstractNum w:abstractNumId="15" w15:restartNumberingAfterBreak="0">
+    <w:nsid w:val="75A33733"/>
+    <w:multiLevelType w:val="multilevel"/>
+    <w:tmpl w:val="BC9C3B28"/>
+    <w:lvl w:ilvl="0">
+      <w:start w:val="1"/>
+      <w:numFmt w:val="bullet"/>
+      <w:lvlText w:val=""/>
+      <w:lvlJc w:val="left"/>
+      <w:pPr>
+        <w:tabs>
+          <w:tab w:val="num" w:pos="720"/>
+        </w:tabs>
+        <w:ind w:left="720" w:hanging="360"/>
+      </w:pPr>
+      <w:rPr>
+        <w:rFonts w:ascii="Symbol" w:hAnsi="Symbol" w:hint="default"/>
+        <w:sz w:val="20"/>
+      </w:rPr>
+    </w:lvl>
+    <w:lvl w:ilvl="1" w:tentative="1">
+      <w:start w:val="1"/>
+      <w:numFmt w:val="bullet"/>
+      <w:lvlText w:val="o"/>
+      <w:lvlJc w:val="left"/>
+      <w:pPr>
+        <w:tabs>
+          <w:tab w:val="num" w:pos="1440"/>
+        </w:tabs>
+        <w:ind w:left="1440" w:hanging="360"/>
+      </w:pPr>
+      <w:rPr>
+        <w:rFonts w:ascii="Courier New" w:hAnsi="Courier New" w:hint="default"/>
+        <w:sz w:val="20"/>
+      </w:rPr>
+    </w:lvl>
+    <w:lvl w:ilvl="2" w:tentative="1">
+      <w:start w:val="1"/>
+      <w:numFmt w:val="bullet"/>
+      <w:lvlText w:val=""/>
+      <w:lvlJc w:val="left"/>
+      <w:pPr>
+        <w:tabs>
+          <w:tab w:val="num" w:pos="2160"/>
+        </w:tabs>
+        <w:ind w:left="2160" w:hanging="360"/>
+      </w:pPr>
+      <w:rPr>
+        <w:rFonts w:ascii="Wingdings" w:hAnsi="Wingdings" w:hint="default"/>
+        <w:sz w:val="20"/>
+      </w:rPr>
+    </w:lvl>
+    <w:lvl w:ilvl="3" w:tentative="1">
+      <w:start w:val="1"/>
+      <w:numFmt w:val="bullet"/>
+      <w:lvlText w:val=""/>
+      <w:lvlJc w:val="left"/>
+      <w:pPr>
+        <w:tabs>
+          <w:tab w:val="num" w:pos="2880"/>
+        </w:tabs>
+        <w:ind w:left="2880" w:hanging="360"/>
+      </w:pPr>
+      <w:rPr>
+        <w:rFonts w:ascii="Wingdings" w:hAnsi="Wingdings" w:hint="default"/>
+        <w:sz w:val="20"/>
+      </w:rPr>
+    </w:lvl>
+    <w:lvl w:ilvl="4" w:tentative="1">
+      <w:start w:val="1"/>
+      <w:numFmt w:val="bullet"/>
+      <w:lvlText w:val=""/>
+      <w:lvlJc w:val="left"/>
+      <w:pPr>
+        <w:tabs>
+          <w:tab w:val="num" w:pos="3600"/>
+        </w:tabs>
+        <w:ind w:left="3600" w:hanging="360"/>
+      </w:pPr>
+      <w:rPr>
+        <w:rFonts w:ascii="Wingdings" w:hAnsi="Wingdings" w:hint="default"/>
+        <w:sz w:val="20"/>
+      </w:rPr>
+    </w:lvl>
+    <w:lvl w:ilvl="5" w:tentative="1">
+      <w:start w:val="1"/>
+      <w:numFmt w:val="bullet"/>
+      <w:lvlText w:val=""/>
+      <w:lvlJc w:val="left"/>
+      <w:pPr>
+        <w:tabs>
+          <w:tab w:val="num" w:pos="4320"/>
+        </w:tabs>
+        <w:ind w:left="4320" w:hanging="360"/>
+      </w:pPr>
+      <w:rPr>
+        <w:rFonts w:ascii="Wingdings" w:hAnsi="Wingdings" w:hint="default"/>
+        <w:sz w:val="20"/>
+      </w:rPr>
+    </w:lvl>
+    <w:lvl w:ilvl="6" w:tentative="1">
+      <w:start w:val="1"/>
+      <w:numFmt w:val="bullet"/>
+      <w:lvlText w:val=""/>
+      <w:lvlJc w:val="left"/>
+      <w:pPr>
+        <w:tabs>
+          <w:tab w:val="num" w:pos="5040"/>
+        </w:tabs>
+        <w:ind w:left="5040" w:hanging="360"/>
+      </w:pPr>
+      <w:rPr>
+        <w:rFonts w:ascii="Wingdings" w:hAnsi="Wingdings" w:hint="default"/>
+        <w:sz w:val="20"/>
+      </w:rPr>
+    </w:lvl>
+    <w:lvl w:ilvl="7" w:tentative="1">
+      <w:start w:val="1"/>
+      <w:numFmt w:val="bullet"/>
+      <w:lvlText w:val=""/>
+      <w:lvlJc w:val="left"/>
+      <w:pPr>
+        <w:tabs>
+          <w:tab w:val="num" w:pos="5760"/>
+        </w:tabs>
+        <w:ind w:left="5760" w:hanging="360"/>
+      </w:pPr>
+      <w:rPr>
+        <w:rFonts w:ascii="Wingdings" w:hAnsi="Wingdings" w:hint="default"/>
+        <w:sz w:val="20"/>
+      </w:rPr>
+    </w:lvl>
+    <w:lvl w:ilvl="8" w:tentative="1">
+      <w:start w:val="1"/>
+      <w:numFmt w:val="bullet"/>
+      <w:lvlText w:val=""/>
+      <w:lvlJc w:val="left"/>
+      <w:pPr>
+        <w:tabs>
+          <w:tab w:val="num" w:pos="6480"/>
+        </w:tabs>
+        <w:ind w:left="6480" w:hanging="360"/>
+      </w:pPr>
+      <w:rPr>
+        <w:rFonts w:ascii="Wingdings" w:hAnsi="Wingdings" w:hint="default"/>
+        <w:sz w:val="20"/>
+      </w:rPr>
+    </w:lvl>
+  </w:abstractNum>
+  <w:abstractNum w:abstractNumId="16" w15:restartNumberingAfterBreak="0">
+    <w:nsid w:val="7F0F4932"/>
+    <w:multiLevelType w:val="multilevel"/>
+    <w:tmpl w:val="7020D722"/>
+    <w:lvl w:ilvl="0">
+      <w:start w:val="1"/>
+      <w:numFmt w:val="bullet"/>
+      <w:lvlText w:val=""/>
+      <w:lvlJc w:val="left"/>
+      <w:pPr>
+        <w:tabs>
+          <w:tab w:val="num" w:pos="720"/>
+        </w:tabs>
+        <w:ind w:left="720" w:hanging="360"/>
+      </w:pPr>
+      <w:rPr>
+        <w:rFonts w:ascii="Symbol" w:hAnsi="Symbol" w:hint="default"/>
+        <w:sz w:val="20"/>
+      </w:rPr>
+    </w:lvl>
+    <w:lvl w:ilvl="1" w:tentative="1">
+      <w:start w:val="1"/>
+      <w:numFmt w:val="bullet"/>
+      <w:lvlText w:val="o"/>
+      <w:lvlJc w:val="left"/>
+      <w:pPr>
+        <w:tabs>
+          <w:tab w:val="num" w:pos="1440"/>
+        </w:tabs>
+        <w:ind w:left="1440" w:hanging="360"/>
+      </w:pPr>
+      <w:rPr>
+        <w:rFonts w:ascii="Courier New" w:hAnsi="Courier New" w:hint="default"/>
+        <w:sz w:val="20"/>
+      </w:rPr>
+    </w:lvl>
+    <w:lvl w:ilvl="2" w:tentative="1">
+      <w:start w:val="1"/>
+      <w:numFmt w:val="bullet"/>
+      <w:lvlText w:val=""/>
+      <w:lvlJc w:val="left"/>
+      <w:pPr>
+        <w:tabs>
+          <w:tab w:val="num" w:pos="2160"/>
+        </w:tabs>
+        <w:ind w:left="2160" w:hanging="360"/>
+      </w:pPr>
+      <w:rPr>
+        <w:rFonts w:ascii="Wingdings" w:hAnsi="Wingdings" w:hint="default"/>
+        <w:sz w:val="20"/>
+      </w:rPr>
+    </w:lvl>
+    <w:lvl w:ilvl="3" w:tentative="1">
+      <w:start w:val="1"/>
+      <w:numFmt w:val="bullet"/>
+      <w:lvlText w:val=""/>
+      <w:lvlJc w:val="left"/>
+      <w:pPr>
+        <w:tabs>
+          <w:tab w:val="num" w:pos="2880"/>
+        </w:tabs>
+        <w:ind w:left="2880" w:hanging="360"/>
+      </w:pPr>
+      <w:rPr>
+        <w:rFonts w:ascii="Wingdings" w:hAnsi="Wingdings" w:hint="default"/>
+        <w:sz w:val="20"/>
+      </w:rPr>
+    </w:lvl>
+    <w:lvl w:ilvl="4" w:tentative="1">
+      <w:start w:val="1"/>
+      <w:numFmt w:val="bullet"/>
+      <w:lvlText w:val=""/>
+      <w:lvlJc w:val="left"/>
+      <w:pPr>
+        <w:tabs>
+          <w:tab w:val="num" w:pos="3600"/>
+        </w:tabs>
+        <w:ind w:left="3600" w:hanging="360"/>
+      </w:pPr>
+      <w:rPr>
+        <w:rFonts w:ascii="Wingdings" w:hAnsi="Wingdings" w:hint="default"/>
+        <w:sz w:val="20"/>
+      </w:rPr>
+    </w:lvl>
+    <w:lvl w:ilvl="5" w:tentative="1">
+      <w:start w:val="1"/>
+      <w:numFmt w:val="bullet"/>
+      <w:lvlText w:val=""/>
+      <w:lvlJc w:val="left"/>
+      <w:pPr>
+        <w:tabs>
+          <w:tab w:val="num" w:pos="4320"/>
+        </w:tabs>
+        <w:ind w:left="4320" w:hanging="360"/>
+      </w:pPr>
+      <w:rPr>
+        <w:rFonts w:ascii="Wingdings" w:hAnsi="Wingdings" w:hint="default"/>
+        <w:sz w:val="20"/>
+      </w:rPr>
+    </w:lvl>
+    <w:lvl w:ilvl="6" w:tentative="1">
+      <w:start w:val="1"/>
+      <w:numFmt w:val="bullet"/>
+      <w:lvlText w:val=""/>
+      <w:lvlJc w:val="left"/>
+      <w:pPr>
+        <w:tabs>
+          <w:tab w:val="num" w:pos="5040"/>
+        </w:tabs>
+        <w:ind w:left="5040" w:hanging="360"/>
+      </w:pPr>
+      <w:rPr>
+        <w:rFonts w:ascii="Wingdings" w:hAnsi="Wingdings" w:hint="default"/>
+        <w:sz w:val="20"/>
+      </w:rPr>
+    </w:lvl>
+    <w:lvl w:ilvl="7" w:tentative="1">
+      <w:start w:val="1"/>
+      <w:numFmt w:val="bullet"/>
+      <w:lvlText w:val=""/>
+      <w:lvlJc w:val="left"/>
+      <w:pPr>
+        <w:tabs>
+          <w:tab w:val="num" w:pos="5760"/>
+        </w:tabs>
+        <w:ind w:left="5760" w:hanging="360"/>
+      </w:pPr>
+      <w:rPr>
+        <w:rFonts w:ascii="Wingdings" w:hAnsi="Wingdings" w:hint="default"/>
+        <w:sz w:val="20"/>
+      </w:rPr>
+    </w:lvl>
+    <w:lvl w:ilvl="8" w:tentative="1">
+      <w:start w:val="1"/>
+      <w:numFmt w:val="bullet"/>
+      <w:lvlText w:val=""/>
+      <w:lvlJc w:val="left"/>
+      <w:pPr>
+        <w:tabs>
+          <w:tab w:val="num" w:pos="6480"/>
+        </w:tabs>
+        <w:ind w:left="6480" w:hanging="360"/>
+      </w:pPr>
+      <w:rPr>
+        <w:rFonts w:ascii="Wingdings" w:hAnsi="Wingdings" w:hint="default"/>
+        <w:sz w:val="20"/>
+      </w:rPr>
+    </w:lvl>
+  </w:abstractNum>
+  <w:num w:numId="1" w16cid:durableId="1804762466">
+    <w:abstractNumId w:val="15"/>
+  </w:num>
+  <w:num w:numId="2" w16cid:durableId="593633862">
+    <w:abstractNumId w:val="12"/>
+  </w:num>
+  <w:num w:numId="3" w16cid:durableId="774253204">
+    <w:abstractNumId w:val="4"/>
+  </w:num>
+  <w:num w:numId="4" w16cid:durableId="1443960369">
+    <w:abstractNumId w:val="6"/>
+  </w:num>
+  <w:num w:numId="5" w16cid:durableId="1601569663">
+    <w:abstractNumId w:val="0"/>
+  </w:num>
+  <w:num w:numId="6" w16cid:durableId="1136484421">
+    <w:abstractNumId w:val="7"/>
+  </w:num>
+  <w:num w:numId="7" w16cid:durableId="662858374">
+    <w:abstractNumId w:val="1"/>
+  </w:num>
+  <w:num w:numId="8" w16cid:durableId="1209955999">
+    <w:abstractNumId w:val="14"/>
+  </w:num>
+  <w:num w:numId="9" w16cid:durableId="1140148837">
+    <w:abstractNumId w:val="2"/>
+  </w:num>
+  <w:num w:numId="10" w16cid:durableId="1644961863">
+    <w:abstractNumId w:val="10"/>
+  </w:num>
+  <w:num w:numId="11" w16cid:durableId="1759982537">
+    <w:abstractNumId w:val="16"/>
+  </w:num>
+  <w:num w:numId="12" w16cid:durableId="1869751800">
+    <w:abstractNumId w:val="9"/>
+  </w:num>
+  <w:num w:numId="13" w16cid:durableId="2067532423">
+    <w:abstractNumId w:val="8"/>
+  </w:num>
+  <w:num w:numId="14" w16cid:durableId="1089690280">
+    <w:abstractNumId w:val="3"/>
+  </w:num>
+  <w:num w:numId="15" w16cid:durableId="1782068306">
+    <w:abstractNumId w:val="5"/>
+  </w:num>
+  <w:num w:numId="16" w16cid:durableId="2097315330">
+    <w:abstractNumId w:val="13"/>
+  </w:num>
+  <w:num w:numId="17" w16cid:durableId="87504450">
+    <w:abstractNumId w:val="11"/>
+  </w:num>
+</w:numbering>
 </file>
 
 <file path=word/styles.xml><?xml version="1.0" encoding="utf-8"?>
